--- a/documents/Final Report/Final_Report.docx
+++ b/documents/Final Report/Final_Report.docx
@@ -8614,6 +8614,8 @@
             <w:r>
               <w:rPr>
                 <w:b/>
+                <w:bCs w:val="false"/>
+                <w:iCs w:val="false"/>
                 <w:kern w:val="0"/>
                 <w:szCs w:val="22"/>
                 <w:lang w:val="en-US" w:eastAsia="en-US" w:bidi="ar-SA"/>
@@ -8623,6 +8625,8 @@
             <w:r>
               <w:rPr>
                 <w:b/>
+                <w:bCs w:val="false"/>
+                <w:iCs w:val="false"/>
                 <w:kern w:val="0"/>
                 <w:szCs w:val="22"/>
                 <w:lang w:val="en-US" w:eastAsia="en-US" w:bidi="ar-SA"/>
@@ -8658,6 +8662,8 @@
             <w:r>
               <w:rPr>
                 <w:b/>
+                <w:bCs w:val="false"/>
+                <w:iCs w:val="false"/>
                 <w:kern w:val="0"/>
                 <w:szCs w:val="22"/>
                 <w:lang w:val="en-US" w:eastAsia="en-US" w:bidi="ar-SA"/>
@@ -8693,6 +8699,8 @@
             <w:r>
               <w:rPr>
                 <w:b/>
+                <w:bCs w:val="false"/>
+                <w:iCs w:val="false"/>
                 <w:kern w:val="0"/>
                 <w:szCs w:val="22"/>
                 <w:lang w:val="en-US" w:eastAsia="en-US" w:bidi="ar-SA"/>
@@ -8734,6 +8742,8 @@
             </w:pPr>
             <w:r>
               <w:rPr>
+                <w:bCs w:val="false"/>
+                <w:iCs w:val="false"/>
                 <w:kern w:val="0"/>
                 <w:szCs w:val="22"/>
                 <w:lang w:val="en-US" w:eastAsia="en-US" w:bidi="ar-SA"/>
@@ -8773,6 +8783,7 @@
             <w:r>
               <w:rPr>
                 <w:rStyle w:val="Strong"/>
+                <w:iCs w:val="false"/>
                 <w:kern w:val="0"/>
                 <w:szCs w:val="22"/>
                 <w:lang w:val="en-US" w:eastAsia="en-US" w:bidi="ar-SA"/>
@@ -8812,6 +8823,8 @@
             </w:pPr>
             <w:r>
               <w:rPr>
+                <w:bCs w:val="false"/>
+                <w:iCs w:val="false"/>
                 <w:kern w:val="0"/>
                 <w:szCs w:val="22"/>
                 <w:lang w:val="en-US" w:eastAsia="en-US" w:bidi="ar-SA"/>
@@ -8821,6 +8834,8 @@
             <w:r>
               <w:rPr>
                 <w:rStyle w:val="Textesource"/>
+                <w:bCs w:val="false"/>
+                <w:iCs w:val="false"/>
                 <w:kern w:val="0"/>
                 <w:szCs w:val="22"/>
                 <w:lang w:val="en-US" w:eastAsia="en-US" w:bidi="ar-SA"/>
@@ -8829,6 +8844,8 @@
             </w:r>
             <w:r>
               <w:rPr>
+                <w:bCs w:val="false"/>
+                <w:iCs w:val="false"/>
                 <w:kern w:val="0"/>
                 <w:szCs w:val="22"/>
                 <w:lang w:val="en-US" w:eastAsia="en-US" w:bidi="ar-SA"/>
@@ -8870,6 +8887,8 @@
             </w:pPr>
             <w:r>
               <w:rPr>
+                <w:bCs w:val="false"/>
+                <w:iCs w:val="false"/>
                 <w:kern w:val="0"/>
                 <w:szCs w:val="22"/>
                 <w:lang w:val="en-US" w:eastAsia="en-US" w:bidi="ar-SA"/>
@@ -8909,6 +8928,7 @@
             <w:r>
               <w:rPr>
                 <w:rStyle w:val="Strong"/>
+                <w:iCs w:val="false"/>
                 <w:kern w:val="0"/>
                 <w:szCs w:val="22"/>
                 <w:lang w:val="en-US" w:eastAsia="en-US" w:bidi="ar-SA"/>
@@ -8947,6 +8967,8 @@
             </w:pPr>
             <w:r>
               <w:rPr>
+                <w:bCs w:val="false"/>
+                <w:iCs w:val="false"/>
                 <w:kern w:val="0"/>
                 <w:szCs w:val="22"/>
                 <w:lang w:val="en-US" w:eastAsia="en-US" w:bidi="ar-SA"/>
@@ -8956,6 +8978,8 @@
             <w:r>
               <w:rPr>
                 <w:rStyle w:val="Textesource"/>
+                <w:bCs w:val="false"/>
+                <w:iCs w:val="false"/>
                 <w:kern w:val="0"/>
                 <w:szCs w:val="22"/>
                 <w:lang w:val="en-US" w:eastAsia="en-US" w:bidi="ar-SA"/>
@@ -8964,6 +8988,8 @@
             </w:r>
             <w:r>
               <w:rPr>
+                <w:bCs w:val="false"/>
+                <w:iCs w:val="false"/>
                 <w:kern w:val="0"/>
                 <w:szCs w:val="22"/>
                 <w:lang w:val="en-US" w:eastAsia="en-US" w:bidi="ar-SA"/>
@@ -9005,6 +9031,8 @@
             </w:pPr>
             <w:r>
               <w:rPr>
+                <w:bCs w:val="false"/>
+                <w:iCs w:val="false"/>
                 <w:kern w:val="0"/>
                 <w:szCs w:val="22"/>
                 <w:lang w:val="en-US" w:eastAsia="en-US" w:bidi="ar-SA"/>
@@ -9044,6 +9072,7 @@
             <w:r>
               <w:rPr>
                 <w:rStyle w:val="Strong"/>
+                <w:iCs w:val="false"/>
                 <w:kern w:val="0"/>
                 <w:szCs w:val="22"/>
                 <w:lang w:val="en-US" w:eastAsia="en-US" w:bidi="ar-SA"/>
@@ -9083,6 +9112,7 @@
             <w:r>
               <w:rPr>
                 <w:rStyle w:val="Strong"/>
+                <w:iCs w:val="false"/>
                 <w:kern w:val="0"/>
                 <w:szCs w:val="22"/>
                 <w:lang w:val="en-US" w:eastAsia="en-US" w:bidi="ar-SA"/>
@@ -9091,6 +9121,8 @@
             </w:r>
             <w:r>
               <w:rPr>
+                <w:bCs w:val="false"/>
+                <w:iCs w:val="false"/>
                 <w:kern w:val="0"/>
                 <w:szCs w:val="22"/>
                 <w:lang w:val="en-US" w:eastAsia="en-US" w:bidi="ar-SA"/>
@@ -9132,6 +9164,8 @@
             </w:pPr>
             <w:r>
               <w:rPr>
+                <w:bCs w:val="false"/>
+                <w:iCs w:val="false"/>
                 <w:kern w:val="0"/>
                 <w:szCs w:val="22"/>
                 <w:lang w:val="en-US" w:eastAsia="en-US" w:bidi="ar-SA"/>
@@ -9171,6 +9205,7 @@
             <w:r>
               <w:rPr>
                 <w:rStyle w:val="Strong"/>
+                <w:iCs w:val="false"/>
                 <w:kern w:val="0"/>
                 <w:szCs w:val="22"/>
                 <w:lang w:val="en-US" w:eastAsia="en-US" w:bidi="ar-SA"/>
@@ -9180,6 +9215,7 @@
             <w:r>
               <w:rPr>
                 <w:rStyle w:val="Strong"/>
+                <w:iCs w:val="false"/>
                 <w:kern w:val="0"/>
                 <w:szCs w:val="22"/>
                 <w:lang w:val="en-US" w:eastAsia="en-US" w:bidi="ar-SA"/>
@@ -9218,6 +9254,8 @@
             </w:pPr>
             <w:r>
               <w:rPr>
+                <w:bCs w:val="false"/>
+                <w:iCs w:val="false"/>
                 <w:kern w:val="0"/>
                 <w:szCs w:val="22"/>
                 <w:lang w:val="en-US" w:eastAsia="en-US" w:bidi="ar-SA"/>
@@ -9227,6 +9265,7 @@
             <w:r>
               <w:rPr>
                 <w:rStyle w:val="Strong"/>
+                <w:iCs w:val="false"/>
                 <w:kern w:val="0"/>
                 <w:szCs w:val="22"/>
                 <w:lang w:val="en-US" w:eastAsia="en-US" w:bidi="ar-SA"/>
@@ -9235,6 +9274,8 @@
             </w:r>
             <w:r>
               <w:rPr>
+                <w:bCs w:val="false"/>
+                <w:iCs w:val="false"/>
                 <w:kern w:val="0"/>
                 <w:szCs w:val="22"/>
                 <w:lang w:val="en-US" w:eastAsia="en-US" w:bidi="ar-SA"/>
@@ -9244,6 +9285,8 @@
             <w:r>
               <w:rPr>
                 <w:rStyle w:val="Textesource"/>
+                <w:bCs w:val="false"/>
+                <w:iCs w:val="false"/>
                 <w:kern w:val="0"/>
                 <w:szCs w:val="22"/>
                 <w:lang w:val="en-US" w:eastAsia="en-US" w:bidi="ar-SA"/>
@@ -9252,6 +9295,8 @@
             </w:r>
             <w:r>
               <w:rPr>
+                <w:bCs w:val="false"/>
+                <w:iCs w:val="false"/>
                 <w:kern w:val="0"/>
                 <w:szCs w:val="22"/>
                 <w:lang w:val="en-US" w:eastAsia="en-US" w:bidi="ar-SA"/>
@@ -9261,6 +9306,8 @@
             <w:r>
               <w:rPr>
                 <w:rStyle w:val="Textesource"/>
+                <w:bCs w:val="false"/>
+                <w:iCs w:val="false"/>
                 <w:kern w:val="0"/>
                 <w:szCs w:val="22"/>
                 <w:lang w:val="en-US" w:eastAsia="en-US" w:bidi="ar-SA"/>
@@ -9269,6 +9316,8 @@
             </w:r>
             <w:r>
               <w:rPr>
+                <w:bCs w:val="false"/>
+                <w:iCs w:val="false"/>
                 <w:kern w:val="0"/>
                 <w:szCs w:val="22"/>
                 <w:lang w:val="en-US" w:eastAsia="en-US" w:bidi="ar-SA"/>
@@ -9310,6 +9359,8 @@
             </w:pPr>
             <w:r>
               <w:rPr>
+                <w:bCs w:val="false"/>
+                <w:iCs w:val="false"/>
                 <w:kern w:val="0"/>
                 <w:szCs w:val="22"/>
                 <w:lang w:val="en-US" w:eastAsia="en-US" w:bidi="ar-SA"/>
@@ -9349,6 +9400,8 @@
             <w:r>
               <w:rPr>
                 <w:rStyle w:val="Strong"/>
+                <w:iCs w:val="false"/>
+                <w:szCs w:val="24"/>
               </w:rPr>
               <w:t>Hardware Interface (Real Driver)</w:t>
             </w:r>
@@ -9384,6 +9437,8 @@
             </w:pPr>
             <w:r>
               <w:rPr>
+                <w:bCs w:val="false"/>
+                <w:iCs w:val="false"/>
                 <w:kern w:val="0"/>
                 <w:szCs w:val="22"/>
                 <w:lang w:val="en-US" w:eastAsia="en-US" w:bidi="ar-SA"/>
@@ -9393,6 +9448,8 @@
             <w:r>
               <w:rPr>
                 <w:rStyle w:val="Textesource"/>
+                <w:bCs w:val="false"/>
+                <w:iCs w:val="false"/>
                 <w:kern w:val="0"/>
                 <w:szCs w:val="22"/>
                 <w:lang w:val="en-US" w:eastAsia="en-US" w:bidi="ar-SA"/>
@@ -9401,6 +9458,8 @@
             </w:r>
             <w:r>
               <w:rPr>
+                <w:bCs w:val="false"/>
+                <w:iCs w:val="false"/>
                 <w:kern w:val="0"/>
                 <w:szCs w:val="22"/>
                 <w:lang w:val="en-US" w:eastAsia="en-US" w:bidi="ar-SA"/>
@@ -9436,18 +9495,24 @@
               <w:suppressAutoHyphens w:val="true"/>
               <w:spacing w:before="0" w:after="120"/>
               <w:rPr>
-                <w:kern w:val="0"/>
-                <w:szCs w:val="22"/>
-                <w:lang w:val="en-US" w:eastAsia="en-US" w:bidi="ar-SA"/>
-              </w:rPr>
-            </w:pPr>
-            <w:r>
-              <w:rPr>
-                <w:rStyle w:val="Textesource"/>
                 <w:b w:val="false"/>
                 <w:bCs w:val="false"/>
-                <w:kern w:val="0"/>
-                <w:szCs w:val="22"/>
+                <w:i w:val="false"/>
+                <w:iCs w:val="false"/>
+                <w:kern w:val="0"/>
+                <w:sz w:val="24"/>
+                <w:szCs w:val="24"/>
+                <w:lang w:val="en-US" w:eastAsia="en-US" w:bidi="ar-SA"/>
+              </w:rPr>
+            </w:pPr>
+            <w:r>
+              <w:rPr>
+                <w:rStyle w:val="Strong"/>
+                <w:b w:val="false"/>
+                <w:bCs w:val="false"/>
+                <w:iCs w:val="false"/>
+                <w:kern w:val="0"/>
+                <w:szCs w:val="24"/>
                 <w:lang w:val="en-US" w:eastAsia="en-US" w:bidi="ar-SA"/>
               </w:rPr>
               <w:t>meshtastic_comm.py</w:t>
@@ -9484,8 +9549,9 @@
             <w:r>
               <w:rPr>
                 <w:rStyle w:val="Strong"/>
-                <w:kern w:val="0"/>
-                <w:szCs w:val="22"/>
+                <w:iCs w:val="false"/>
+                <w:kern w:val="0"/>
+                <w:szCs w:val="24"/>
                 <w:lang w:val="en-US" w:eastAsia="en-US" w:bidi="ar-SA"/>
               </w:rPr>
               <w:t>Simulation Interface (Mock)</w:t>
@@ -9521,8 +9587,10 @@
             </w:pPr>
             <w:r>
               <w:rPr>
-                <w:kern w:val="0"/>
-                <w:szCs w:val="22"/>
+                <w:bCs w:val="false"/>
+                <w:iCs w:val="false"/>
+                <w:kern w:val="0"/>
+                <w:szCs w:val="24"/>
                 <w:lang w:val="en-US" w:eastAsia="en-US" w:bidi="ar-SA"/>
               </w:rPr>
               <w:t>Simulates the LoRa interface via the console. Allows testing the entire server logic without connected hardware, using the keyboard as input and screen as output.</w:t>
@@ -9562,6 +9630,8 @@
             </w:pPr>
             <w:r>
               <w:rPr>
+                <w:bCs w:val="false"/>
+                <w:iCs w:val="false"/>
                 <w:kern w:val="0"/>
                 <w:szCs w:val="22"/>
                 <w:lang w:val="en-US" w:eastAsia="en-US" w:bidi="ar-SA"/>
@@ -9601,6 +9671,7 @@
             <w:r>
               <w:rPr>
                 <w:rStyle w:val="Strong"/>
+                <w:iCs w:val="false"/>
                 <w:kern w:val="0"/>
                 <w:szCs w:val="22"/>
                 <w:lang w:val="en-US" w:eastAsia="en-US" w:bidi="ar-SA"/>
@@ -9609,6 +9680,8 @@
             </w:r>
             <w:r>
               <w:rPr>
+                <w:bCs w:val="false"/>
+                <w:iCs w:val="false"/>
                 <w:kern w:val="0"/>
                 <w:szCs w:val="22"/>
                 <w:lang w:val="en-US" w:eastAsia="en-US" w:bidi="ar-SA"/>
@@ -9647,6 +9720,8 @@
             </w:pPr>
             <w:r>
               <w:rPr>
+                <w:bCs w:val="false"/>
+                <w:iCs w:val="false"/>
                 <w:kern w:val="0"/>
                 <w:szCs w:val="22"/>
                 <w:lang w:val="en-US" w:eastAsia="en-US" w:bidi="ar-SA"/>
@@ -9688,6 +9763,8 @@
             </w:pPr>
             <w:r>
               <w:rPr>
+                <w:bCs w:val="false"/>
+                <w:iCs w:val="false"/>
                 <w:kern w:val="0"/>
                 <w:szCs w:val="22"/>
                 <w:lang w:val="en-US" w:eastAsia="en-US" w:bidi="ar-SA"/>
@@ -9727,6 +9804,7 @@
             <w:r>
               <w:rPr>
                 <w:rStyle w:val="Strong"/>
+                <w:iCs w:val="false"/>
                 <w:kern w:val="0"/>
                 <w:szCs w:val="22"/>
                 <w:lang w:val="en-US" w:eastAsia="en-US" w:bidi="ar-SA"/>
@@ -9765,6 +9843,8 @@
             </w:pPr>
             <w:r>
               <w:rPr>
+                <w:bCs w:val="false"/>
+                <w:iCs w:val="false"/>
                 <w:kern w:val="0"/>
                 <w:szCs w:val="22"/>
                 <w:lang w:val="en-US" w:eastAsia="en-US" w:bidi="ar-SA"/>
@@ -9806,6 +9886,8 @@
             </w:pPr>
             <w:r>
               <w:rPr>
+                <w:bCs w:val="false"/>
+                <w:iCs w:val="false"/>
                 <w:kern w:val="0"/>
                 <w:szCs w:val="22"/>
                 <w:lang w:val="en-US" w:eastAsia="en-US" w:bidi="ar-SA"/>
@@ -9845,6 +9927,7 @@
             <w:r>
               <w:rPr>
                 <w:rStyle w:val="Strong"/>
+                <w:iCs w:val="false"/>
                 <w:kern w:val="0"/>
                 <w:szCs w:val="22"/>
                 <w:lang w:val="en-US" w:eastAsia="en-US" w:bidi="ar-SA"/>
@@ -9883,6 +9966,8 @@
             </w:pPr>
             <w:r>
               <w:rPr>
+                <w:bCs w:val="false"/>
+                <w:iCs w:val="false"/>
                 <w:kern w:val="0"/>
                 <w:szCs w:val="22"/>
                 <w:lang w:val="en-US" w:eastAsia="en-US" w:bidi="ar-SA"/>
@@ -9892,6 +9977,8 @@
             <w:r>
               <w:rPr>
                 <w:rStyle w:val="Textesource"/>
+                <w:bCs w:val="false"/>
+                <w:iCs w:val="false"/>
                 <w:kern w:val="0"/>
                 <w:szCs w:val="22"/>
                 <w:lang w:val="en-US" w:eastAsia="en-US" w:bidi="ar-SA"/>
@@ -9900,6 +9987,8 @@
             </w:r>
             <w:r>
               <w:rPr>
+                <w:bCs w:val="false"/>
+                <w:iCs w:val="false"/>
                 <w:kern w:val="0"/>
                 <w:szCs w:val="22"/>
                 <w:lang w:val="en-US" w:eastAsia="en-US" w:bidi="ar-SA"/>
@@ -9944,82 +10033,180 @@
     </w:p>
     <w:tbl>
       <w:tblPr>
-        <w:tblW w:w="9412" w:type="dxa"/>
+        <w:tblW w:w="5000" w:type="pct"/>
         <w:jc w:val="left"/>
-        <w:tblInd w:w="0" w:type="dxa"/>
+        <w:tblInd w:w="-5" w:type="dxa"/>
         <w:tblLayout w:type="fixed"/>
         <w:tblCellMar>
-          <w:top w:w="28" w:type="dxa"/>
-          <w:left w:w="28" w:type="dxa"/>
-          <w:bottom w:w="28" w:type="dxa"/>
-          <w:right w:w="28" w:type="dxa"/>
+          <w:top w:w="55" w:type="dxa"/>
+          <w:left w:w="55" w:type="dxa"/>
+          <w:bottom w:w="55" w:type="dxa"/>
+          <w:right w:w="55" w:type="dxa"/>
         </w:tblCellMar>
       </w:tblPr>
       <w:tblGrid>
-        <w:gridCol w:w="1246"/>
-        <w:gridCol w:w="4242"/>
-        <w:gridCol w:w="3924"/>
+        <w:gridCol w:w="3137"/>
+        <w:gridCol w:w="3137"/>
+        <w:gridCol w:w="3138"/>
       </w:tblGrid>
       <w:tr>
         <w:trPr>
           <w:tblHeader w:val="true"/>
+          <w:trHeight w:val="684" w:hRule="atLeast"/>
         </w:trPr>
         <w:tc>
           <w:tcPr>
-            <w:tcW w:w="1246" w:type="dxa"/>
-            <w:tcBorders/>
-            <w:vAlign w:val="center"/>
+            <w:tcW w:w="3137" w:type="dxa"/>
+            <w:tcBorders>
+              <w:top w:val="single" w:sz="4" w:space="0" w:color="000000"/>
+              <w:left w:val="single" w:sz="4" w:space="0" w:color="000000"/>
+              <w:bottom w:val="single" w:sz="4" w:space="0" w:color="000000"/>
+            </w:tcBorders>
+            <w:shd w:fill="EAF2FF" w:val="clear"/>
           </w:tcPr>
           <w:p>
             <w:pPr>
               <w:pStyle w:val="Titredetableau"/>
-              <w:suppressLineNumbers/>
-              <w:spacing w:before="0" w:after="120"/>
-              <w:jc w:val="center"/>
-              <w:rPr/>
-            </w:pPr>
-            <w:r>
-              <w:rPr/>
+              <w:spacing w:before="0" w:after="120"/>
+              <w:jc w:val="left"/>
+              <w:rPr>
+                <w:rFonts w:ascii="Liberation Serif" w:hAnsi="Liberation Serif"/>
+                <w:b/>
+                <w:bCs/>
+                <w:i w:val="false"/>
+                <w:i w:val="false"/>
+                <w:iCs w:val="false"/>
+                <w:strike w:val="false"/>
+                <w:dstrike w:val="false"/>
+                <w:outline w:val="false"/>
+                <w:shadow w:val="false"/>
+                <w:color w:val="000000"/>
+                <w:sz w:val="24"/>
+                <w:szCs w:val="24"/>
+                <w:u w:val="none"/>
+              </w:rPr>
+            </w:pPr>
+            <w:r>
+              <w:rPr>
+                <w:rFonts w:ascii="Liberation Serif" w:hAnsi="Liberation Serif"/>
+                <w:b/>
+                <w:bCs/>
+                <w:i w:val="false"/>
+                <w:iCs w:val="false"/>
+                <w:strike w:val="false"/>
+                <w:dstrike w:val="false"/>
+                <w:outline w:val="false"/>
+                <w:shadow w:val="false"/>
+                <w:color w:val="000000"/>
+                <w:sz w:val="24"/>
+                <w:szCs w:val="24"/>
+                <w:u w:val="none"/>
+              </w:rPr>
               <w:t>Team Member</w:t>
             </w:r>
           </w:p>
         </w:tc>
         <w:tc>
           <w:tcPr>
-            <w:tcW w:w="4242" w:type="dxa"/>
-            <w:tcBorders/>
-            <w:vAlign w:val="center"/>
+            <w:tcW w:w="3137" w:type="dxa"/>
+            <w:tcBorders>
+              <w:top w:val="single" w:sz="4" w:space="0" w:color="000000"/>
+              <w:left w:val="single" w:sz="4" w:space="0" w:color="000000"/>
+              <w:bottom w:val="single" w:sz="4" w:space="0" w:color="000000"/>
+            </w:tcBorders>
+            <w:shd w:fill="EAF2FF" w:val="clear"/>
           </w:tcPr>
           <w:p>
             <w:pPr>
               <w:pStyle w:val="Titredetableau"/>
-              <w:suppressLineNumbers/>
-              <w:spacing w:before="0" w:after="120"/>
-              <w:jc w:val="center"/>
-              <w:rPr/>
-            </w:pPr>
-            <w:r>
-              <w:rPr/>
+              <w:spacing w:before="0" w:after="120"/>
+              <w:jc w:val="left"/>
+              <w:rPr>
+                <w:rFonts w:ascii="Liberation Serif" w:hAnsi="Liberation Serif"/>
+                <w:b/>
+                <w:bCs/>
+                <w:i w:val="false"/>
+                <w:i w:val="false"/>
+                <w:iCs w:val="false"/>
+                <w:strike w:val="false"/>
+                <w:dstrike w:val="false"/>
+                <w:outline w:val="false"/>
+                <w:shadow w:val="false"/>
+                <w:color w:val="000000"/>
+                <w:sz w:val="24"/>
+                <w:szCs w:val="24"/>
+                <w:u w:val="none"/>
+              </w:rPr>
+            </w:pPr>
+            <w:r>
+              <w:rPr>
+                <w:rFonts w:ascii="Liberation Serif" w:hAnsi="Liberation Serif"/>
+                <w:b/>
+                <w:bCs/>
+                <w:i w:val="false"/>
+                <w:iCs w:val="false"/>
+                <w:strike w:val="false"/>
+                <w:dstrike w:val="false"/>
+                <w:outline w:val="false"/>
+                <w:shadow w:val="false"/>
+                <w:color w:val="000000"/>
+                <w:sz w:val="24"/>
+                <w:szCs w:val="24"/>
+                <w:u w:val="none"/>
+              </w:rPr>
               <w:t>Main Contributions</w:t>
             </w:r>
           </w:p>
         </w:tc>
         <w:tc>
           <w:tcPr>
-            <w:tcW w:w="3924" w:type="dxa"/>
-            <w:tcBorders/>
-            <w:vAlign w:val="center"/>
+            <w:tcW w:w="3138" w:type="dxa"/>
+            <w:tcBorders>
+              <w:top w:val="single" w:sz="4" w:space="0" w:color="000000"/>
+              <w:left w:val="single" w:sz="4" w:space="0" w:color="000000"/>
+              <w:bottom w:val="single" w:sz="4" w:space="0" w:color="000000"/>
+              <w:right w:val="single" w:sz="4" w:space="0" w:color="000000"/>
+            </w:tcBorders>
+            <w:shd w:fill="EAF2FF" w:val="clear"/>
           </w:tcPr>
           <w:p>
             <w:pPr>
               <w:pStyle w:val="Titredetableau"/>
-              <w:suppressLineNumbers/>
-              <w:spacing w:before="0" w:after="120"/>
-              <w:jc w:val="center"/>
-              <w:rPr/>
-            </w:pPr>
-            <w:r>
-              <w:rPr/>
+              <w:spacing w:before="0" w:after="120"/>
+              <w:jc w:val="left"/>
+              <w:rPr>
+                <w:rFonts w:ascii="Liberation Serif" w:hAnsi="Liberation Serif"/>
+                <w:b/>
+                <w:bCs/>
+                <w:i w:val="false"/>
+                <w:i w:val="false"/>
+                <w:iCs w:val="false"/>
+                <w:strike w:val="false"/>
+                <w:dstrike w:val="false"/>
+                <w:outline w:val="false"/>
+                <w:shadow w:val="false"/>
+                <w:color w:val="000000"/>
+                <w:sz w:val="24"/>
+                <w:szCs w:val="24"/>
+                <w:u w:val="none"/>
+              </w:rPr>
+            </w:pPr>
+            <w:r>
+              <w:rPr>
+                <w:rFonts w:ascii="Liberation Serif" w:hAnsi="Liberation Serif"/>
+                <w:b/>
+                <w:bCs/>
+                <w:i w:val="false"/>
+                <w:iCs w:val="false"/>
+                <w:strike w:val="false"/>
+                <w:dstrike w:val="false"/>
+                <w:outline w:val="false"/>
+                <w:shadow w:val="false"/>
+                <w:color w:val="000000"/>
+                <w:sz w:val="24"/>
+                <w:szCs w:val="24"/>
+                <w:u w:val="none"/>
+              </w:rPr>
               <w:t>Main Files</w:t>
             </w:r>
           </w:p>
@@ -10029,21 +10216,48 @@
         <w:trPr/>
         <w:tc>
           <w:tcPr>
-            <w:tcW w:w="1246" w:type="dxa"/>
-            <w:tcBorders/>
-            <w:vAlign w:val="center"/>
+            <w:tcW w:w="3137" w:type="dxa"/>
+            <w:tcBorders>
+              <w:left w:val="single" w:sz="4" w:space="0" w:color="000000"/>
+              <w:bottom w:val="single" w:sz="4" w:space="0" w:color="000000"/>
+            </w:tcBorders>
           </w:tcPr>
           <w:p>
             <w:pPr>
               <w:pStyle w:val="Contenudetableau"/>
-              <w:widowControl w:val="false"/>
-              <w:suppressLineNumbers/>
-              <w:spacing w:before="0" w:after="120"/>
-              <w:rPr/>
+              <w:spacing w:before="0" w:after="120"/>
+              <w:jc w:val="left"/>
+              <w:rPr>
+                <w:rFonts w:ascii="Liberation Serif" w:hAnsi="Liberation Serif"/>
+                <w:b w:val="false"/>
+                <w:bCs w:val="false"/>
+                <w:i w:val="false"/>
+                <w:i w:val="false"/>
+                <w:iCs w:val="false"/>
+                <w:strike w:val="false"/>
+                <w:dstrike w:val="false"/>
+                <w:outline w:val="false"/>
+                <w:shadow w:val="false"/>
+                <w:color w:val="000000"/>
+                <w:sz w:val="24"/>
+                <w:szCs w:val="24"/>
+                <w:u w:val="none"/>
+              </w:rPr>
             </w:pPr>
             <w:r>
               <w:rPr>
                 <w:rStyle w:val="Strong"/>
+                <w:rFonts w:ascii="Liberation Serif" w:hAnsi="Liberation Serif"/>
+                <w:i w:val="false"/>
+                <w:iCs w:val="false"/>
+                <w:strike w:val="false"/>
+                <w:dstrike w:val="false"/>
+                <w:outline w:val="false"/>
+                <w:shadow w:val="false"/>
+                <w:color w:val="000000"/>
+                <w:sz w:val="24"/>
+                <w:szCs w:val="24"/>
+                <w:u w:val="none"/>
               </w:rPr>
               <w:t>Adam TAWFIK</w:t>
             </w:r>
@@ -10051,71 +10265,212 @@
         </w:tc>
         <w:tc>
           <w:tcPr>
-            <w:tcW w:w="4242" w:type="dxa"/>
-            <w:tcBorders/>
-            <w:vAlign w:val="center"/>
+            <w:tcW w:w="3137" w:type="dxa"/>
+            <w:tcBorders>
+              <w:left w:val="single" w:sz="4" w:space="0" w:color="000000"/>
+              <w:bottom w:val="single" w:sz="4" w:space="0" w:color="000000"/>
+            </w:tcBorders>
           </w:tcPr>
           <w:p>
             <w:pPr>
               <w:pStyle w:val="Contenudetableau"/>
-              <w:widowControl w:val="false"/>
-              <w:suppressLineNumbers/>
-              <w:spacing w:before="0" w:after="120"/>
-              <w:rPr/>
-            </w:pPr>
-            <w:r>
-              <w:rPr/>
+              <w:spacing w:before="0" w:after="120"/>
+              <w:jc w:val="left"/>
+              <w:rPr>
+                <w:rFonts w:ascii="Liberation Serif" w:hAnsi="Liberation Serif"/>
+                <w:b w:val="false"/>
+                <w:bCs w:val="false"/>
+                <w:i w:val="false"/>
+                <w:i w:val="false"/>
+                <w:iCs w:val="false"/>
+                <w:strike w:val="false"/>
+                <w:dstrike w:val="false"/>
+                <w:outline w:val="false"/>
+                <w:shadow w:val="false"/>
+                <w:color w:val="000000"/>
+                <w:sz w:val="24"/>
+                <w:szCs w:val="24"/>
+                <w:u w:val="none"/>
+              </w:rPr>
+            </w:pPr>
+            <w:r>
+              <w:rPr>
+                <w:rFonts w:ascii="Liberation Serif" w:hAnsi="Liberation Serif"/>
+                <w:b w:val="false"/>
+                <w:bCs w:val="false"/>
+                <w:i w:val="false"/>
+                <w:iCs w:val="false"/>
+                <w:strike w:val="false"/>
+                <w:dstrike w:val="false"/>
+                <w:outline w:val="false"/>
+                <w:shadow w:val="false"/>
+                <w:color w:val="000000"/>
+                <w:sz w:val="24"/>
+                <w:szCs w:val="24"/>
+                <w:u w:val="none"/>
+              </w:rPr>
               <w:t>Parsing logic, hardware communication, client-side interaction, main application orchestration</w:t>
             </w:r>
           </w:p>
         </w:tc>
         <w:tc>
           <w:tcPr>
-            <w:tcW w:w="3924" w:type="dxa"/>
-            <w:tcBorders/>
-            <w:vAlign w:val="center"/>
+            <w:tcW w:w="3138" w:type="dxa"/>
+            <w:tcBorders>
+              <w:left w:val="single" w:sz="4" w:space="0" w:color="000000"/>
+              <w:bottom w:val="single" w:sz="4" w:space="0" w:color="000000"/>
+              <w:right w:val="single" w:sz="4" w:space="0" w:color="000000"/>
+            </w:tcBorders>
           </w:tcPr>
           <w:p>
             <w:pPr>
               <w:pStyle w:val="Contenudetableau"/>
-              <w:widowControl w:val="false"/>
-              <w:suppressLineNumbers/>
-              <w:spacing w:before="0" w:after="120"/>
-              <w:rPr/>
+              <w:spacing w:before="0" w:after="120"/>
+              <w:jc w:val="left"/>
+              <w:rPr>
+                <w:rFonts w:ascii="Liberation Serif" w:hAnsi="Liberation Serif"/>
+                <w:b w:val="false"/>
+                <w:bCs w:val="false"/>
+                <w:i w:val="false"/>
+                <w:i w:val="false"/>
+                <w:iCs w:val="false"/>
+                <w:strike w:val="false"/>
+                <w:dstrike w:val="false"/>
+                <w:outline w:val="false"/>
+                <w:shadow w:val="false"/>
+                <w:color w:val="000000"/>
+                <w:sz w:val="24"/>
+                <w:szCs w:val="24"/>
+                <w:u w:val="none"/>
+              </w:rPr>
             </w:pPr>
             <w:r>
               <w:rPr>
                 <w:rStyle w:val="Textesource"/>
+                <w:rFonts w:ascii="Liberation Serif" w:hAnsi="Liberation Serif"/>
+                <w:b w:val="false"/>
+                <w:bCs w:val="false"/>
+                <w:i w:val="false"/>
+                <w:iCs w:val="false"/>
+                <w:strike w:val="false"/>
+                <w:dstrike w:val="false"/>
+                <w:outline w:val="false"/>
+                <w:shadow w:val="false"/>
+                <w:color w:val="000000"/>
+                <w:sz w:val="24"/>
+                <w:szCs w:val="24"/>
+                <w:u w:val="none"/>
               </w:rPr>
               <w:t>parser.py</w:t>
             </w:r>
             <w:r>
-              <w:rPr/>
+              <w:rPr>
+                <w:rFonts w:ascii="Liberation Serif" w:hAnsi="Liberation Serif"/>
+                <w:b w:val="false"/>
+                <w:bCs w:val="false"/>
+                <w:i w:val="false"/>
+                <w:iCs w:val="false"/>
+                <w:strike w:val="false"/>
+                <w:dstrike w:val="false"/>
+                <w:outline w:val="false"/>
+                <w:shadow w:val="false"/>
+                <w:color w:val="000000"/>
+                <w:sz w:val="24"/>
+                <w:szCs w:val="24"/>
+                <w:u w:val="none"/>
+              </w:rPr>
               <w:t xml:space="preserve">, </w:t>
             </w:r>
             <w:r>
               <w:rPr>
                 <w:rStyle w:val="Textesource"/>
+                <w:rFonts w:ascii="Liberation Serif" w:hAnsi="Liberation Serif"/>
+                <w:b w:val="false"/>
+                <w:bCs w:val="false"/>
+                <w:i w:val="false"/>
+                <w:iCs w:val="false"/>
+                <w:strike w:val="false"/>
+                <w:dstrike w:val="false"/>
+                <w:outline w:val="false"/>
+                <w:shadow w:val="false"/>
+                <w:color w:val="000000"/>
+                <w:sz w:val="24"/>
+                <w:szCs w:val="24"/>
+                <w:u w:val="none"/>
               </w:rPr>
               <w:t>meshtastic_comm_hw.py</w:t>
             </w:r>
             <w:r>
-              <w:rPr/>
+              <w:rPr>
+                <w:rFonts w:ascii="Liberation Serif" w:hAnsi="Liberation Serif"/>
+                <w:b w:val="false"/>
+                <w:bCs w:val="false"/>
+                <w:i w:val="false"/>
+                <w:iCs w:val="false"/>
+                <w:strike w:val="false"/>
+                <w:dstrike w:val="false"/>
+                <w:outline w:val="false"/>
+                <w:shadow w:val="false"/>
+                <w:color w:val="000000"/>
+                <w:sz w:val="24"/>
+                <w:szCs w:val="24"/>
+                <w:u w:val="none"/>
+              </w:rPr>
               <w:t xml:space="preserve">, </w:t>
             </w:r>
             <w:r>
               <w:rPr>
                 <w:rStyle w:val="Textesource"/>
+                <w:rFonts w:ascii="Liberation Serif" w:hAnsi="Liberation Serif"/>
+                <w:b w:val="false"/>
+                <w:bCs w:val="false"/>
+                <w:i w:val="false"/>
+                <w:iCs w:val="false"/>
+                <w:strike w:val="false"/>
+                <w:dstrike w:val="false"/>
+                <w:outline w:val="false"/>
+                <w:shadow w:val="false"/>
+                <w:color w:val="000000"/>
+                <w:sz w:val="24"/>
+                <w:szCs w:val="24"/>
+                <w:u w:val="none"/>
               </w:rPr>
               <w:t>client.py</w:t>
             </w:r>
             <w:r>
-              <w:rPr/>
+              <w:rPr>
+                <w:rFonts w:ascii="Liberation Serif" w:hAnsi="Liberation Serif"/>
+                <w:b w:val="false"/>
+                <w:bCs w:val="false"/>
+                <w:i w:val="false"/>
+                <w:iCs w:val="false"/>
+                <w:strike w:val="false"/>
+                <w:dstrike w:val="false"/>
+                <w:outline w:val="false"/>
+                <w:shadow w:val="false"/>
+                <w:color w:val="000000"/>
+                <w:sz w:val="24"/>
+                <w:szCs w:val="24"/>
+                <w:u w:val="none"/>
+              </w:rPr>
               <w:t xml:space="preserve">, </w:t>
             </w:r>
             <w:r>
               <w:rPr>
                 <w:rStyle w:val="Textesource"/>
+                <w:rFonts w:ascii="Liberation Serif" w:hAnsi="Liberation Serif"/>
+                <w:b w:val="false"/>
+                <w:bCs w:val="false"/>
+                <w:i w:val="false"/>
+                <w:iCs w:val="false"/>
+                <w:strike w:val="false"/>
+                <w:dstrike w:val="false"/>
+                <w:outline w:val="false"/>
+                <w:shadow w:val="false"/>
+                <w:color w:val="000000"/>
+                <w:sz w:val="24"/>
+                <w:szCs w:val="24"/>
+                <w:u w:val="none"/>
               </w:rPr>
               <w:t>main.py</w:t>
             </w:r>
@@ -10126,21 +10481,48 @@
         <w:trPr/>
         <w:tc>
           <w:tcPr>
-            <w:tcW w:w="1246" w:type="dxa"/>
-            <w:tcBorders/>
-            <w:vAlign w:val="center"/>
+            <w:tcW w:w="3137" w:type="dxa"/>
+            <w:tcBorders>
+              <w:left w:val="single" w:sz="4" w:space="0" w:color="000000"/>
+              <w:bottom w:val="single" w:sz="4" w:space="0" w:color="000000"/>
+            </w:tcBorders>
           </w:tcPr>
           <w:p>
             <w:pPr>
               <w:pStyle w:val="Contenudetableau"/>
-              <w:widowControl w:val="false"/>
-              <w:suppressLineNumbers/>
-              <w:spacing w:before="0" w:after="120"/>
-              <w:rPr/>
+              <w:spacing w:before="0" w:after="120"/>
+              <w:jc w:val="left"/>
+              <w:rPr>
+                <w:rFonts w:ascii="Liberation Serif" w:hAnsi="Liberation Serif"/>
+                <w:b w:val="false"/>
+                <w:bCs w:val="false"/>
+                <w:i w:val="false"/>
+                <w:i w:val="false"/>
+                <w:iCs w:val="false"/>
+                <w:strike w:val="false"/>
+                <w:dstrike w:val="false"/>
+                <w:outline w:val="false"/>
+                <w:shadow w:val="false"/>
+                <w:color w:val="000000"/>
+                <w:sz w:val="24"/>
+                <w:szCs w:val="24"/>
+                <w:u w:val="none"/>
+              </w:rPr>
             </w:pPr>
             <w:r>
               <w:rPr>
                 <w:rStyle w:val="Strong"/>
+                <w:rFonts w:ascii="Liberation Serif" w:hAnsi="Liberation Serif"/>
+                <w:i w:val="false"/>
+                <w:iCs w:val="false"/>
+                <w:strike w:val="false"/>
+                <w:dstrike w:val="false"/>
+                <w:outline w:val="false"/>
+                <w:shadow w:val="false"/>
+                <w:color w:val="000000"/>
+                <w:sz w:val="24"/>
+                <w:szCs w:val="24"/>
+                <w:u w:val="none"/>
               </w:rPr>
               <w:t>Arhan UNAY</w:t>
             </w:r>
@@ -10148,81 +10530,249 @@
         </w:tc>
         <w:tc>
           <w:tcPr>
-            <w:tcW w:w="4242" w:type="dxa"/>
-            <w:tcBorders/>
-            <w:vAlign w:val="center"/>
+            <w:tcW w:w="3137" w:type="dxa"/>
+            <w:tcBorders>
+              <w:left w:val="single" w:sz="4" w:space="0" w:color="000000"/>
+              <w:bottom w:val="single" w:sz="4" w:space="0" w:color="000000"/>
+            </w:tcBorders>
           </w:tcPr>
           <w:p>
             <w:pPr>
               <w:pStyle w:val="Contenudetableau"/>
-              <w:widowControl w:val="false"/>
-              <w:suppressLineNumbers/>
-              <w:spacing w:before="0" w:after="120"/>
-              <w:rPr/>
-            </w:pPr>
-            <w:r>
-              <w:rPr/>
-              <w:t>Database layer, room management logic, simulation interface, logging, maintenance utilities</w:t>
-            </w:r>
-          </w:p>
-        </w:tc>
-        <w:tc>
-          <w:tcPr>
-            <w:tcW w:w="3924" w:type="dxa"/>
-            <w:tcBorders/>
-            <w:vAlign w:val="center"/>
+              <w:spacing w:before="0" w:after="120"/>
+              <w:jc w:val="left"/>
+              <w:rPr>
+                <w:rFonts w:ascii="Liberation Serif" w:hAnsi="Liberation Serif"/>
+                <w:b w:val="false"/>
+                <w:bCs w:val="false"/>
+                <w:i w:val="false"/>
+                <w:i w:val="false"/>
+                <w:iCs w:val="false"/>
+                <w:strike w:val="false"/>
+                <w:dstrike w:val="false"/>
+                <w:outline w:val="false"/>
+                <w:shadow w:val="false"/>
+                <w:color w:val="000000"/>
+                <w:sz w:val="24"/>
+                <w:szCs w:val="24"/>
+                <w:u w:val="none"/>
+              </w:rPr>
+            </w:pPr>
+            <w:r>
+              <w:rPr>
+                <w:rFonts w:ascii="Liberation Serif" w:hAnsi="Liberation Serif"/>
+                <w:b w:val="false"/>
+                <w:bCs w:val="false"/>
+                <w:i w:val="false"/>
+                <w:iCs w:val="false"/>
+                <w:strike w:val="false"/>
+                <w:dstrike w:val="false"/>
+                <w:outline w:val="false"/>
+                <w:shadow w:val="false"/>
+                <w:color w:val="000000"/>
+                <w:sz w:val="24"/>
+                <w:szCs w:val="24"/>
+                <w:u w:val="none"/>
+              </w:rPr>
+              <w:t>Database layer, room management logic, simulation interface, logging, maintenance</w:t>
+            </w:r>
+          </w:p>
+        </w:tc>
+        <w:tc>
+          <w:tcPr>
+            <w:tcW w:w="3138" w:type="dxa"/>
+            <w:tcBorders>
+              <w:left w:val="single" w:sz="4" w:space="0" w:color="000000"/>
+              <w:bottom w:val="single" w:sz="4" w:space="0" w:color="000000"/>
+              <w:right w:val="single" w:sz="4" w:space="0" w:color="000000"/>
+            </w:tcBorders>
           </w:tcPr>
           <w:p>
             <w:pPr>
               <w:pStyle w:val="Contenudetableau"/>
-              <w:widowControl w:val="false"/>
-              <w:suppressLineNumbers/>
-              <w:spacing w:before="0" w:after="120"/>
-              <w:rPr/>
+              <w:spacing w:before="0" w:after="120"/>
+              <w:jc w:val="left"/>
+              <w:rPr>
+                <w:rFonts w:ascii="Liberation Serif" w:hAnsi="Liberation Serif"/>
+                <w:b w:val="false"/>
+                <w:bCs w:val="false"/>
+                <w:i w:val="false"/>
+                <w:i w:val="false"/>
+                <w:iCs w:val="false"/>
+                <w:strike w:val="false"/>
+                <w:dstrike w:val="false"/>
+                <w:outline w:val="false"/>
+                <w:shadow w:val="false"/>
+                <w:color w:val="000000"/>
+                <w:sz w:val="24"/>
+                <w:szCs w:val="24"/>
+                <w:u w:val="none"/>
+              </w:rPr>
             </w:pPr>
             <w:r>
               <w:rPr>
                 <w:rStyle w:val="Textesource"/>
+                <w:rFonts w:ascii="Liberation Serif" w:hAnsi="Liberation Serif"/>
+                <w:b w:val="false"/>
+                <w:bCs w:val="false"/>
+                <w:i w:val="false"/>
+                <w:iCs w:val="false"/>
+                <w:strike w:val="false"/>
+                <w:dstrike w:val="false"/>
+                <w:outline w:val="false"/>
+                <w:shadow w:val="false"/>
+                <w:color w:val="000000"/>
+                <w:sz w:val="24"/>
+                <w:szCs w:val="24"/>
+                <w:u w:val="none"/>
               </w:rPr>
               <w:t>database.py</w:t>
             </w:r>
             <w:r>
-              <w:rPr/>
+              <w:rPr>
+                <w:rFonts w:ascii="Liberation Serif" w:hAnsi="Liberation Serif"/>
+                <w:b w:val="false"/>
+                <w:bCs w:val="false"/>
+                <w:i w:val="false"/>
+                <w:iCs w:val="false"/>
+                <w:strike w:val="false"/>
+                <w:dstrike w:val="false"/>
+                <w:outline w:val="false"/>
+                <w:shadow w:val="false"/>
+                <w:color w:val="000000"/>
+                <w:sz w:val="24"/>
+                <w:szCs w:val="24"/>
+                <w:u w:val="none"/>
+              </w:rPr>
               <w:t xml:space="preserve">, </w:t>
             </w:r>
             <w:r>
               <w:rPr>
                 <w:rStyle w:val="Textesource"/>
+                <w:rFonts w:ascii="Liberation Serif" w:hAnsi="Liberation Serif"/>
+                <w:b w:val="false"/>
+                <w:bCs w:val="false"/>
+                <w:i w:val="false"/>
+                <w:iCs w:val="false"/>
+                <w:strike w:val="false"/>
+                <w:dstrike w:val="false"/>
+                <w:outline w:val="false"/>
+                <w:shadow w:val="false"/>
+                <w:color w:val="000000"/>
+                <w:sz w:val="24"/>
+                <w:szCs w:val="24"/>
+                <w:u w:val="none"/>
               </w:rPr>
               <w:t>room_manager.py</w:t>
             </w:r>
             <w:r>
-              <w:rPr/>
+              <w:rPr>
+                <w:rFonts w:ascii="Liberation Serif" w:hAnsi="Liberation Serif"/>
+                <w:b w:val="false"/>
+                <w:bCs w:val="false"/>
+                <w:i w:val="false"/>
+                <w:iCs w:val="false"/>
+                <w:strike w:val="false"/>
+                <w:dstrike w:val="false"/>
+                <w:outline w:val="false"/>
+                <w:shadow w:val="false"/>
+                <w:color w:val="000000"/>
+                <w:sz w:val="24"/>
+                <w:szCs w:val="24"/>
+                <w:u w:val="none"/>
+              </w:rPr>
               <w:t xml:space="preserve">, </w:t>
             </w:r>
             <w:r>
               <w:rPr>
                 <w:rStyle w:val="Textesource"/>
+                <w:rFonts w:ascii="Liberation Serif" w:hAnsi="Liberation Serif"/>
+                <w:b w:val="false"/>
+                <w:bCs w:val="false"/>
+                <w:i w:val="false"/>
+                <w:iCs w:val="false"/>
+                <w:strike w:val="false"/>
+                <w:dstrike w:val="false"/>
+                <w:outline w:val="false"/>
+                <w:shadow w:val="false"/>
+                <w:color w:val="000000"/>
+                <w:sz w:val="24"/>
+                <w:szCs w:val="24"/>
+                <w:u w:val="none"/>
               </w:rPr>
               <w:t>meshtastic_comm.py</w:t>
             </w:r>
             <w:r>
-              <w:rPr/>
+              <w:rPr>
+                <w:rFonts w:ascii="Liberation Serif" w:hAnsi="Liberation Serif"/>
+                <w:b w:val="false"/>
+                <w:bCs w:val="false"/>
+                <w:i w:val="false"/>
+                <w:iCs w:val="false"/>
+                <w:strike w:val="false"/>
+                <w:dstrike w:val="false"/>
+                <w:outline w:val="false"/>
+                <w:shadow w:val="false"/>
+                <w:color w:val="000000"/>
+                <w:sz w:val="24"/>
+                <w:szCs w:val="24"/>
+                <w:u w:val="none"/>
+              </w:rPr>
               <w:t xml:space="preserve">, </w:t>
             </w:r>
             <w:r>
               <w:rPr>
                 <w:rStyle w:val="Textesource"/>
+                <w:rFonts w:ascii="Liberation Serif" w:hAnsi="Liberation Serif"/>
+                <w:b w:val="false"/>
+                <w:bCs w:val="false"/>
+                <w:i w:val="false"/>
+                <w:iCs w:val="false"/>
+                <w:strike w:val="false"/>
+                <w:dstrike w:val="false"/>
+                <w:outline w:val="false"/>
+                <w:shadow w:val="false"/>
+                <w:color w:val="000000"/>
+                <w:sz w:val="24"/>
+                <w:szCs w:val="24"/>
+                <w:u w:val="none"/>
               </w:rPr>
               <w:t>logger.py</w:t>
             </w:r>
             <w:r>
-              <w:rPr/>
+              <w:rPr>
+                <w:rFonts w:ascii="Liberation Serif" w:hAnsi="Liberation Serif"/>
+                <w:b w:val="false"/>
+                <w:bCs w:val="false"/>
+                <w:i w:val="false"/>
+                <w:iCs w:val="false"/>
+                <w:strike w:val="false"/>
+                <w:dstrike w:val="false"/>
+                <w:outline w:val="false"/>
+                <w:shadow w:val="false"/>
+                <w:color w:val="000000"/>
+                <w:sz w:val="24"/>
+                <w:szCs w:val="24"/>
+                <w:u w:val="none"/>
+              </w:rPr>
               <w:t xml:space="preserve">, </w:t>
             </w:r>
             <w:r>
               <w:rPr>
                 <w:rStyle w:val="Textesource"/>
+                <w:rFonts w:ascii="Liberation Serif" w:hAnsi="Liberation Serif"/>
+                <w:b w:val="false"/>
+                <w:bCs w:val="false"/>
+                <w:i w:val="false"/>
+                <w:iCs w:val="false"/>
+                <w:strike w:val="false"/>
+                <w:dstrike w:val="false"/>
+                <w:outline w:val="false"/>
+                <w:shadow w:val="false"/>
+                <w:color w:val="000000"/>
+                <w:sz w:val="24"/>
+                <w:szCs w:val="24"/>
+                <w:u w:val="none"/>
               </w:rPr>
               <w:t>reset_db.py</w:t>
             </w:r>
@@ -10278,13 +10828,13 @@
       <w:tblPr>
         <w:tblW w:w="6432" w:type="dxa"/>
         <w:jc w:val="left"/>
-        <w:tblInd w:w="0" w:type="dxa"/>
+        <w:tblInd w:w="-5" w:type="dxa"/>
         <w:tblLayout w:type="fixed"/>
         <w:tblCellMar>
-          <w:top w:w="28" w:type="dxa"/>
-          <w:left w:w="28" w:type="dxa"/>
-          <w:bottom w:w="28" w:type="dxa"/>
-          <w:right w:w="28" w:type="dxa"/>
+          <w:top w:w="55" w:type="dxa"/>
+          <w:left w:w="55" w:type="dxa"/>
+          <w:bottom w:w="55" w:type="dxa"/>
+          <w:right w:w="55" w:type="dxa"/>
         </w:tblCellMar>
       </w:tblPr>
       <w:tblGrid>
@@ -10293,25 +10843,56 @@
         <w:gridCol w:w="2242"/>
       </w:tblGrid>
       <w:tr>
-        <w:trPr>
-          <w:tblHeader w:val="true"/>
-        </w:trPr>
+        <w:trPr/>
         <w:tc>
           <w:tcPr>
             <w:tcW w:w="2893" w:type="dxa"/>
-            <w:tcBorders/>
+            <w:tcBorders>
+              <w:top w:val="single" w:sz="4" w:space="0" w:color="000000"/>
+              <w:left w:val="single" w:sz="4" w:space="0" w:color="000000"/>
+              <w:bottom w:val="single" w:sz="4" w:space="0" w:color="000000"/>
+            </w:tcBorders>
+            <w:shd w:fill="EAF2FF" w:val="clear"/>
             <w:vAlign w:val="center"/>
           </w:tcPr>
           <w:p>
             <w:pPr>
               <w:pStyle w:val="Titredetableau"/>
-              <w:suppressLineNumbers/>
-              <w:spacing w:before="0" w:after="120"/>
-              <w:jc w:val="center"/>
-              <w:rPr/>
-            </w:pPr>
-            <w:r>
-              <w:rPr/>
+              <w:spacing w:before="0" w:after="120"/>
+              <w:jc w:val="left"/>
+              <w:rPr>
+                <w:rFonts w:ascii="Liberation Serif" w:hAnsi="Liberation Serif"/>
+                <w:b w:val="false"/>
+                <w:bCs w:val="false"/>
+                <w:i w:val="false"/>
+                <w:i w:val="false"/>
+                <w:iCs w:val="false"/>
+                <w:strike w:val="false"/>
+                <w:dstrike w:val="false"/>
+                <w:outline w:val="false"/>
+                <w:shadow w:val="false"/>
+                <w:color w:val="000000"/>
+                <w:sz w:val="24"/>
+                <w:szCs w:val="24"/>
+                <w:u w:val="none"/>
+              </w:rPr>
+            </w:pPr>
+            <w:r>
+              <w:rPr>
+                <w:rFonts w:ascii="Liberation Serif" w:hAnsi="Liberation Serif"/>
+                <w:b w:val="false"/>
+                <w:bCs w:val="false"/>
+                <w:i w:val="false"/>
+                <w:iCs w:val="false"/>
+                <w:strike w:val="false"/>
+                <w:dstrike w:val="false"/>
+                <w:outline w:val="false"/>
+                <w:shadow w:val="false"/>
+                <w:color w:val="000000"/>
+                <w:sz w:val="24"/>
+                <w:szCs w:val="24"/>
+                <w:u w:val="none"/>
+              </w:rPr>
               <w:t>File</w:t>
             </w:r>
           </w:p>
@@ -10319,18 +10900,52 @@
         <w:tc>
           <w:tcPr>
             <w:tcW w:w="1297" w:type="dxa"/>
-            <w:tcBorders/>
+            <w:tcBorders>
+              <w:top w:val="single" w:sz="4" w:space="0" w:color="000000"/>
+              <w:left w:val="single" w:sz="4" w:space="0" w:color="000000"/>
+              <w:bottom w:val="single" w:sz="4" w:space="0" w:color="000000"/>
+            </w:tcBorders>
+            <w:shd w:fill="EAF2FF" w:val="clear"/>
             <w:vAlign w:val="center"/>
           </w:tcPr>
           <w:p>
             <w:pPr>
               <w:pStyle w:val="Titredetableau"/>
               <w:spacing w:before="0" w:after="120"/>
-              <w:jc w:val="right"/>
-              <w:rPr/>
-            </w:pPr>
-            <w:r>
-              <w:rPr/>
+              <w:jc w:val="left"/>
+              <w:rPr>
+                <w:rFonts w:ascii="Liberation Serif" w:hAnsi="Liberation Serif"/>
+                <w:b w:val="false"/>
+                <w:bCs w:val="false"/>
+                <w:i w:val="false"/>
+                <w:i w:val="false"/>
+                <w:iCs w:val="false"/>
+                <w:strike w:val="false"/>
+                <w:dstrike w:val="false"/>
+                <w:outline w:val="false"/>
+                <w:shadow w:val="false"/>
+                <w:color w:val="000000"/>
+                <w:sz w:val="24"/>
+                <w:szCs w:val="24"/>
+                <w:u w:val="none"/>
+              </w:rPr>
+            </w:pPr>
+            <w:r>
+              <w:rPr>
+                <w:rFonts w:ascii="Liberation Serif" w:hAnsi="Liberation Serif"/>
+                <w:b w:val="false"/>
+                <w:bCs w:val="false"/>
+                <w:i w:val="false"/>
+                <w:iCs w:val="false"/>
+                <w:strike w:val="false"/>
+                <w:dstrike w:val="false"/>
+                <w:outline w:val="false"/>
+                <w:shadow w:val="false"/>
+                <w:color w:val="000000"/>
+                <w:sz w:val="24"/>
+                <w:szCs w:val="24"/>
+                <w:u w:val="none"/>
+              </w:rPr>
               <w:t>Total Lines</w:t>
             </w:r>
           </w:p>
@@ -10338,18 +10953,53 @@
         <w:tc>
           <w:tcPr>
             <w:tcW w:w="2242" w:type="dxa"/>
-            <w:tcBorders/>
+            <w:tcBorders>
+              <w:top w:val="single" w:sz="4" w:space="0" w:color="000000"/>
+              <w:left w:val="single" w:sz="4" w:space="0" w:color="000000"/>
+              <w:bottom w:val="single" w:sz="4" w:space="0" w:color="000000"/>
+              <w:right w:val="single" w:sz="4" w:space="0" w:color="000000"/>
+            </w:tcBorders>
+            <w:shd w:fill="EAF2FF" w:val="clear"/>
             <w:vAlign w:val="center"/>
           </w:tcPr>
           <w:p>
             <w:pPr>
               <w:pStyle w:val="Titredetableau"/>
               <w:spacing w:before="0" w:after="120"/>
-              <w:jc w:val="right"/>
-              <w:rPr/>
-            </w:pPr>
-            <w:r>
-              <w:rPr/>
+              <w:jc w:val="left"/>
+              <w:rPr>
+                <w:rFonts w:ascii="Liberation Serif" w:hAnsi="Liberation Serif"/>
+                <w:b w:val="false"/>
+                <w:bCs w:val="false"/>
+                <w:i w:val="false"/>
+                <w:i w:val="false"/>
+                <w:iCs w:val="false"/>
+                <w:strike w:val="false"/>
+                <w:dstrike w:val="false"/>
+                <w:outline w:val="false"/>
+                <w:shadow w:val="false"/>
+                <w:color w:val="000000"/>
+                <w:sz w:val="24"/>
+                <w:szCs w:val="24"/>
+                <w:u w:val="none"/>
+              </w:rPr>
+            </w:pPr>
+            <w:r>
+              <w:rPr>
+                <w:rFonts w:ascii="Liberation Serif" w:hAnsi="Liberation Serif"/>
+                <w:b w:val="false"/>
+                <w:bCs w:val="false"/>
+                <w:i w:val="false"/>
+                <w:iCs w:val="false"/>
+                <w:strike w:val="false"/>
+                <w:dstrike w:val="false"/>
+                <w:outline w:val="false"/>
+                <w:shadow w:val="false"/>
+                <w:color w:val="000000"/>
+                <w:sz w:val="24"/>
+                <w:szCs w:val="24"/>
+                <w:u w:val="none"/>
+              </w:rPr>
               <w:t>Approx. Code Lines</w:t>
             </w:r>
           </w:p>
@@ -10360,20 +11010,50 @@
         <w:tc>
           <w:tcPr>
             <w:tcW w:w="2893" w:type="dxa"/>
-            <w:tcBorders/>
+            <w:tcBorders>
+              <w:left w:val="single" w:sz="4" w:space="0" w:color="000000"/>
+              <w:bottom w:val="single" w:sz="4" w:space="0" w:color="000000"/>
+            </w:tcBorders>
             <w:vAlign w:val="center"/>
           </w:tcPr>
           <w:p>
             <w:pPr>
               <w:pStyle w:val="Contenudetableau"/>
-              <w:widowControl w:val="false"/>
-              <w:suppressLineNumbers/>
-              <w:spacing w:before="0" w:after="120"/>
-              <w:rPr/>
+              <w:spacing w:before="0" w:after="120"/>
+              <w:jc w:val="left"/>
+              <w:rPr>
+                <w:rFonts w:ascii="Liberation Serif" w:hAnsi="Liberation Serif"/>
+                <w:b w:val="false"/>
+                <w:bCs w:val="false"/>
+                <w:i w:val="false"/>
+                <w:i w:val="false"/>
+                <w:iCs w:val="false"/>
+                <w:strike w:val="false"/>
+                <w:dstrike w:val="false"/>
+                <w:outline w:val="false"/>
+                <w:shadow w:val="false"/>
+                <w:color w:val="000000"/>
+                <w:sz w:val="24"/>
+                <w:szCs w:val="24"/>
+                <w:u w:val="none"/>
+              </w:rPr>
             </w:pPr>
             <w:r>
               <w:rPr>
                 <w:rStyle w:val="Textesource"/>
+                <w:rFonts w:ascii="Liberation Serif" w:hAnsi="Liberation Serif"/>
+                <w:b w:val="false"/>
+                <w:bCs w:val="false"/>
+                <w:i w:val="false"/>
+                <w:iCs w:val="false"/>
+                <w:strike w:val="false"/>
+                <w:dstrike w:val="false"/>
+                <w:outline w:val="false"/>
+                <w:shadow w:val="false"/>
+                <w:color w:val="000000"/>
+                <w:sz w:val="24"/>
+                <w:szCs w:val="24"/>
+                <w:u w:val="none"/>
               </w:rPr>
               <w:t>main.py</w:t>
             </w:r>
@@ -10382,18 +11062,50 @@
         <w:tc>
           <w:tcPr>
             <w:tcW w:w="1297" w:type="dxa"/>
-            <w:tcBorders/>
+            <w:tcBorders>
+              <w:left w:val="single" w:sz="4" w:space="0" w:color="000000"/>
+              <w:bottom w:val="single" w:sz="4" w:space="0" w:color="000000"/>
+            </w:tcBorders>
             <w:vAlign w:val="center"/>
           </w:tcPr>
           <w:p>
             <w:pPr>
               <w:pStyle w:val="Contenudetableau"/>
               <w:spacing w:before="0" w:after="120"/>
-              <w:jc w:val="right"/>
-              <w:rPr/>
-            </w:pPr>
-            <w:r>
-              <w:rPr/>
+              <w:jc w:val="left"/>
+              <w:rPr>
+                <w:rFonts w:ascii="Liberation Serif" w:hAnsi="Liberation Serif"/>
+                <w:b w:val="false"/>
+                <w:bCs w:val="false"/>
+                <w:i w:val="false"/>
+                <w:i w:val="false"/>
+                <w:iCs w:val="false"/>
+                <w:strike w:val="false"/>
+                <w:dstrike w:val="false"/>
+                <w:outline w:val="false"/>
+                <w:shadow w:val="false"/>
+                <w:color w:val="000000"/>
+                <w:sz w:val="24"/>
+                <w:szCs w:val="24"/>
+                <w:u w:val="none"/>
+              </w:rPr>
+            </w:pPr>
+            <w:r>
+              <w:rPr>
+                <w:rFonts w:ascii="Liberation Serif" w:hAnsi="Liberation Serif"/>
+                <w:b w:val="false"/>
+                <w:bCs w:val="false"/>
+                <w:i w:val="false"/>
+                <w:iCs w:val="false"/>
+                <w:strike w:val="false"/>
+                <w:dstrike w:val="false"/>
+                <w:outline w:val="false"/>
+                <w:shadow w:val="false"/>
+                <w:color w:val="000000"/>
+                <w:sz w:val="24"/>
+                <w:szCs w:val="24"/>
+                <w:u w:val="none"/>
+              </w:rPr>
               <w:t>32</w:t>
             </w:r>
           </w:p>
@@ -10401,18 +11113,51 @@
         <w:tc>
           <w:tcPr>
             <w:tcW w:w="2242" w:type="dxa"/>
-            <w:tcBorders/>
+            <w:tcBorders>
+              <w:left w:val="single" w:sz="4" w:space="0" w:color="000000"/>
+              <w:bottom w:val="single" w:sz="4" w:space="0" w:color="000000"/>
+              <w:right w:val="single" w:sz="4" w:space="0" w:color="000000"/>
+            </w:tcBorders>
             <w:vAlign w:val="center"/>
           </w:tcPr>
           <w:p>
             <w:pPr>
               <w:pStyle w:val="Contenudetableau"/>
               <w:spacing w:before="0" w:after="120"/>
-              <w:jc w:val="right"/>
-              <w:rPr/>
-            </w:pPr>
-            <w:r>
-              <w:rPr/>
+              <w:jc w:val="left"/>
+              <w:rPr>
+                <w:rFonts w:ascii="Liberation Serif" w:hAnsi="Liberation Serif"/>
+                <w:b w:val="false"/>
+                <w:bCs w:val="false"/>
+                <w:i w:val="false"/>
+                <w:i w:val="false"/>
+                <w:iCs w:val="false"/>
+                <w:strike w:val="false"/>
+                <w:dstrike w:val="false"/>
+                <w:outline w:val="false"/>
+                <w:shadow w:val="false"/>
+                <w:color w:val="000000"/>
+                <w:sz w:val="24"/>
+                <w:szCs w:val="24"/>
+                <w:u w:val="none"/>
+              </w:rPr>
+            </w:pPr>
+            <w:r>
+              <w:rPr>
+                <w:rFonts w:ascii="Liberation Serif" w:hAnsi="Liberation Serif"/>
+                <w:b w:val="false"/>
+                <w:bCs w:val="false"/>
+                <w:i w:val="false"/>
+                <w:iCs w:val="false"/>
+                <w:strike w:val="false"/>
+                <w:dstrike w:val="false"/>
+                <w:outline w:val="false"/>
+                <w:shadow w:val="false"/>
+                <w:color w:val="000000"/>
+                <w:sz w:val="24"/>
+                <w:szCs w:val="24"/>
+                <w:u w:val="none"/>
+              </w:rPr>
               <w:t>13</w:t>
             </w:r>
           </w:p>
@@ -10423,20 +11168,50 @@
         <w:tc>
           <w:tcPr>
             <w:tcW w:w="2893" w:type="dxa"/>
-            <w:tcBorders/>
+            <w:tcBorders>
+              <w:left w:val="single" w:sz="4" w:space="0" w:color="000000"/>
+              <w:bottom w:val="single" w:sz="4" w:space="0" w:color="000000"/>
+            </w:tcBorders>
             <w:vAlign w:val="center"/>
           </w:tcPr>
           <w:p>
             <w:pPr>
               <w:pStyle w:val="Contenudetableau"/>
-              <w:widowControl w:val="false"/>
-              <w:suppressLineNumbers/>
-              <w:spacing w:before="0" w:after="120"/>
-              <w:rPr/>
+              <w:spacing w:before="0" w:after="120"/>
+              <w:jc w:val="left"/>
+              <w:rPr>
+                <w:rFonts w:ascii="Liberation Serif" w:hAnsi="Liberation Serif"/>
+                <w:b w:val="false"/>
+                <w:bCs w:val="false"/>
+                <w:i w:val="false"/>
+                <w:i w:val="false"/>
+                <w:iCs w:val="false"/>
+                <w:strike w:val="false"/>
+                <w:dstrike w:val="false"/>
+                <w:outline w:val="false"/>
+                <w:shadow w:val="false"/>
+                <w:color w:val="000000"/>
+                <w:sz w:val="24"/>
+                <w:szCs w:val="24"/>
+                <w:u w:val="none"/>
+              </w:rPr>
             </w:pPr>
             <w:r>
               <w:rPr>
                 <w:rStyle w:val="Textesource"/>
+                <w:rFonts w:ascii="Liberation Serif" w:hAnsi="Liberation Serif"/>
+                <w:b w:val="false"/>
+                <w:bCs w:val="false"/>
+                <w:i w:val="false"/>
+                <w:iCs w:val="false"/>
+                <w:strike w:val="false"/>
+                <w:dstrike w:val="false"/>
+                <w:outline w:val="false"/>
+                <w:shadow w:val="false"/>
+                <w:color w:val="000000"/>
+                <w:sz w:val="24"/>
+                <w:szCs w:val="24"/>
+                <w:u w:val="none"/>
               </w:rPr>
               <w:t>database.py</w:t>
             </w:r>
@@ -10445,18 +11220,50 @@
         <w:tc>
           <w:tcPr>
             <w:tcW w:w="1297" w:type="dxa"/>
-            <w:tcBorders/>
+            <w:tcBorders>
+              <w:left w:val="single" w:sz="4" w:space="0" w:color="000000"/>
+              <w:bottom w:val="single" w:sz="4" w:space="0" w:color="000000"/>
+            </w:tcBorders>
             <w:vAlign w:val="center"/>
           </w:tcPr>
           <w:p>
             <w:pPr>
               <w:pStyle w:val="Contenudetableau"/>
               <w:spacing w:before="0" w:after="120"/>
-              <w:jc w:val="right"/>
-              <w:rPr/>
-            </w:pPr>
-            <w:r>
-              <w:rPr/>
+              <w:jc w:val="left"/>
+              <w:rPr>
+                <w:rFonts w:ascii="Liberation Serif" w:hAnsi="Liberation Serif"/>
+                <w:b w:val="false"/>
+                <w:bCs w:val="false"/>
+                <w:i w:val="false"/>
+                <w:i w:val="false"/>
+                <w:iCs w:val="false"/>
+                <w:strike w:val="false"/>
+                <w:dstrike w:val="false"/>
+                <w:outline w:val="false"/>
+                <w:shadow w:val="false"/>
+                <w:color w:val="000000"/>
+                <w:sz w:val="24"/>
+                <w:szCs w:val="24"/>
+                <w:u w:val="none"/>
+              </w:rPr>
+            </w:pPr>
+            <w:r>
+              <w:rPr>
+                <w:rFonts w:ascii="Liberation Serif" w:hAnsi="Liberation Serif"/>
+                <w:b w:val="false"/>
+                <w:bCs w:val="false"/>
+                <w:i w:val="false"/>
+                <w:iCs w:val="false"/>
+                <w:strike w:val="false"/>
+                <w:dstrike w:val="false"/>
+                <w:outline w:val="false"/>
+                <w:shadow w:val="false"/>
+                <w:color w:val="000000"/>
+                <w:sz w:val="24"/>
+                <w:szCs w:val="24"/>
+                <w:u w:val="none"/>
+              </w:rPr>
               <w:t>159</w:t>
             </w:r>
           </w:p>
@@ -10464,18 +11271,51 @@
         <w:tc>
           <w:tcPr>
             <w:tcW w:w="2242" w:type="dxa"/>
-            <w:tcBorders/>
+            <w:tcBorders>
+              <w:left w:val="single" w:sz="4" w:space="0" w:color="000000"/>
+              <w:bottom w:val="single" w:sz="4" w:space="0" w:color="000000"/>
+              <w:right w:val="single" w:sz="4" w:space="0" w:color="000000"/>
+            </w:tcBorders>
             <w:vAlign w:val="center"/>
           </w:tcPr>
           <w:p>
             <w:pPr>
               <w:pStyle w:val="Contenudetableau"/>
               <w:spacing w:before="0" w:after="120"/>
-              <w:jc w:val="right"/>
-              <w:rPr/>
-            </w:pPr>
-            <w:r>
-              <w:rPr/>
+              <w:jc w:val="left"/>
+              <w:rPr>
+                <w:rFonts w:ascii="Liberation Serif" w:hAnsi="Liberation Serif"/>
+                <w:b w:val="false"/>
+                <w:bCs w:val="false"/>
+                <w:i w:val="false"/>
+                <w:i w:val="false"/>
+                <w:iCs w:val="false"/>
+                <w:strike w:val="false"/>
+                <w:dstrike w:val="false"/>
+                <w:outline w:val="false"/>
+                <w:shadow w:val="false"/>
+                <w:color w:val="000000"/>
+                <w:sz w:val="24"/>
+                <w:szCs w:val="24"/>
+                <w:u w:val="none"/>
+              </w:rPr>
+            </w:pPr>
+            <w:r>
+              <w:rPr>
+                <w:rFonts w:ascii="Liberation Serif" w:hAnsi="Liberation Serif"/>
+                <w:b w:val="false"/>
+                <w:bCs w:val="false"/>
+                <w:i w:val="false"/>
+                <w:iCs w:val="false"/>
+                <w:strike w:val="false"/>
+                <w:dstrike w:val="false"/>
+                <w:outline w:val="false"/>
+                <w:shadow w:val="false"/>
+                <w:color w:val="000000"/>
+                <w:sz w:val="24"/>
+                <w:szCs w:val="24"/>
+                <w:u w:val="none"/>
+              </w:rPr>
               <w:t>135</w:t>
             </w:r>
           </w:p>
@@ -10486,20 +11326,50 @@
         <w:tc>
           <w:tcPr>
             <w:tcW w:w="2893" w:type="dxa"/>
-            <w:tcBorders/>
+            <w:tcBorders>
+              <w:left w:val="single" w:sz="4" w:space="0" w:color="000000"/>
+              <w:bottom w:val="single" w:sz="4" w:space="0" w:color="000000"/>
+            </w:tcBorders>
             <w:vAlign w:val="center"/>
           </w:tcPr>
           <w:p>
             <w:pPr>
               <w:pStyle w:val="Contenudetableau"/>
-              <w:widowControl w:val="false"/>
-              <w:suppressLineNumbers/>
-              <w:spacing w:before="0" w:after="120"/>
-              <w:rPr/>
+              <w:spacing w:before="0" w:after="120"/>
+              <w:jc w:val="left"/>
+              <w:rPr>
+                <w:rFonts w:ascii="Liberation Serif" w:hAnsi="Liberation Serif"/>
+                <w:b w:val="false"/>
+                <w:bCs w:val="false"/>
+                <w:i w:val="false"/>
+                <w:i w:val="false"/>
+                <w:iCs w:val="false"/>
+                <w:strike w:val="false"/>
+                <w:dstrike w:val="false"/>
+                <w:outline w:val="false"/>
+                <w:shadow w:val="false"/>
+                <w:color w:val="000000"/>
+                <w:sz w:val="24"/>
+                <w:szCs w:val="24"/>
+                <w:u w:val="none"/>
+              </w:rPr>
             </w:pPr>
             <w:r>
               <w:rPr>
                 <w:rStyle w:val="Textesource"/>
+                <w:rFonts w:ascii="Liberation Serif" w:hAnsi="Liberation Serif"/>
+                <w:b w:val="false"/>
+                <w:bCs w:val="false"/>
+                <w:i w:val="false"/>
+                <w:iCs w:val="false"/>
+                <w:strike w:val="false"/>
+                <w:dstrike w:val="false"/>
+                <w:outline w:val="false"/>
+                <w:shadow w:val="false"/>
+                <w:color w:val="000000"/>
+                <w:sz w:val="24"/>
+                <w:szCs w:val="24"/>
+                <w:u w:val="none"/>
               </w:rPr>
               <w:t>room_manager.py</w:t>
             </w:r>
@@ -10508,18 +11378,50 @@
         <w:tc>
           <w:tcPr>
             <w:tcW w:w="1297" w:type="dxa"/>
-            <w:tcBorders/>
+            <w:tcBorders>
+              <w:left w:val="single" w:sz="4" w:space="0" w:color="000000"/>
+              <w:bottom w:val="single" w:sz="4" w:space="0" w:color="000000"/>
+            </w:tcBorders>
             <w:vAlign w:val="center"/>
           </w:tcPr>
           <w:p>
             <w:pPr>
               <w:pStyle w:val="Contenudetableau"/>
               <w:spacing w:before="0" w:after="120"/>
-              <w:jc w:val="right"/>
-              <w:rPr/>
-            </w:pPr>
-            <w:r>
-              <w:rPr/>
+              <w:jc w:val="left"/>
+              <w:rPr>
+                <w:rFonts w:ascii="Liberation Serif" w:hAnsi="Liberation Serif"/>
+                <w:b w:val="false"/>
+                <w:bCs w:val="false"/>
+                <w:i w:val="false"/>
+                <w:i w:val="false"/>
+                <w:iCs w:val="false"/>
+                <w:strike w:val="false"/>
+                <w:dstrike w:val="false"/>
+                <w:outline w:val="false"/>
+                <w:shadow w:val="false"/>
+                <w:color w:val="000000"/>
+                <w:sz w:val="24"/>
+                <w:szCs w:val="24"/>
+                <w:u w:val="none"/>
+              </w:rPr>
+            </w:pPr>
+            <w:r>
+              <w:rPr>
+                <w:rFonts w:ascii="Liberation Serif" w:hAnsi="Liberation Serif"/>
+                <w:b w:val="false"/>
+                <w:bCs w:val="false"/>
+                <w:i w:val="false"/>
+                <w:iCs w:val="false"/>
+                <w:strike w:val="false"/>
+                <w:dstrike w:val="false"/>
+                <w:outline w:val="false"/>
+                <w:shadow w:val="false"/>
+                <w:color w:val="000000"/>
+                <w:sz w:val="24"/>
+                <w:szCs w:val="24"/>
+                <w:u w:val="none"/>
+              </w:rPr>
               <w:t>292</w:t>
             </w:r>
           </w:p>
@@ -10527,18 +11429,51 @@
         <w:tc>
           <w:tcPr>
             <w:tcW w:w="2242" w:type="dxa"/>
-            <w:tcBorders/>
+            <w:tcBorders>
+              <w:left w:val="single" w:sz="4" w:space="0" w:color="000000"/>
+              <w:bottom w:val="single" w:sz="4" w:space="0" w:color="000000"/>
+              <w:right w:val="single" w:sz="4" w:space="0" w:color="000000"/>
+            </w:tcBorders>
             <w:vAlign w:val="center"/>
           </w:tcPr>
           <w:p>
             <w:pPr>
               <w:pStyle w:val="Contenudetableau"/>
               <w:spacing w:before="0" w:after="120"/>
-              <w:jc w:val="right"/>
-              <w:rPr/>
-            </w:pPr>
-            <w:r>
-              <w:rPr/>
+              <w:jc w:val="left"/>
+              <w:rPr>
+                <w:rFonts w:ascii="Liberation Serif" w:hAnsi="Liberation Serif"/>
+                <w:b w:val="false"/>
+                <w:bCs w:val="false"/>
+                <w:i w:val="false"/>
+                <w:i w:val="false"/>
+                <w:iCs w:val="false"/>
+                <w:strike w:val="false"/>
+                <w:dstrike w:val="false"/>
+                <w:outline w:val="false"/>
+                <w:shadow w:val="false"/>
+                <w:color w:val="000000"/>
+                <w:sz w:val="24"/>
+                <w:szCs w:val="24"/>
+                <w:u w:val="none"/>
+              </w:rPr>
+            </w:pPr>
+            <w:r>
+              <w:rPr>
+                <w:rFonts w:ascii="Liberation Serif" w:hAnsi="Liberation Serif"/>
+                <w:b w:val="false"/>
+                <w:bCs w:val="false"/>
+                <w:i w:val="false"/>
+                <w:iCs w:val="false"/>
+                <w:strike w:val="false"/>
+                <w:dstrike w:val="false"/>
+                <w:outline w:val="false"/>
+                <w:shadow w:val="false"/>
+                <w:color w:val="000000"/>
+                <w:sz w:val="24"/>
+                <w:szCs w:val="24"/>
+                <w:u w:val="none"/>
+              </w:rPr>
               <w:t>193</w:t>
             </w:r>
           </w:p>
@@ -10549,20 +11484,50 @@
         <w:tc>
           <w:tcPr>
             <w:tcW w:w="2893" w:type="dxa"/>
-            <w:tcBorders/>
+            <w:tcBorders>
+              <w:left w:val="single" w:sz="4" w:space="0" w:color="000000"/>
+              <w:bottom w:val="single" w:sz="4" w:space="0" w:color="000000"/>
+            </w:tcBorders>
             <w:vAlign w:val="center"/>
           </w:tcPr>
           <w:p>
             <w:pPr>
               <w:pStyle w:val="Contenudetableau"/>
-              <w:widowControl w:val="false"/>
-              <w:suppressLineNumbers/>
-              <w:spacing w:before="0" w:after="120"/>
-              <w:rPr/>
+              <w:spacing w:before="0" w:after="120"/>
+              <w:jc w:val="left"/>
+              <w:rPr>
+                <w:rFonts w:ascii="Liberation Serif" w:hAnsi="Liberation Serif"/>
+                <w:b w:val="false"/>
+                <w:bCs w:val="false"/>
+                <w:i w:val="false"/>
+                <w:i w:val="false"/>
+                <w:iCs w:val="false"/>
+                <w:strike w:val="false"/>
+                <w:dstrike w:val="false"/>
+                <w:outline w:val="false"/>
+                <w:shadow w:val="false"/>
+                <w:color w:val="000000"/>
+                <w:sz w:val="24"/>
+                <w:szCs w:val="24"/>
+                <w:u w:val="none"/>
+              </w:rPr>
             </w:pPr>
             <w:r>
               <w:rPr>
                 <w:rStyle w:val="Textesource"/>
+                <w:rFonts w:ascii="Liberation Serif" w:hAnsi="Liberation Serif"/>
+                <w:b w:val="false"/>
+                <w:bCs w:val="false"/>
+                <w:i w:val="false"/>
+                <w:iCs w:val="false"/>
+                <w:strike w:val="false"/>
+                <w:dstrike w:val="false"/>
+                <w:outline w:val="false"/>
+                <w:shadow w:val="false"/>
+                <w:color w:val="000000"/>
+                <w:sz w:val="24"/>
+                <w:szCs w:val="24"/>
+                <w:u w:val="none"/>
               </w:rPr>
               <w:t>parser.py</w:t>
             </w:r>
@@ -10571,18 +11536,50 @@
         <w:tc>
           <w:tcPr>
             <w:tcW w:w="1297" w:type="dxa"/>
-            <w:tcBorders/>
+            <w:tcBorders>
+              <w:left w:val="single" w:sz="4" w:space="0" w:color="000000"/>
+              <w:bottom w:val="single" w:sz="4" w:space="0" w:color="000000"/>
+            </w:tcBorders>
             <w:vAlign w:val="center"/>
           </w:tcPr>
           <w:p>
             <w:pPr>
               <w:pStyle w:val="Contenudetableau"/>
               <w:spacing w:before="0" w:after="120"/>
-              <w:jc w:val="right"/>
-              <w:rPr/>
-            </w:pPr>
-            <w:r>
-              <w:rPr/>
+              <w:jc w:val="left"/>
+              <w:rPr>
+                <w:rFonts w:ascii="Liberation Serif" w:hAnsi="Liberation Serif"/>
+                <w:b w:val="false"/>
+                <w:bCs w:val="false"/>
+                <w:i w:val="false"/>
+                <w:i w:val="false"/>
+                <w:iCs w:val="false"/>
+                <w:strike w:val="false"/>
+                <w:dstrike w:val="false"/>
+                <w:outline w:val="false"/>
+                <w:shadow w:val="false"/>
+                <w:color w:val="000000"/>
+                <w:sz w:val="24"/>
+                <w:szCs w:val="24"/>
+                <w:u w:val="none"/>
+              </w:rPr>
+            </w:pPr>
+            <w:r>
+              <w:rPr>
+                <w:rFonts w:ascii="Liberation Serif" w:hAnsi="Liberation Serif"/>
+                <w:b w:val="false"/>
+                <w:bCs w:val="false"/>
+                <w:i w:val="false"/>
+                <w:iCs w:val="false"/>
+                <w:strike w:val="false"/>
+                <w:dstrike w:val="false"/>
+                <w:outline w:val="false"/>
+                <w:shadow w:val="false"/>
+                <w:color w:val="000000"/>
+                <w:sz w:val="24"/>
+                <w:szCs w:val="24"/>
+                <w:u w:val="none"/>
+              </w:rPr>
               <w:t>38</w:t>
             </w:r>
           </w:p>
@@ -10590,18 +11587,51 @@
         <w:tc>
           <w:tcPr>
             <w:tcW w:w="2242" w:type="dxa"/>
-            <w:tcBorders/>
+            <w:tcBorders>
+              <w:left w:val="single" w:sz="4" w:space="0" w:color="000000"/>
+              <w:bottom w:val="single" w:sz="4" w:space="0" w:color="000000"/>
+              <w:right w:val="single" w:sz="4" w:space="0" w:color="000000"/>
+            </w:tcBorders>
             <w:vAlign w:val="center"/>
           </w:tcPr>
           <w:p>
             <w:pPr>
               <w:pStyle w:val="Contenudetableau"/>
               <w:spacing w:before="0" w:after="120"/>
-              <w:jc w:val="right"/>
-              <w:rPr/>
-            </w:pPr>
-            <w:r>
-              <w:rPr/>
+              <w:jc w:val="left"/>
+              <w:rPr>
+                <w:rFonts w:ascii="Liberation Serif" w:hAnsi="Liberation Serif"/>
+                <w:b w:val="false"/>
+                <w:bCs w:val="false"/>
+                <w:i w:val="false"/>
+                <w:i w:val="false"/>
+                <w:iCs w:val="false"/>
+                <w:strike w:val="false"/>
+                <w:dstrike w:val="false"/>
+                <w:outline w:val="false"/>
+                <w:shadow w:val="false"/>
+                <w:color w:val="000000"/>
+                <w:sz w:val="24"/>
+                <w:szCs w:val="24"/>
+                <w:u w:val="none"/>
+              </w:rPr>
+            </w:pPr>
+            <w:r>
+              <w:rPr>
+                <w:rFonts w:ascii="Liberation Serif" w:hAnsi="Liberation Serif"/>
+                <w:b w:val="false"/>
+                <w:bCs w:val="false"/>
+                <w:i w:val="false"/>
+                <w:iCs w:val="false"/>
+                <w:strike w:val="false"/>
+                <w:dstrike w:val="false"/>
+                <w:outline w:val="false"/>
+                <w:shadow w:val="false"/>
+                <w:color w:val="000000"/>
+                <w:sz w:val="24"/>
+                <w:szCs w:val="24"/>
+                <w:u w:val="none"/>
+              </w:rPr>
               <w:t>26</w:t>
             </w:r>
           </w:p>
@@ -10612,20 +11642,50 @@
         <w:tc>
           <w:tcPr>
             <w:tcW w:w="2893" w:type="dxa"/>
-            <w:tcBorders/>
+            <w:tcBorders>
+              <w:left w:val="single" w:sz="4" w:space="0" w:color="000000"/>
+              <w:bottom w:val="single" w:sz="4" w:space="0" w:color="000000"/>
+            </w:tcBorders>
             <w:vAlign w:val="center"/>
           </w:tcPr>
           <w:p>
             <w:pPr>
               <w:pStyle w:val="Contenudetableau"/>
-              <w:widowControl w:val="false"/>
-              <w:suppressLineNumbers/>
-              <w:spacing w:before="0" w:after="120"/>
-              <w:rPr/>
+              <w:spacing w:before="0" w:after="120"/>
+              <w:jc w:val="left"/>
+              <w:rPr>
+                <w:rFonts w:ascii="Liberation Serif" w:hAnsi="Liberation Serif"/>
+                <w:b w:val="false"/>
+                <w:bCs w:val="false"/>
+                <w:i w:val="false"/>
+                <w:i w:val="false"/>
+                <w:iCs w:val="false"/>
+                <w:strike w:val="false"/>
+                <w:dstrike w:val="false"/>
+                <w:outline w:val="false"/>
+                <w:shadow w:val="false"/>
+                <w:color w:val="000000"/>
+                <w:sz w:val="24"/>
+                <w:szCs w:val="24"/>
+                <w:u w:val="none"/>
+              </w:rPr>
             </w:pPr>
             <w:r>
               <w:rPr>
                 <w:rStyle w:val="Textesource"/>
+                <w:rFonts w:ascii="Liberation Serif" w:hAnsi="Liberation Serif"/>
+                <w:b w:val="false"/>
+                <w:bCs w:val="false"/>
+                <w:i w:val="false"/>
+                <w:iCs w:val="false"/>
+                <w:strike w:val="false"/>
+                <w:dstrike w:val="false"/>
+                <w:outline w:val="false"/>
+                <w:shadow w:val="false"/>
+                <w:color w:val="000000"/>
+                <w:sz w:val="24"/>
+                <w:szCs w:val="24"/>
+                <w:u w:val="none"/>
               </w:rPr>
               <w:t>meshtastic_comm_hw.py</w:t>
             </w:r>
@@ -10634,18 +11694,50 @@
         <w:tc>
           <w:tcPr>
             <w:tcW w:w="1297" w:type="dxa"/>
-            <w:tcBorders/>
+            <w:tcBorders>
+              <w:left w:val="single" w:sz="4" w:space="0" w:color="000000"/>
+              <w:bottom w:val="single" w:sz="4" w:space="0" w:color="000000"/>
+            </w:tcBorders>
             <w:vAlign w:val="center"/>
           </w:tcPr>
           <w:p>
             <w:pPr>
               <w:pStyle w:val="Contenudetableau"/>
               <w:spacing w:before="0" w:after="120"/>
-              <w:jc w:val="right"/>
-              <w:rPr/>
-            </w:pPr>
-            <w:r>
-              <w:rPr/>
+              <w:jc w:val="left"/>
+              <w:rPr>
+                <w:rFonts w:ascii="Liberation Serif" w:hAnsi="Liberation Serif"/>
+                <w:b w:val="false"/>
+                <w:bCs w:val="false"/>
+                <w:i w:val="false"/>
+                <w:i w:val="false"/>
+                <w:iCs w:val="false"/>
+                <w:strike w:val="false"/>
+                <w:dstrike w:val="false"/>
+                <w:outline w:val="false"/>
+                <w:shadow w:val="false"/>
+                <w:color w:val="000000"/>
+                <w:sz w:val="24"/>
+                <w:szCs w:val="24"/>
+                <w:u w:val="none"/>
+              </w:rPr>
+            </w:pPr>
+            <w:r>
+              <w:rPr>
+                <w:rFonts w:ascii="Liberation Serif" w:hAnsi="Liberation Serif"/>
+                <w:b w:val="false"/>
+                <w:bCs w:val="false"/>
+                <w:i w:val="false"/>
+                <w:iCs w:val="false"/>
+                <w:strike w:val="false"/>
+                <w:dstrike w:val="false"/>
+                <w:outline w:val="false"/>
+                <w:shadow w:val="false"/>
+                <w:color w:val="000000"/>
+                <w:sz w:val="24"/>
+                <w:szCs w:val="24"/>
+                <w:u w:val="none"/>
+              </w:rPr>
               <w:t>162</w:t>
             </w:r>
           </w:p>
@@ -10653,18 +11745,51 @@
         <w:tc>
           <w:tcPr>
             <w:tcW w:w="2242" w:type="dxa"/>
-            <w:tcBorders/>
+            <w:tcBorders>
+              <w:left w:val="single" w:sz="4" w:space="0" w:color="000000"/>
+              <w:bottom w:val="single" w:sz="4" w:space="0" w:color="000000"/>
+              <w:right w:val="single" w:sz="4" w:space="0" w:color="000000"/>
+            </w:tcBorders>
             <w:vAlign w:val="center"/>
           </w:tcPr>
           <w:p>
             <w:pPr>
               <w:pStyle w:val="Contenudetableau"/>
               <w:spacing w:before="0" w:after="120"/>
-              <w:jc w:val="right"/>
-              <w:rPr/>
-            </w:pPr>
-            <w:r>
-              <w:rPr/>
+              <w:jc w:val="left"/>
+              <w:rPr>
+                <w:rFonts w:ascii="Liberation Serif" w:hAnsi="Liberation Serif"/>
+                <w:b w:val="false"/>
+                <w:bCs w:val="false"/>
+                <w:i w:val="false"/>
+                <w:i w:val="false"/>
+                <w:iCs w:val="false"/>
+                <w:strike w:val="false"/>
+                <w:dstrike w:val="false"/>
+                <w:outline w:val="false"/>
+                <w:shadow w:val="false"/>
+                <w:color w:val="000000"/>
+                <w:sz w:val="24"/>
+                <w:szCs w:val="24"/>
+                <w:u w:val="none"/>
+              </w:rPr>
+            </w:pPr>
+            <w:r>
+              <w:rPr>
+                <w:rFonts w:ascii="Liberation Serif" w:hAnsi="Liberation Serif"/>
+                <w:b w:val="false"/>
+                <w:bCs w:val="false"/>
+                <w:i w:val="false"/>
+                <w:iCs w:val="false"/>
+                <w:strike w:val="false"/>
+                <w:dstrike w:val="false"/>
+                <w:outline w:val="false"/>
+                <w:shadow w:val="false"/>
+                <w:color w:val="000000"/>
+                <w:sz w:val="24"/>
+                <w:szCs w:val="24"/>
+                <w:u w:val="none"/>
+              </w:rPr>
               <w:t>109</w:t>
             </w:r>
           </w:p>
@@ -10675,20 +11800,50 @@
         <w:tc>
           <w:tcPr>
             <w:tcW w:w="2893" w:type="dxa"/>
-            <w:tcBorders/>
+            <w:tcBorders>
+              <w:left w:val="single" w:sz="4" w:space="0" w:color="000000"/>
+              <w:bottom w:val="single" w:sz="4" w:space="0" w:color="000000"/>
+            </w:tcBorders>
             <w:vAlign w:val="center"/>
           </w:tcPr>
           <w:p>
             <w:pPr>
               <w:pStyle w:val="Contenudetableau"/>
-              <w:widowControl w:val="false"/>
-              <w:suppressLineNumbers/>
-              <w:spacing w:before="0" w:after="120"/>
-              <w:rPr/>
+              <w:spacing w:before="0" w:after="120"/>
+              <w:jc w:val="left"/>
+              <w:rPr>
+                <w:rFonts w:ascii="Liberation Serif" w:hAnsi="Liberation Serif"/>
+                <w:b w:val="false"/>
+                <w:bCs w:val="false"/>
+                <w:i w:val="false"/>
+                <w:i w:val="false"/>
+                <w:iCs w:val="false"/>
+                <w:strike w:val="false"/>
+                <w:dstrike w:val="false"/>
+                <w:outline w:val="false"/>
+                <w:shadow w:val="false"/>
+                <w:color w:val="000000"/>
+                <w:sz w:val="24"/>
+                <w:szCs w:val="24"/>
+                <w:u w:val="none"/>
+              </w:rPr>
             </w:pPr>
             <w:r>
               <w:rPr>
                 <w:rStyle w:val="Textesource"/>
+                <w:rFonts w:ascii="Liberation Serif" w:hAnsi="Liberation Serif"/>
+                <w:b w:val="false"/>
+                <w:bCs w:val="false"/>
+                <w:i w:val="false"/>
+                <w:iCs w:val="false"/>
+                <w:strike w:val="false"/>
+                <w:dstrike w:val="false"/>
+                <w:outline w:val="false"/>
+                <w:shadow w:val="false"/>
+                <w:color w:val="000000"/>
+                <w:sz w:val="24"/>
+                <w:szCs w:val="24"/>
+                <w:u w:val="none"/>
               </w:rPr>
               <w:t>meshtastic_comm.py</w:t>
             </w:r>
@@ -10697,18 +11852,50 @@
         <w:tc>
           <w:tcPr>
             <w:tcW w:w="1297" w:type="dxa"/>
-            <w:tcBorders/>
+            <w:tcBorders>
+              <w:left w:val="single" w:sz="4" w:space="0" w:color="000000"/>
+              <w:bottom w:val="single" w:sz="4" w:space="0" w:color="000000"/>
+            </w:tcBorders>
             <w:vAlign w:val="center"/>
           </w:tcPr>
           <w:p>
             <w:pPr>
               <w:pStyle w:val="Contenudetableau"/>
               <w:spacing w:before="0" w:after="120"/>
-              <w:jc w:val="right"/>
-              <w:rPr/>
-            </w:pPr>
-            <w:r>
-              <w:rPr/>
+              <w:jc w:val="left"/>
+              <w:rPr>
+                <w:rFonts w:ascii="Liberation Serif" w:hAnsi="Liberation Serif"/>
+                <w:b w:val="false"/>
+                <w:bCs w:val="false"/>
+                <w:i w:val="false"/>
+                <w:i w:val="false"/>
+                <w:iCs w:val="false"/>
+                <w:strike w:val="false"/>
+                <w:dstrike w:val="false"/>
+                <w:outline w:val="false"/>
+                <w:shadow w:val="false"/>
+                <w:color w:val="000000"/>
+                <w:sz w:val="24"/>
+                <w:szCs w:val="24"/>
+                <w:u w:val="none"/>
+              </w:rPr>
+            </w:pPr>
+            <w:r>
+              <w:rPr>
+                <w:rFonts w:ascii="Liberation Serif" w:hAnsi="Liberation Serif"/>
+                <w:b w:val="false"/>
+                <w:bCs w:val="false"/>
+                <w:i w:val="false"/>
+                <w:iCs w:val="false"/>
+                <w:strike w:val="false"/>
+                <w:dstrike w:val="false"/>
+                <w:outline w:val="false"/>
+                <w:shadow w:val="false"/>
+                <w:color w:val="000000"/>
+                <w:sz w:val="24"/>
+                <w:szCs w:val="24"/>
+                <w:u w:val="none"/>
+              </w:rPr>
               <w:t>64</w:t>
             </w:r>
           </w:p>
@@ -10716,18 +11903,51 @@
         <w:tc>
           <w:tcPr>
             <w:tcW w:w="2242" w:type="dxa"/>
-            <w:tcBorders/>
+            <w:tcBorders>
+              <w:left w:val="single" w:sz="4" w:space="0" w:color="000000"/>
+              <w:bottom w:val="single" w:sz="4" w:space="0" w:color="000000"/>
+              <w:right w:val="single" w:sz="4" w:space="0" w:color="000000"/>
+            </w:tcBorders>
             <w:vAlign w:val="center"/>
           </w:tcPr>
           <w:p>
             <w:pPr>
               <w:pStyle w:val="Contenudetableau"/>
               <w:spacing w:before="0" w:after="120"/>
-              <w:jc w:val="right"/>
-              <w:rPr/>
-            </w:pPr>
-            <w:r>
-              <w:rPr/>
+              <w:jc w:val="left"/>
+              <w:rPr>
+                <w:rFonts w:ascii="Liberation Serif" w:hAnsi="Liberation Serif"/>
+                <w:b w:val="false"/>
+                <w:bCs w:val="false"/>
+                <w:i w:val="false"/>
+                <w:i w:val="false"/>
+                <w:iCs w:val="false"/>
+                <w:strike w:val="false"/>
+                <w:dstrike w:val="false"/>
+                <w:outline w:val="false"/>
+                <w:shadow w:val="false"/>
+                <w:color w:val="000000"/>
+                <w:sz w:val="24"/>
+                <w:szCs w:val="24"/>
+                <w:u w:val="none"/>
+              </w:rPr>
+            </w:pPr>
+            <w:r>
+              <w:rPr>
+                <w:rFonts w:ascii="Liberation Serif" w:hAnsi="Liberation Serif"/>
+                <w:b w:val="false"/>
+                <w:bCs w:val="false"/>
+                <w:i w:val="false"/>
+                <w:iCs w:val="false"/>
+                <w:strike w:val="false"/>
+                <w:dstrike w:val="false"/>
+                <w:outline w:val="false"/>
+                <w:shadow w:val="false"/>
+                <w:color w:val="000000"/>
+                <w:sz w:val="24"/>
+                <w:szCs w:val="24"/>
+                <w:u w:val="none"/>
+              </w:rPr>
               <w:t>49</w:t>
             </w:r>
           </w:p>
@@ -10738,20 +11958,50 @@
         <w:tc>
           <w:tcPr>
             <w:tcW w:w="2893" w:type="dxa"/>
-            <w:tcBorders/>
+            <w:tcBorders>
+              <w:left w:val="single" w:sz="4" w:space="0" w:color="000000"/>
+              <w:bottom w:val="single" w:sz="4" w:space="0" w:color="000000"/>
+            </w:tcBorders>
             <w:vAlign w:val="center"/>
           </w:tcPr>
           <w:p>
             <w:pPr>
               <w:pStyle w:val="Contenudetableau"/>
-              <w:widowControl w:val="false"/>
-              <w:suppressLineNumbers/>
-              <w:spacing w:before="0" w:after="120"/>
-              <w:rPr/>
+              <w:spacing w:before="0" w:after="120"/>
+              <w:jc w:val="left"/>
+              <w:rPr>
+                <w:rFonts w:ascii="Liberation Serif" w:hAnsi="Liberation Serif"/>
+                <w:b w:val="false"/>
+                <w:bCs w:val="false"/>
+                <w:i w:val="false"/>
+                <w:i w:val="false"/>
+                <w:iCs w:val="false"/>
+                <w:strike w:val="false"/>
+                <w:dstrike w:val="false"/>
+                <w:outline w:val="false"/>
+                <w:shadow w:val="false"/>
+                <w:color w:val="000000"/>
+                <w:sz w:val="24"/>
+                <w:szCs w:val="24"/>
+                <w:u w:val="none"/>
+              </w:rPr>
             </w:pPr>
             <w:r>
               <w:rPr>
                 <w:rStyle w:val="Textesource"/>
+                <w:rFonts w:ascii="Liberation Serif" w:hAnsi="Liberation Serif"/>
+                <w:b w:val="false"/>
+                <w:bCs w:val="false"/>
+                <w:i w:val="false"/>
+                <w:iCs w:val="false"/>
+                <w:strike w:val="false"/>
+                <w:dstrike w:val="false"/>
+                <w:outline w:val="false"/>
+                <w:shadow w:val="false"/>
+                <w:color w:val="000000"/>
+                <w:sz w:val="24"/>
+                <w:szCs w:val="24"/>
+                <w:u w:val="none"/>
               </w:rPr>
               <w:t>client.py</w:t>
             </w:r>
@@ -10760,18 +12010,50 @@
         <w:tc>
           <w:tcPr>
             <w:tcW w:w="1297" w:type="dxa"/>
-            <w:tcBorders/>
+            <w:tcBorders>
+              <w:left w:val="single" w:sz="4" w:space="0" w:color="000000"/>
+              <w:bottom w:val="single" w:sz="4" w:space="0" w:color="000000"/>
+            </w:tcBorders>
             <w:vAlign w:val="center"/>
           </w:tcPr>
           <w:p>
             <w:pPr>
               <w:pStyle w:val="Contenudetableau"/>
               <w:spacing w:before="0" w:after="120"/>
-              <w:jc w:val="right"/>
-              <w:rPr/>
-            </w:pPr>
-            <w:r>
-              <w:rPr/>
+              <w:jc w:val="left"/>
+              <w:rPr>
+                <w:rFonts w:ascii="Liberation Serif" w:hAnsi="Liberation Serif"/>
+                <w:b w:val="false"/>
+                <w:bCs w:val="false"/>
+                <w:i w:val="false"/>
+                <w:i w:val="false"/>
+                <w:iCs w:val="false"/>
+                <w:strike w:val="false"/>
+                <w:dstrike w:val="false"/>
+                <w:outline w:val="false"/>
+                <w:shadow w:val="false"/>
+                <w:color w:val="000000"/>
+                <w:sz w:val="24"/>
+                <w:szCs w:val="24"/>
+                <w:u w:val="none"/>
+              </w:rPr>
+            </w:pPr>
+            <w:r>
+              <w:rPr>
+                <w:rFonts w:ascii="Liberation Serif" w:hAnsi="Liberation Serif"/>
+                <w:b w:val="false"/>
+                <w:bCs w:val="false"/>
+                <w:i w:val="false"/>
+                <w:iCs w:val="false"/>
+                <w:strike w:val="false"/>
+                <w:dstrike w:val="false"/>
+                <w:outline w:val="false"/>
+                <w:shadow w:val="false"/>
+                <w:color w:val="000000"/>
+                <w:sz w:val="24"/>
+                <w:szCs w:val="24"/>
+                <w:u w:val="none"/>
+              </w:rPr>
               <w:t>107</w:t>
             </w:r>
           </w:p>
@@ -10779,18 +12061,51 @@
         <w:tc>
           <w:tcPr>
             <w:tcW w:w="2242" w:type="dxa"/>
-            <w:tcBorders/>
+            <w:tcBorders>
+              <w:left w:val="single" w:sz="4" w:space="0" w:color="000000"/>
+              <w:bottom w:val="single" w:sz="4" w:space="0" w:color="000000"/>
+              <w:right w:val="single" w:sz="4" w:space="0" w:color="000000"/>
+            </w:tcBorders>
             <w:vAlign w:val="center"/>
           </w:tcPr>
           <w:p>
             <w:pPr>
               <w:pStyle w:val="Contenudetableau"/>
               <w:spacing w:before="0" w:after="120"/>
-              <w:jc w:val="right"/>
-              <w:rPr/>
-            </w:pPr>
-            <w:r>
-              <w:rPr/>
+              <w:jc w:val="left"/>
+              <w:rPr>
+                <w:rFonts w:ascii="Liberation Serif" w:hAnsi="Liberation Serif"/>
+                <w:b w:val="false"/>
+                <w:bCs w:val="false"/>
+                <w:i w:val="false"/>
+                <w:i w:val="false"/>
+                <w:iCs w:val="false"/>
+                <w:strike w:val="false"/>
+                <w:dstrike w:val="false"/>
+                <w:outline w:val="false"/>
+                <w:shadow w:val="false"/>
+                <w:color w:val="000000"/>
+                <w:sz w:val="24"/>
+                <w:szCs w:val="24"/>
+                <w:u w:val="none"/>
+              </w:rPr>
+            </w:pPr>
+            <w:r>
+              <w:rPr>
+                <w:rFonts w:ascii="Liberation Serif" w:hAnsi="Liberation Serif"/>
+                <w:b w:val="false"/>
+                <w:bCs w:val="false"/>
+                <w:i w:val="false"/>
+                <w:iCs w:val="false"/>
+                <w:strike w:val="false"/>
+                <w:dstrike w:val="false"/>
+                <w:outline w:val="false"/>
+                <w:shadow w:val="false"/>
+                <w:color w:val="000000"/>
+                <w:sz w:val="24"/>
+                <w:szCs w:val="24"/>
+                <w:u w:val="none"/>
+              </w:rPr>
               <w:t>64</w:t>
             </w:r>
           </w:p>
@@ -10801,20 +12116,50 @@
         <w:tc>
           <w:tcPr>
             <w:tcW w:w="2893" w:type="dxa"/>
-            <w:tcBorders/>
+            <w:tcBorders>
+              <w:left w:val="single" w:sz="4" w:space="0" w:color="000000"/>
+              <w:bottom w:val="single" w:sz="4" w:space="0" w:color="000000"/>
+            </w:tcBorders>
             <w:vAlign w:val="center"/>
           </w:tcPr>
           <w:p>
             <w:pPr>
               <w:pStyle w:val="Contenudetableau"/>
-              <w:widowControl w:val="false"/>
-              <w:suppressLineNumbers/>
-              <w:spacing w:before="0" w:after="120"/>
-              <w:rPr/>
+              <w:spacing w:before="0" w:after="120"/>
+              <w:jc w:val="left"/>
+              <w:rPr>
+                <w:rFonts w:ascii="Liberation Serif" w:hAnsi="Liberation Serif"/>
+                <w:b w:val="false"/>
+                <w:bCs w:val="false"/>
+                <w:i w:val="false"/>
+                <w:i w:val="false"/>
+                <w:iCs w:val="false"/>
+                <w:strike w:val="false"/>
+                <w:dstrike w:val="false"/>
+                <w:outline w:val="false"/>
+                <w:shadow w:val="false"/>
+                <w:color w:val="000000"/>
+                <w:sz w:val="24"/>
+                <w:szCs w:val="24"/>
+                <w:u w:val="none"/>
+              </w:rPr>
             </w:pPr>
             <w:r>
               <w:rPr>
                 <w:rStyle w:val="Textesource"/>
+                <w:rFonts w:ascii="Liberation Serif" w:hAnsi="Liberation Serif"/>
+                <w:b w:val="false"/>
+                <w:bCs w:val="false"/>
+                <w:i w:val="false"/>
+                <w:iCs w:val="false"/>
+                <w:strike w:val="false"/>
+                <w:dstrike w:val="false"/>
+                <w:outline w:val="false"/>
+                <w:shadow w:val="false"/>
+                <w:color w:val="000000"/>
+                <w:sz w:val="24"/>
+                <w:szCs w:val="24"/>
+                <w:u w:val="none"/>
               </w:rPr>
               <w:t>reset_db.py</w:t>
             </w:r>
@@ -10823,18 +12168,50 @@
         <w:tc>
           <w:tcPr>
             <w:tcW w:w="1297" w:type="dxa"/>
-            <w:tcBorders/>
+            <w:tcBorders>
+              <w:left w:val="single" w:sz="4" w:space="0" w:color="000000"/>
+              <w:bottom w:val="single" w:sz="4" w:space="0" w:color="000000"/>
+            </w:tcBorders>
             <w:vAlign w:val="center"/>
           </w:tcPr>
           <w:p>
             <w:pPr>
               <w:pStyle w:val="Contenudetableau"/>
               <w:spacing w:before="0" w:after="120"/>
-              <w:jc w:val="right"/>
-              <w:rPr/>
-            </w:pPr>
-            <w:r>
-              <w:rPr/>
+              <w:jc w:val="left"/>
+              <w:rPr>
+                <w:rFonts w:ascii="Liberation Serif" w:hAnsi="Liberation Serif"/>
+                <w:b w:val="false"/>
+                <w:bCs w:val="false"/>
+                <w:i w:val="false"/>
+                <w:i w:val="false"/>
+                <w:iCs w:val="false"/>
+                <w:strike w:val="false"/>
+                <w:dstrike w:val="false"/>
+                <w:outline w:val="false"/>
+                <w:shadow w:val="false"/>
+                <w:color w:val="000000"/>
+                <w:sz w:val="24"/>
+                <w:szCs w:val="24"/>
+                <w:u w:val="none"/>
+              </w:rPr>
+            </w:pPr>
+            <w:r>
+              <w:rPr>
+                <w:rFonts w:ascii="Liberation Serif" w:hAnsi="Liberation Serif"/>
+                <w:b w:val="false"/>
+                <w:bCs w:val="false"/>
+                <w:i w:val="false"/>
+                <w:iCs w:val="false"/>
+                <w:strike w:val="false"/>
+                <w:dstrike w:val="false"/>
+                <w:outline w:val="false"/>
+                <w:shadow w:val="false"/>
+                <w:color w:val="000000"/>
+                <w:sz w:val="24"/>
+                <w:szCs w:val="24"/>
+                <w:u w:val="none"/>
+              </w:rPr>
               <w:t>59</w:t>
             </w:r>
           </w:p>
@@ -10842,18 +12219,51 @@
         <w:tc>
           <w:tcPr>
             <w:tcW w:w="2242" w:type="dxa"/>
-            <w:tcBorders/>
+            <w:tcBorders>
+              <w:left w:val="single" w:sz="4" w:space="0" w:color="000000"/>
+              <w:bottom w:val="single" w:sz="4" w:space="0" w:color="000000"/>
+              <w:right w:val="single" w:sz="4" w:space="0" w:color="000000"/>
+            </w:tcBorders>
             <w:vAlign w:val="center"/>
           </w:tcPr>
           <w:p>
             <w:pPr>
               <w:pStyle w:val="Contenudetableau"/>
               <w:spacing w:before="0" w:after="120"/>
-              <w:jc w:val="right"/>
-              <w:rPr/>
-            </w:pPr>
-            <w:r>
-              <w:rPr/>
+              <w:jc w:val="left"/>
+              <w:rPr>
+                <w:rFonts w:ascii="Liberation Serif" w:hAnsi="Liberation Serif"/>
+                <w:b w:val="false"/>
+                <w:bCs w:val="false"/>
+                <w:i w:val="false"/>
+                <w:i w:val="false"/>
+                <w:iCs w:val="false"/>
+                <w:strike w:val="false"/>
+                <w:dstrike w:val="false"/>
+                <w:outline w:val="false"/>
+                <w:shadow w:val="false"/>
+                <w:color w:val="000000"/>
+                <w:sz w:val="24"/>
+                <w:szCs w:val="24"/>
+                <w:u w:val="none"/>
+              </w:rPr>
+            </w:pPr>
+            <w:r>
+              <w:rPr>
+                <w:rFonts w:ascii="Liberation Serif" w:hAnsi="Liberation Serif"/>
+                <w:b w:val="false"/>
+                <w:bCs w:val="false"/>
+                <w:i w:val="false"/>
+                <w:iCs w:val="false"/>
+                <w:strike w:val="false"/>
+                <w:dstrike w:val="false"/>
+                <w:outline w:val="false"/>
+                <w:shadow w:val="false"/>
+                <w:color w:val="000000"/>
+                <w:sz w:val="24"/>
+                <w:szCs w:val="24"/>
+                <w:u w:val="none"/>
+              </w:rPr>
               <w:t>38</w:t>
             </w:r>
           </w:p>
@@ -10864,20 +12274,50 @@
         <w:tc>
           <w:tcPr>
             <w:tcW w:w="2893" w:type="dxa"/>
-            <w:tcBorders/>
+            <w:tcBorders>
+              <w:left w:val="single" w:sz="4" w:space="0" w:color="000000"/>
+              <w:bottom w:val="single" w:sz="4" w:space="0" w:color="000000"/>
+            </w:tcBorders>
             <w:vAlign w:val="center"/>
           </w:tcPr>
           <w:p>
             <w:pPr>
               <w:pStyle w:val="Contenudetableau"/>
-              <w:widowControl w:val="false"/>
-              <w:suppressLineNumbers/>
-              <w:spacing w:before="0" w:after="120"/>
-              <w:rPr/>
+              <w:spacing w:before="0" w:after="120"/>
+              <w:jc w:val="left"/>
+              <w:rPr>
+                <w:rFonts w:ascii="Liberation Serif" w:hAnsi="Liberation Serif"/>
+                <w:b w:val="false"/>
+                <w:bCs w:val="false"/>
+                <w:i w:val="false"/>
+                <w:i w:val="false"/>
+                <w:iCs w:val="false"/>
+                <w:strike w:val="false"/>
+                <w:dstrike w:val="false"/>
+                <w:outline w:val="false"/>
+                <w:shadow w:val="false"/>
+                <w:color w:val="000000"/>
+                <w:sz w:val="24"/>
+                <w:szCs w:val="24"/>
+                <w:u w:val="none"/>
+              </w:rPr>
             </w:pPr>
             <w:r>
               <w:rPr>
                 <w:rStyle w:val="Textesource"/>
+                <w:rFonts w:ascii="Liberation Serif" w:hAnsi="Liberation Serif"/>
+                <w:b w:val="false"/>
+                <w:bCs w:val="false"/>
+                <w:i w:val="false"/>
+                <w:iCs w:val="false"/>
+                <w:strike w:val="false"/>
+                <w:dstrike w:val="false"/>
+                <w:outline w:val="false"/>
+                <w:shadow w:val="false"/>
+                <w:color w:val="000000"/>
+                <w:sz w:val="24"/>
+                <w:szCs w:val="24"/>
+                <w:u w:val="none"/>
               </w:rPr>
               <w:t>logger.py</w:t>
             </w:r>
@@ -10886,18 +12326,50 @@
         <w:tc>
           <w:tcPr>
             <w:tcW w:w="1297" w:type="dxa"/>
-            <w:tcBorders/>
+            <w:tcBorders>
+              <w:left w:val="single" w:sz="4" w:space="0" w:color="000000"/>
+              <w:bottom w:val="single" w:sz="4" w:space="0" w:color="000000"/>
+            </w:tcBorders>
             <w:vAlign w:val="center"/>
           </w:tcPr>
           <w:p>
             <w:pPr>
               <w:pStyle w:val="Contenudetableau"/>
               <w:spacing w:before="0" w:after="120"/>
-              <w:jc w:val="right"/>
-              <w:rPr/>
-            </w:pPr>
-            <w:r>
-              <w:rPr/>
+              <w:jc w:val="left"/>
+              <w:rPr>
+                <w:rFonts w:ascii="Liberation Serif" w:hAnsi="Liberation Serif"/>
+                <w:b w:val="false"/>
+                <w:bCs w:val="false"/>
+                <w:i w:val="false"/>
+                <w:i w:val="false"/>
+                <w:iCs w:val="false"/>
+                <w:strike w:val="false"/>
+                <w:dstrike w:val="false"/>
+                <w:outline w:val="false"/>
+                <w:shadow w:val="false"/>
+                <w:color w:val="000000"/>
+                <w:sz w:val="24"/>
+                <w:szCs w:val="24"/>
+                <w:u w:val="none"/>
+              </w:rPr>
+            </w:pPr>
+            <w:r>
+              <w:rPr>
+                <w:rFonts w:ascii="Liberation Serif" w:hAnsi="Liberation Serif"/>
+                <w:b w:val="false"/>
+                <w:bCs w:val="false"/>
+                <w:i w:val="false"/>
+                <w:iCs w:val="false"/>
+                <w:strike w:val="false"/>
+                <w:dstrike w:val="false"/>
+                <w:outline w:val="false"/>
+                <w:shadow w:val="false"/>
+                <w:color w:val="000000"/>
+                <w:sz w:val="24"/>
+                <w:szCs w:val="24"/>
+                <w:u w:val="none"/>
+              </w:rPr>
               <w:t>32</w:t>
             </w:r>
           </w:p>
@@ -10905,18 +12377,51 @@
         <w:tc>
           <w:tcPr>
             <w:tcW w:w="2242" w:type="dxa"/>
-            <w:tcBorders/>
+            <w:tcBorders>
+              <w:left w:val="single" w:sz="4" w:space="0" w:color="000000"/>
+              <w:bottom w:val="single" w:sz="4" w:space="0" w:color="000000"/>
+              <w:right w:val="single" w:sz="4" w:space="0" w:color="000000"/>
+            </w:tcBorders>
             <w:vAlign w:val="center"/>
           </w:tcPr>
           <w:p>
             <w:pPr>
               <w:pStyle w:val="Contenudetableau"/>
               <w:spacing w:before="0" w:after="120"/>
-              <w:jc w:val="right"/>
-              <w:rPr/>
-            </w:pPr>
-            <w:r>
-              <w:rPr/>
+              <w:jc w:val="left"/>
+              <w:rPr>
+                <w:rFonts w:ascii="Liberation Serif" w:hAnsi="Liberation Serif"/>
+                <w:b w:val="false"/>
+                <w:bCs w:val="false"/>
+                <w:i w:val="false"/>
+                <w:i w:val="false"/>
+                <w:iCs w:val="false"/>
+                <w:strike w:val="false"/>
+                <w:dstrike w:val="false"/>
+                <w:outline w:val="false"/>
+                <w:shadow w:val="false"/>
+                <w:color w:val="000000"/>
+                <w:sz w:val="24"/>
+                <w:szCs w:val="24"/>
+                <w:u w:val="none"/>
+              </w:rPr>
+            </w:pPr>
+            <w:r>
+              <w:rPr>
+                <w:rFonts w:ascii="Liberation Serif" w:hAnsi="Liberation Serif"/>
+                <w:b w:val="false"/>
+                <w:bCs w:val="false"/>
+                <w:i w:val="false"/>
+                <w:iCs w:val="false"/>
+                <w:strike w:val="false"/>
+                <w:dstrike w:val="false"/>
+                <w:outline w:val="false"/>
+                <w:shadow w:val="false"/>
+                <w:color w:val="000000"/>
+                <w:sz w:val="24"/>
+                <w:szCs w:val="24"/>
+                <w:u w:val="none"/>
+              </w:rPr>
               <w:t>17</w:t>
             </w:r>
           </w:p>
@@ -10927,20 +12432,48 @@
         <w:tc>
           <w:tcPr>
             <w:tcW w:w="2893" w:type="dxa"/>
-            <w:tcBorders/>
+            <w:tcBorders>
+              <w:left w:val="single" w:sz="4" w:space="0" w:color="000000"/>
+              <w:bottom w:val="single" w:sz="4" w:space="0" w:color="000000"/>
+            </w:tcBorders>
             <w:vAlign w:val="center"/>
           </w:tcPr>
           <w:p>
             <w:pPr>
               <w:pStyle w:val="Contenudetableau"/>
-              <w:widowControl w:val="false"/>
-              <w:suppressLineNumbers/>
-              <w:spacing w:before="0" w:after="120"/>
-              <w:rPr/>
+              <w:spacing w:before="0" w:after="120"/>
+              <w:jc w:val="left"/>
+              <w:rPr>
+                <w:rFonts w:ascii="Liberation Serif" w:hAnsi="Liberation Serif"/>
+                <w:b w:val="false"/>
+                <w:bCs w:val="false"/>
+                <w:i w:val="false"/>
+                <w:i w:val="false"/>
+                <w:iCs w:val="false"/>
+                <w:strike w:val="false"/>
+                <w:dstrike w:val="false"/>
+                <w:outline w:val="false"/>
+                <w:shadow w:val="false"/>
+                <w:color w:val="000000"/>
+                <w:sz w:val="24"/>
+                <w:szCs w:val="24"/>
+                <w:u w:val="none"/>
+              </w:rPr>
             </w:pPr>
             <w:r>
               <w:rPr>
                 <w:rStyle w:val="Strong"/>
+                <w:rFonts w:ascii="Liberation Serif" w:hAnsi="Liberation Serif"/>
+                <w:i w:val="false"/>
+                <w:iCs w:val="false"/>
+                <w:strike w:val="false"/>
+                <w:dstrike w:val="false"/>
+                <w:outline w:val="false"/>
+                <w:shadow w:val="false"/>
+                <w:color w:val="000000"/>
+                <w:sz w:val="24"/>
+                <w:szCs w:val="24"/>
+                <w:u w:val="none"/>
               </w:rPr>
               <w:t>Total</w:t>
             </w:r>
@@ -10949,19 +12482,48 @@
         <w:tc>
           <w:tcPr>
             <w:tcW w:w="1297" w:type="dxa"/>
-            <w:tcBorders/>
+            <w:tcBorders>
+              <w:left w:val="single" w:sz="4" w:space="0" w:color="000000"/>
+              <w:bottom w:val="single" w:sz="4" w:space="0" w:color="000000"/>
+            </w:tcBorders>
             <w:vAlign w:val="center"/>
           </w:tcPr>
           <w:p>
             <w:pPr>
               <w:pStyle w:val="Contenudetableau"/>
               <w:spacing w:before="0" w:after="120"/>
-              <w:jc w:val="right"/>
-              <w:rPr/>
+              <w:jc w:val="left"/>
+              <w:rPr>
+                <w:rFonts w:ascii="Liberation Serif" w:hAnsi="Liberation Serif"/>
+                <w:b w:val="false"/>
+                <w:bCs w:val="false"/>
+                <w:i w:val="false"/>
+                <w:i w:val="false"/>
+                <w:iCs w:val="false"/>
+                <w:strike w:val="false"/>
+                <w:dstrike w:val="false"/>
+                <w:outline w:val="false"/>
+                <w:shadow w:val="false"/>
+                <w:color w:val="000000"/>
+                <w:sz w:val="24"/>
+                <w:szCs w:val="24"/>
+                <w:u w:val="none"/>
+              </w:rPr>
             </w:pPr>
             <w:r>
               <w:rPr>
                 <w:rStyle w:val="Strong"/>
+                <w:rFonts w:ascii="Liberation Serif" w:hAnsi="Liberation Serif"/>
+                <w:i w:val="false"/>
+                <w:iCs w:val="false"/>
+                <w:strike w:val="false"/>
+                <w:dstrike w:val="false"/>
+                <w:outline w:val="false"/>
+                <w:shadow w:val="false"/>
+                <w:color w:val="000000"/>
+                <w:sz w:val="24"/>
+                <w:szCs w:val="24"/>
+                <w:u w:val="none"/>
               </w:rPr>
               <w:t>945</w:t>
             </w:r>
@@ -10970,19 +12532,49 @@
         <w:tc>
           <w:tcPr>
             <w:tcW w:w="2242" w:type="dxa"/>
-            <w:tcBorders/>
+            <w:tcBorders>
+              <w:left w:val="single" w:sz="4" w:space="0" w:color="000000"/>
+              <w:bottom w:val="single" w:sz="4" w:space="0" w:color="000000"/>
+              <w:right w:val="single" w:sz="4" w:space="0" w:color="000000"/>
+            </w:tcBorders>
             <w:vAlign w:val="center"/>
           </w:tcPr>
           <w:p>
             <w:pPr>
               <w:pStyle w:val="Contenudetableau"/>
               <w:spacing w:before="0" w:after="120"/>
-              <w:jc w:val="right"/>
-              <w:rPr/>
+              <w:jc w:val="left"/>
+              <w:rPr>
+                <w:rFonts w:ascii="Liberation Serif" w:hAnsi="Liberation Serif"/>
+                <w:b w:val="false"/>
+                <w:bCs w:val="false"/>
+                <w:i w:val="false"/>
+                <w:i w:val="false"/>
+                <w:iCs w:val="false"/>
+                <w:strike w:val="false"/>
+                <w:dstrike w:val="false"/>
+                <w:outline w:val="false"/>
+                <w:shadow w:val="false"/>
+                <w:color w:val="000000"/>
+                <w:sz w:val="24"/>
+                <w:szCs w:val="24"/>
+                <w:u w:val="none"/>
+              </w:rPr>
             </w:pPr>
             <w:r>
               <w:rPr>
                 <w:rStyle w:val="Strong"/>
+                <w:rFonts w:ascii="Liberation Serif" w:hAnsi="Liberation Serif"/>
+                <w:i w:val="false"/>
+                <w:iCs w:val="false"/>
+                <w:strike w:val="false"/>
+                <w:dstrike w:val="false"/>
+                <w:outline w:val="false"/>
+                <w:shadow w:val="false"/>
+                <w:color w:val="000000"/>
+                <w:sz w:val="24"/>
+                <w:szCs w:val="24"/>
+                <w:u w:val="none"/>
               </w:rPr>
               <w:t>644</w:t>
             </w:r>

--- a/documents/Final Report/Final_Report.docx
+++ b/documents/Final Report/Final_Report.docx
@@ -74,7 +74,7 @@
       </w:tblPr>
       <w:tblGrid>
         <w:gridCol w:w="2381"/>
-        <w:gridCol w:w="5556"/>
+        <w:gridCol w:w="5555"/>
       </w:tblGrid>
       <w:tr>
         <w:trPr/>
@@ -108,7 +108,7 @@
         </w:tc>
         <w:tc>
           <w:tcPr>
-            <w:tcW w:w="5556" w:type="dxa"/>
+            <w:tcW w:w="5555" w:type="dxa"/>
             <w:tcBorders/>
             <w:shd w:fill="FFFFFF" w:val="clear"/>
             <w:vAlign w:val="center"/>
@@ -165,7 +165,7 @@
         </w:tc>
         <w:tc>
           <w:tcPr>
-            <w:tcW w:w="5556" w:type="dxa"/>
+            <w:tcW w:w="5555" w:type="dxa"/>
             <w:tcBorders/>
             <w:shd w:fill="FFFFFF" w:val="clear"/>
             <w:vAlign w:val="center"/>
@@ -220,7 +220,7 @@
         </w:tc>
         <w:tc>
           <w:tcPr>
-            <w:tcW w:w="5556" w:type="dxa"/>
+            <w:tcW w:w="5555" w:type="dxa"/>
             <w:tcBorders/>
             <w:shd w:fill="FFFFFF" w:val="clear"/>
             <w:vAlign w:val="center"/>
@@ -275,7 +275,7 @@
         </w:tc>
         <w:tc>
           <w:tcPr>
-            <w:tcW w:w="5556" w:type="dxa"/>
+            <w:tcW w:w="5555" w:type="dxa"/>
             <w:tcBorders/>
             <w:shd w:fill="FFFFFF" w:val="clear"/>
             <w:vAlign w:val="center"/>
@@ -347,6 +347,7 @@
         <w:pStyle w:val="Heading1"/>
         <w:keepNext w:val="true"/>
         <w:spacing w:before="0" w:after="0"/>
+        <w:ind w:hanging="0" w:left="0"/>
         <w:rPr/>
       </w:pPr>
       <w:bookmarkStart w:id="0" w:name="__RefHeading___Toc2134_2766774698"/>
@@ -408,6 +409,7 @@
         <w:pStyle w:val="Heading1"/>
         <w:keepNext w:val="true"/>
         <w:spacing w:before="0" w:after="0"/>
+        <w:ind w:hanging="0" w:left="0"/>
         <w:rPr/>
       </w:pPr>
       <w:bookmarkStart w:id="1" w:name="__RefHeading___Toc2136_2766774698"/>
@@ -455,6 +457,11 @@
                 <w:rStyle w:val="Sautdindex"/>
               </w:rPr>
               <w:t>Abstract</w:t>
+            </w:r>
+            <w:r>
+              <w:rPr>
+                <w:rStyle w:val="Sautdindex"/>
+              </w:rPr>
               <w:tab/>
               <w:t>2</w:t>
             </w:r>
@@ -1395,6 +1402,7 @@
         <w:pStyle w:val="Heading1"/>
         <w:keepNext w:val="true"/>
         <w:spacing w:before="0" w:after="0"/>
+        <w:ind w:hanging="0" w:left="0"/>
         <w:rPr/>
       </w:pPr>
       <w:bookmarkStart w:id="2" w:name="__RefHeading___Toc2138_2766774698"/>
@@ -1438,6 +1446,7 @@
       <w:pPr>
         <w:pStyle w:val="Heading1"/>
         <w:keepNext w:val="true"/>
+        <w:ind w:hanging="0" w:left="0"/>
         <w:rPr/>
       </w:pPr>
       <w:bookmarkStart w:id="3" w:name="__RefHeading___Toc2140_2766774698"/>
@@ -1451,6 +1460,7 @@
       <w:pPr>
         <w:pStyle w:val="Heading2"/>
         <w:keepNext w:val="true"/>
+        <w:ind w:hanging="0" w:left="0"/>
         <w:rPr/>
       </w:pPr>
       <w:bookmarkStart w:id="4" w:name="__RefHeading___Toc2142_2766774698"/>
@@ -1484,6 +1494,7 @@
       <w:pPr>
         <w:pStyle w:val="Heading2"/>
         <w:keepNext w:val="true"/>
+        <w:ind w:hanging="0" w:left="0"/>
         <w:rPr/>
       </w:pPr>
       <w:bookmarkStart w:id="5" w:name="__RefHeading___Toc2144_2766774698"/>
@@ -1498,7 +1509,7 @@
         <w:pStyle w:val="ListBullet"/>
         <w:numPr>
           <w:ilvl w:val="0"/>
-          <w:numId w:val="2"/>
+          <w:numId w:val="1"/>
         </w:numPr>
         <w:spacing w:before="0" w:after="40"/>
         <w:ind w:hanging="360" w:left="340"/>
@@ -1515,7 +1526,7 @@
         <w:pStyle w:val="ListBullet"/>
         <w:numPr>
           <w:ilvl w:val="0"/>
-          <w:numId w:val="2"/>
+          <w:numId w:val="1"/>
         </w:numPr>
         <w:spacing w:before="0" w:after="40"/>
         <w:ind w:hanging="360" w:left="340"/>
@@ -1532,7 +1543,7 @@
         <w:pStyle w:val="ListBullet"/>
         <w:numPr>
           <w:ilvl w:val="0"/>
-          <w:numId w:val="2"/>
+          <w:numId w:val="1"/>
         </w:numPr>
         <w:spacing w:before="0" w:after="40"/>
         <w:ind w:hanging="360" w:left="340"/>
@@ -1549,7 +1560,7 @@
         <w:pStyle w:val="ListBullet"/>
         <w:numPr>
           <w:ilvl w:val="0"/>
-          <w:numId w:val="2"/>
+          <w:numId w:val="1"/>
         </w:numPr>
         <w:spacing w:before="0" w:after="40"/>
         <w:ind w:hanging="360" w:left="340"/>
@@ -1566,7 +1577,7 @@
         <w:pStyle w:val="ListBullet"/>
         <w:numPr>
           <w:ilvl w:val="0"/>
-          <w:numId w:val="2"/>
+          <w:numId w:val="1"/>
         </w:numPr>
         <w:spacing w:before="0" w:after="40"/>
         <w:ind w:hanging="360" w:left="340"/>
@@ -1582,6 +1593,7 @@
       <w:pPr>
         <w:pStyle w:val="Heading2"/>
         <w:keepNext w:val="true"/>
+        <w:ind w:hanging="0" w:left="0"/>
         <w:rPr/>
       </w:pPr>
       <w:bookmarkStart w:id="6" w:name="__RefHeading___Toc2146_2766774698"/>
@@ -2298,6 +2310,244 @@
         </w:tc>
       </w:tr>
       <w:tr>
+        <w:trPr>
+          <w:trHeight w:val="925" w:hRule="atLeast"/>
+        </w:trPr>
+        <w:tc>
+          <w:tcPr>
+            <w:tcW w:w="3137" w:type="dxa"/>
+            <w:tcBorders>
+              <w:left w:val="single" w:sz="4" w:space="0" w:color="000000"/>
+              <w:bottom w:val="single" w:sz="4" w:space="0" w:color="000000"/>
+              <w:right w:val="single" w:sz="4" w:space="0" w:color="000000"/>
+            </w:tcBorders>
+            <w:tcMar>
+              <w:top w:w="80" w:type="dxa"/>
+              <w:bottom w:w="80" w:type="dxa"/>
+            </w:tcMar>
+            <w:vAlign w:val="center"/>
+          </w:tcPr>
+          <w:p>
+            <w:pPr>
+              <w:pStyle w:val="Normal"/>
+              <w:widowControl/>
+              <w:suppressAutoHyphens w:val="true"/>
+              <w:spacing w:before="0" w:after="120"/>
+              <w:rPr>
+                <w:kern w:val="0"/>
+                <w:szCs w:val="22"/>
+                <w:lang w:val="en-US" w:eastAsia="en-US" w:bidi="ar-SA"/>
+              </w:rPr>
+            </w:pPr>
+            <w:r>
+              <w:rPr>
+                <w:rStyle w:val="Strong"/>
+                <w:b w:val="false"/>
+                <w:bCs w:val="false"/>
+                <w:kern w:val="0"/>
+                <w:szCs w:val="22"/>
+                <w:lang w:val="en-US" w:eastAsia="en-US" w:bidi="ar-SA"/>
+              </w:rPr>
+              <w:t>Room information</w:t>
+            </w:r>
+          </w:p>
+        </w:tc>
+        <w:tc>
+          <w:tcPr>
+            <w:tcW w:w="3137" w:type="dxa"/>
+            <w:tcBorders>
+              <w:left w:val="single" w:sz="4" w:space="0" w:color="000000"/>
+              <w:bottom w:val="single" w:sz="4" w:space="0" w:color="000000"/>
+              <w:right w:val="single" w:sz="4" w:space="0" w:color="000000"/>
+            </w:tcBorders>
+            <w:tcMar>
+              <w:top w:w="80" w:type="dxa"/>
+              <w:bottom w:w="80" w:type="dxa"/>
+            </w:tcMar>
+            <w:vAlign w:val="center"/>
+          </w:tcPr>
+          <w:p>
+            <w:pPr>
+              <w:pStyle w:val="Normal"/>
+              <w:widowControl/>
+              <w:suppressAutoHyphens w:val="true"/>
+              <w:spacing w:before="0" w:after="120"/>
+              <w:rPr>
+                <w:kern w:val="0"/>
+                <w:szCs w:val="22"/>
+                <w:lang w:val="en-US" w:eastAsia="en-US" w:bidi="ar-SA"/>
+              </w:rPr>
+            </w:pPr>
+            <w:r>
+              <w:rPr>
+                <w:rStyle w:val="Emphasis"/>
+                <w:i w:val="false"/>
+                <w:iCs w:val="false"/>
+                <w:kern w:val="0"/>
+                <w:szCs w:val="22"/>
+                <w:lang w:val="en-US" w:eastAsia="en-US" w:bidi="ar-SA"/>
+              </w:rPr>
+              <w:t>Return</w:t>
+            </w:r>
+            <w:r>
+              <w:rPr>
+                <w:rStyle w:val="Emphasis"/>
+                <w:kern w:val="0"/>
+                <w:szCs w:val="22"/>
+                <w:lang w:val="en-US" w:eastAsia="en-US" w:bidi="ar-SA"/>
+              </w:rPr>
+              <w:t xml:space="preserve"> the details of a selected room.</w:t>
+            </w:r>
+          </w:p>
+        </w:tc>
+        <w:tc>
+          <w:tcPr>
+            <w:tcW w:w="3137" w:type="dxa"/>
+            <w:tcBorders>
+              <w:left w:val="single" w:sz="4" w:space="0" w:color="000000"/>
+              <w:bottom w:val="single" w:sz="4" w:space="0" w:color="000000"/>
+              <w:right w:val="single" w:sz="4" w:space="0" w:color="000000"/>
+            </w:tcBorders>
+            <w:tcMar>
+              <w:top w:w="80" w:type="dxa"/>
+              <w:bottom w:w="80" w:type="dxa"/>
+            </w:tcMar>
+            <w:vAlign w:val="center"/>
+          </w:tcPr>
+          <w:p>
+            <w:pPr>
+              <w:pStyle w:val="Normal"/>
+              <w:widowControl/>
+              <w:suppressAutoHyphens w:val="true"/>
+              <w:spacing w:before="0" w:after="120"/>
+              <w:jc w:val="center"/>
+              <w:rPr>
+                <w:kern w:val="0"/>
+                <w:szCs w:val="22"/>
+                <w:lang w:val="en-US" w:eastAsia="en-US" w:bidi="ar-SA"/>
+              </w:rPr>
+            </w:pPr>
+            <w:r>
+              <w:rPr/>
+              <w:t>Implemented</w:t>
+            </w:r>
+          </w:p>
+        </w:tc>
+      </w:tr>
+      <w:tr>
+        <w:trPr>
+          <w:trHeight w:val="1011" w:hRule="atLeast"/>
+        </w:trPr>
+        <w:tc>
+          <w:tcPr>
+            <w:tcW w:w="3137" w:type="dxa"/>
+            <w:tcBorders>
+              <w:left w:val="single" w:sz="4" w:space="0" w:color="000000"/>
+              <w:bottom w:val="single" w:sz="4" w:space="0" w:color="000000"/>
+              <w:right w:val="single" w:sz="4" w:space="0" w:color="000000"/>
+            </w:tcBorders>
+            <w:tcMar>
+              <w:top w:w="80" w:type="dxa"/>
+              <w:bottom w:w="80" w:type="dxa"/>
+            </w:tcMar>
+            <w:vAlign w:val="center"/>
+          </w:tcPr>
+          <w:p>
+            <w:pPr>
+              <w:pStyle w:val="Normal"/>
+              <w:widowControl/>
+              <w:suppressAutoHyphens w:val="true"/>
+              <w:spacing w:before="0" w:after="120"/>
+              <w:rPr>
+                <w:kern w:val="0"/>
+                <w:szCs w:val="22"/>
+                <w:lang w:val="en-US" w:eastAsia="en-US" w:bidi="ar-SA"/>
+              </w:rPr>
+            </w:pPr>
+            <w:r>
+              <w:rPr>
+                <w:rStyle w:val="Strong"/>
+                <w:b w:val="false"/>
+                <w:bCs w:val="false"/>
+                <w:kern w:val="0"/>
+                <w:szCs w:val="22"/>
+                <w:lang w:val="en-US" w:eastAsia="en-US" w:bidi="ar-SA"/>
+              </w:rPr>
+              <w:t>Announcement broadcast</w:t>
+            </w:r>
+          </w:p>
+        </w:tc>
+        <w:tc>
+          <w:tcPr>
+            <w:tcW w:w="3137" w:type="dxa"/>
+            <w:tcBorders>
+              <w:left w:val="single" w:sz="4" w:space="0" w:color="000000"/>
+              <w:bottom w:val="single" w:sz="4" w:space="0" w:color="000000"/>
+              <w:right w:val="single" w:sz="4" w:space="0" w:color="000000"/>
+            </w:tcBorders>
+            <w:tcMar>
+              <w:top w:w="80" w:type="dxa"/>
+              <w:bottom w:w="80" w:type="dxa"/>
+            </w:tcMar>
+            <w:vAlign w:val="center"/>
+          </w:tcPr>
+          <w:p>
+            <w:pPr>
+              <w:pStyle w:val="Normal"/>
+              <w:widowControl/>
+              <w:suppressAutoHyphens w:val="true"/>
+              <w:spacing w:before="0" w:after="120"/>
+              <w:rPr>
+                <w:kern w:val="0"/>
+                <w:szCs w:val="22"/>
+                <w:lang w:val="en-US" w:eastAsia="en-US" w:bidi="ar-SA"/>
+              </w:rPr>
+            </w:pPr>
+            <w:r>
+              <w:rPr>
+                <w:kern w:val="0"/>
+                <w:szCs w:val="22"/>
+                <w:lang w:val="en-US" w:eastAsia="en-US" w:bidi="ar-SA"/>
+              </w:rPr>
+              <w:t>Send a global annoucement message through the server</w:t>
+            </w:r>
+          </w:p>
+        </w:tc>
+        <w:tc>
+          <w:tcPr>
+            <w:tcW w:w="3137" w:type="dxa"/>
+            <w:tcBorders>
+              <w:left w:val="single" w:sz="4" w:space="0" w:color="000000"/>
+              <w:bottom w:val="single" w:sz="4" w:space="0" w:color="000000"/>
+              <w:right w:val="single" w:sz="4" w:space="0" w:color="000000"/>
+            </w:tcBorders>
+            <w:tcMar>
+              <w:top w:w="80" w:type="dxa"/>
+              <w:bottom w:w="80" w:type="dxa"/>
+            </w:tcMar>
+            <w:vAlign w:val="center"/>
+          </w:tcPr>
+          <w:p>
+            <w:pPr>
+              <w:pStyle w:val="Normal"/>
+              <w:widowControl/>
+              <w:suppressAutoHyphens w:val="true"/>
+              <w:spacing w:before="0" w:after="120"/>
+              <w:jc w:val="center"/>
+              <w:rPr>
+                <w:kern w:val="0"/>
+                <w:szCs w:val="22"/>
+                <w:lang w:val="en-US" w:eastAsia="en-US" w:bidi="ar-SA"/>
+              </w:rPr>
+            </w:pPr>
+            <w:r>
+              <w:rPr/>
+              <w:t>Implemented</w:t>
+            </w:r>
+          </w:p>
+        </w:tc>
+      </w:tr>
+      <w:tr>
         <w:trPr/>
         <w:tc>
           <w:tcPr>
@@ -2555,6 +2805,7 @@
         <w:pStyle w:val="Heading1"/>
         <w:keepNext w:val="true"/>
         <w:spacing w:before="0" w:after="0"/>
+        <w:ind w:hanging="0" w:left="0"/>
         <w:rPr/>
       </w:pPr>
       <w:bookmarkStart w:id="7" w:name="__RefHeading___Toc2148_2766774698"/>
@@ -2568,6 +2819,7 @@
       <w:pPr>
         <w:pStyle w:val="Heading2"/>
         <w:keepNext w:val="true"/>
+        <w:ind w:hanging="0" w:left="0"/>
         <w:rPr/>
       </w:pPr>
       <w:bookmarkStart w:id="8" w:name="__RefHeading___Toc2150_2766774698"/>
@@ -2591,6 +2843,7 @@
       <w:pPr>
         <w:pStyle w:val="Heading2"/>
         <w:keepNext w:val="true"/>
+        <w:ind w:hanging="0" w:left="0"/>
         <w:rPr/>
       </w:pPr>
       <w:bookmarkStart w:id="9" w:name="__RefHeading___Toc2152_2766774698"/>
@@ -3092,6 +3345,7 @@
       <w:pPr>
         <w:pStyle w:val="Heading2"/>
         <w:keepNext w:val="true"/>
+        <w:ind w:hanging="0" w:left="0"/>
         <w:rPr/>
       </w:pPr>
       <w:bookmarkStart w:id="10" w:name="__RefHeading___Toc2154_2766774698"/>
@@ -3118,7 +3372,7 @@
         <w:gridCol w:w="2353"/>
         <w:gridCol w:w="2353"/>
         <w:gridCol w:w="2353"/>
-        <w:gridCol w:w="2353"/>
+        <w:gridCol w:w="2352"/>
       </w:tblGrid>
       <w:tr>
         <w:trPr/>
@@ -3229,7 +3483,7 @@
         </w:tc>
         <w:tc>
           <w:tcPr>
-            <w:tcW w:w="2353" w:type="dxa"/>
+            <w:tcW w:w="2352" w:type="dxa"/>
             <w:tcBorders>
               <w:top w:val="single" w:sz="4" w:space="0" w:color="000000"/>
               <w:left w:val="single" w:sz="4" w:space="0" w:color="000000"/>
@@ -3381,7 +3635,7 @@
         </w:tc>
         <w:tc>
           <w:tcPr>
-            <w:tcW w:w="2353" w:type="dxa"/>
+            <w:tcW w:w="2352" w:type="dxa"/>
             <w:tcBorders>
               <w:top w:val="single" w:sz="4" w:space="0" w:color="000000"/>
               <w:left w:val="single" w:sz="4" w:space="0" w:color="000000"/>
@@ -3536,7 +3790,7 @@
         </w:tc>
         <w:tc>
           <w:tcPr>
-            <w:tcW w:w="2353" w:type="dxa"/>
+            <w:tcW w:w="2352" w:type="dxa"/>
             <w:tcBorders>
               <w:top w:val="single" w:sz="4" w:space="0" w:color="000000"/>
               <w:left w:val="single" w:sz="4" w:space="0" w:color="000000"/>
@@ -3691,7 +3945,7 @@
         </w:tc>
         <w:tc>
           <w:tcPr>
-            <w:tcW w:w="2353" w:type="dxa"/>
+            <w:tcW w:w="2352" w:type="dxa"/>
             <w:tcBorders>
               <w:top w:val="single" w:sz="4" w:space="0" w:color="000000"/>
               <w:left w:val="single" w:sz="4" w:space="0" w:color="000000"/>
@@ -3846,7 +4100,7 @@
         </w:tc>
         <w:tc>
           <w:tcPr>
-            <w:tcW w:w="2353" w:type="dxa"/>
+            <w:tcW w:w="2352" w:type="dxa"/>
             <w:tcBorders>
               <w:top w:val="single" w:sz="4" w:space="0" w:color="000000"/>
               <w:left w:val="single" w:sz="4" w:space="0" w:color="000000"/>
@@ -3888,6 +4142,7 @@
       <w:pPr>
         <w:pStyle w:val="Heading2"/>
         <w:keepNext w:val="true"/>
+        <w:ind w:hanging="0" w:left="0"/>
         <w:rPr/>
       </w:pPr>
       <w:bookmarkStart w:id="11" w:name="__RefHeading___Toc2156_2766774698"/>
@@ -3912,7 +4167,7 @@
       </w:tblPr>
       <w:tblGrid>
         <w:gridCol w:w="4706"/>
-        <w:gridCol w:w="4706"/>
+        <w:gridCol w:w="4705"/>
       </w:tblGrid>
       <w:tr>
         <w:trPr/>
@@ -3963,7 +4218,7 @@
         </w:tc>
         <w:tc>
           <w:tcPr>
-            <w:tcW w:w="4706" w:type="dxa"/>
+            <w:tcW w:w="4705" w:type="dxa"/>
             <w:tcBorders>
               <w:top w:val="single" w:sz="4" w:space="0" w:color="000000"/>
               <w:left w:val="single" w:sz="4" w:space="0" w:color="000000"/>
@@ -4056,7 +4311,7 @@
         </w:tc>
         <w:tc>
           <w:tcPr>
-            <w:tcW w:w="4706" w:type="dxa"/>
+            <w:tcW w:w="4705" w:type="dxa"/>
             <w:tcBorders>
               <w:top w:val="single" w:sz="4" w:space="0" w:color="000000"/>
               <w:left w:val="single" w:sz="4" w:space="0" w:color="000000"/>
@@ -4118,6 +4373,7 @@
         <w:pStyle w:val="Heading1"/>
         <w:keepNext w:val="true"/>
         <w:spacing w:before="0" w:after="0"/>
+        <w:ind w:hanging="0" w:left="0"/>
         <w:rPr/>
       </w:pPr>
       <w:bookmarkStart w:id="12" w:name="__RefHeading___Toc2158_2766774698"/>
@@ -4131,6 +4387,7 @@
       <w:pPr>
         <w:pStyle w:val="Heading2"/>
         <w:keepNext w:val="true"/>
+        <w:ind w:hanging="0" w:left="0"/>
         <w:rPr/>
       </w:pPr>
       <w:bookmarkStart w:id="13" w:name="__RefHeading___Toc2160_2766774698"/>
@@ -4157,7 +4414,7 @@
         <w:gridCol w:w="2353"/>
         <w:gridCol w:w="2353"/>
         <w:gridCol w:w="2353"/>
-        <w:gridCol w:w="2353"/>
+        <w:gridCol w:w="2352"/>
       </w:tblGrid>
       <w:tr>
         <w:trPr/>
@@ -4268,7 +4525,7 @@
         </w:tc>
         <w:tc>
           <w:tcPr>
-            <w:tcW w:w="2353" w:type="dxa"/>
+            <w:tcW w:w="2352" w:type="dxa"/>
             <w:tcBorders>
               <w:top w:val="single" w:sz="4" w:space="0" w:color="000000"/>
               <w:left w:val="single" w:sz="4" w:space="0" w:color="000000"/>
@@ -4421,7 +4678,7 @@
         </w:tc>
         <w:tc>
           <w:tcPr>
-            <w:tcW w:w="2353" w:type="dxa"/>
+            <w:tcW w:w="2352" w:type="dxa"/>
             <w:tcBorders>
               <w:top w:val="single" w:sz="4" w:space="0" w:color="000000"/>
               <w:left w:val="single" w:sz="4" w:space="0" w:color="000000"/>
@@ -4577,7 +4834,7 @@
         </w:tc>
         <w:tc>
           <w:tcPr>
-            <w:tcW w:w="2353" w:type="dxa"/>
+            <w:tcW w:w="2352" w:type="dxa"/>
             <w:tcBorders>
               <w:top w:val="single" w:sz="4" w:space="0" w:color="000000"/>
               <w:left w:val="single" w:sz="4" w:space="0" w:color="000000"/>
@@ -4733,7 +4990,7 @@
         </w:tc>
         <w:tc>
           <w:tcPr>
-            <w:tcW w:w="2353" w:type="dxa"/>
+            <w:tcW w:w="2352" w:type="dxa"/>
             <w:tcBorders>
               <w:top w:val="single" w:sz="4" w:space="0" w:color="000000"/>
               <w:left w:val="single" w:sz="4" w:space="0" w:color="000000"/>
@@ -4889,7 +5146,7 @@
         </w:tc>
         <w:tc>
           <w:tcPr>
-            <w:tcW w:w="2353" w:type="dxa"/>
+            <w:tcW w:w="2352" w:type="dxa"/>
             <w:tcBorders>
               <w:top w:val="single" w:sz="4" w:space="0" w:color="000000"/>
               <w:left w:val="single" w:sz="4" w:space="0" w:color="000000"/>
@@ -5045,7 +5302,7 @@
         </w:tc>
         <w:tc>
           <w:tcPr>
-            <w:tcW w:w="2353" w:type="dxa"/>
+            <w:tcW w:w="2352" w:type="dxa"/>
             <w:tcBorders>
               <w:top w:val="single" w:sz="4" w:space="0" w:color="000000"/>
               <w:left w:val="single" w:sz="4" w:space="0" w:color="000000"/>
@@ -5201,7 +5458,7 @@
         </w:tc>
         <w:tc>
           <w:tcPr>
-            <w:tcW w:w="2353" w:type="dxa"/>
+            <w:tcW w:w="2352" w:type="dxa"/>
             <w:tcBorders>
               <w:top w:val="single" w:sz="4" w:space="0" w:color="000000"/>
               <w:left w:val="single" w:sz="4" w:space="0" w:color="000000"/>
@@ -5357,7 +5614,7 @@
         </w:tc>
         <w:tc>
           <w:tcPr>
-            <w:tcW w:w="2353" w:type="dxa"/>
+            <w:tcW w:w="2352" w:type="dxa"/>
             <w:tcBorders>
               <w:top w:val="single" w:sz="4" w:space="0" w:color="000000"/>
               <w:left w:val="single" w:sz="4" w:space="0" w:color="000000"/>
@@ -5399,6 +5656,7 @@
       <w:pPr>
         <w:pStyle w:val="Heading2"/>
         <w:keepNext w:val="true"/>
+        <w:ind w:hanging="0" w:left="0"/>
         <w:rPr/>
       </w:pPr>
       <w:bookmarkStart w:id="14" w:name="__RefHeading___Toc2162_2766774698"/>
@@ -5425,11 +5683,37 @@
       </w:pPr>
       <w:r>
         <w:rPr/>
+      </w:r>
+    </w:p>
+    <w:p>
+      <w:pPr>
+        <w:pStyle w:val="Normal"/>
+        <w:rPr/>
+      </w:pPr>
+      <w:r>
+        <w:rPr/>
+      </w:r>
+    </w:p>
+    <w:p>
+      <w:pPr>
+        <w:pStyle w:val="Normal"/>
+        <w:rPr/>
+      </w:pPr>
+      <w:r>
+        <w:rPr/>
         <w:drawing>
-          <wp:inline distT="0" distB="0" distL="0" distR="0">
-            <wp:extent cx="5687695" cy="1955165"/>
+          <wp:anchor behindDoc="0" distT="0" distB="0" distL="0" distR="0" simplePos="0" locked="0" layoutInCell="0" allowOverlap="1" relativeHeight="6">
+            <wp:simplePos x="0" y="0"/>
+            <wp:positionH relativeFrom="column">
+              <wp:posOffset>34925</wp:posOffset>
+            </wp:positionH>
+            <wp:positionV relativeFrom="paragraph">
+              <wp:posOffset>501015</wp:posOffset>
+            </wp:positionV>
+            <wp:extent cx="5976620" cy="3207385"/>
             <wp:effectExtent l="0" t="0" r="0" b="0"/>
-            <wp:docPr id="1" name="Picture 1" descr=""/>
+            <wp:wrapSquare wrapText="largest"/>
+            <wp:docPr id="1" name="Image1" descr=""/>
             <wp:cNvGraphicFramePr>
               <a:graphicFrameLocks xmlns:a="http://schemas.openxmlformats.org/drawingml/2006/main" noChangeAspect="1"/>
             </wp:cNvGraphicFramePr>
@@ -5437,7 +5721,7 @@
               <a:graphicData uri="http://schemas.openxmlformats.org/drawingml/2006/picture">
                 <pic:pic xmlns:pic="http://schemas.openxmlformats.org/drawingml/2006/picture">
                   <pic:nvPicPr>
-                    <pic:cNvPr id="1" name="Picture 1" descr=""/>
+                    <pic:cNvPr id="1" name="Image1" descr=""/>
                     <pic:cNvPicPr>
                       <a:picLocks noChangeAspect="1" noChangeArrowheads="1"/>
                     </pic:cNvPicPr>
@@ -5451,7 +5735,7 @@
                   <pic:spPr bwMode="auto">
                     <a:xfrm>
                       <a:off x="0" y="0"/>
-                      <a:ext cx="5687695" cy="1955165"/>
+                      <a:ext cx="5976620" cy="3207385"/>
                     </a:xfrm>
                     <a:prstGeom prst="rect">
                       <a:avLst/>
@@ -5460,12 +5744,21 @@
                 </pic:pic>
               </a:graphicData>
             </a:graphic>
-          </wp:inline>
+          </wp:anchor>
         </w:drawing>
       </w:r>
     </w:p>
     <w:p>
       <w:pPr>
+        <w:pStyle w:val="Normal"/>
+        <w:rPr/>
+      </w:pPr>
+      <w:r>
+        <w:rPr/>
+      </w:r>
+    </w:p>
+    <w:p>
+      <w:pPr>
         <w:pStyle w:val="CaptionCustom"/>
         <w:rPr/>
       </w:pPr>
@@ -5488,6 +5781,7 @@
       <w:pPr>
         <w:pStyle w:val="Heading2"/>
         <w:keepNext w:val="true"/>
+        <w:ind w:hanging="0" w:left="0"/>
         <w:rPr/>
       </w:pPr>
       <w:bookmarkStart w:id="15" w:name="__RefHeading___Toc2164_2766774698"/>
@@ -6002,6 +6296,7 @@
         <w:pStyle w:val="Heading1"/>
         <w:keepNext w:val="true"/>
         <w:spacing w:before="0" w:after="0"/>
+        <w:ind w:hanging="0" w:left="0"/>
         <w:rPr/>
       </w:pPr>
       <w:bookmarkStart w:id="16" w:name="__RefHeading___Toc2166_2766774698"/>
@@ -6015,6 +6310,7 @@
       <w:pPr>
         <w:pStyle w:val="Heading2"/>
         <w:keepNext w:val="true"/>
+        <w:ind w:hanging="0" w:left="0"/>
         <w:rPr/>
       </w:pPr>
       <w:bookmarkStart w:id="17" w:name="__RefHeading___Toc2168_2766774698"/>
@@ -6740,6 +7036,7 @@
       <w:pPr>
         <w:pStyle w:val="Heading2"/>
         <w:keepNext w:val="true"/>
+        <w:ind w:hanging="0" w:left="0"/>
         <w:rPr/>
       </w:pPr>
       <w:bookmarkStart w:id="18" w:name="__RefHeading___Toc2170_2766774698"/>
@@ -6763,6 +7060,7 @@
       <w:pPr>
         <w:pStyle w:val="Heading2"/>
         <w:keepNext w:val="true"/>
+        <w:ind w:hanging="0" w:left="0"/>
         <w:rPr/>
       </w:pPr>
       <w:bookmarkStart w:id="19" w:name="__RefHeading___Toc2172_2766774698"/>
@@ -6789,7 +7087,7 @@
         <w:gridCol w:w="2353"/>
         <w:gridCol w:w="2353"/>
         <w:gridCol w:w="2353"/>
-        <w:gridCol w:w="2353"/>
+        <w:gridCol w:w="2352"/>
       </w:tblGrid>
       <w:tr>
         <w:trPr/>
@@ -6900,7 +7198,7 @@
         </w:tc>
         <w:tc>
           <w:tcPr>
-            <w:tcW w:w="2353" w:type="dxa"/>
+            <w:tcW w:w="2352" w:type="dxa"/>
             <w:tcBorders>
               <w:top w:val="single" w:sz="4" w:space="0" w:color="000000"/>
               <w:left w:val="single" w:sz="4" w:space="0" w:color="000000"/>
@@ -7052,7 +7350,7 @@
         </w:tc>
         <w:tc>
           <w:tcPr>
-            <w:tcW w:w="2353" w:type="dxa"/>
+            <w:tcW w:w="2352" w:type="dxa"/>
             <w:tcBorders>
               <w:top w:val="single" w:sz="4" w:space="0" w:color="000000"/>
               <w:left w:val="single" w:sz="4" w:space="0" w:color="000000"/>
@@ -7207,7 +7505,7 @@
         </w:tc>
         <w:tc>
           <w:tcPr>
-            <w:tcW w:w="2353" w:type="dxa"/>
+            <w:tcW w:w="2352" w:type="dxa"/>
             <w:tcBorders>
               <w:top w:val="single" w:sz="4" w:space="0" w:color="000000"/>
               <w:left w:val="single" w:sz="4" w:space="0" w:color="000000"/>
@@ -7362,7 +7660,7 @@
         </w:tc>
         <w:tc>
           <w:tcPr>
-            <w:tcW w:w="2353" w:type="dxa"/>
+            <w:tcW w:w="2352" w:type="dxa"/>
             <w:tcBorders>
               <w:top w:val="single" w:sz="4" w:space="0" w:color="000000"/>
               <w:left w:val="single" w:sz="4" w:space="0" w:color="000000"/>
@@ -7517,7 +7815,7 @@
         </w:tc>
         <w:tc>
           <w:tcPr>
-            <w:tcW w:w="2353" w:type="dxa"/>
+            <w:tcW w:w="2352" w:type="dxa"/>
             <w:tcBorders>
               <w:top w:val="single" w:sz="4" w:space="0" w:color="000000"/>
               <w:left w:val="single" w:sz="4" w:space="0" w:color="000000"/>
@@ -7672,7 +7970,7 @@
         </w:tc>
         <w:tc>
           <w:tcPr>
-            <w:tcW w:w="2353" w:type="dxa"/>
+            <w:tcW w:w="2352" w:type="dxa"/>
             <w:tcBorders>
               <w:top w:val="single" w:sz="4" w:space="0" w:color="000000"/>
               <w:left w:val="single" w:sz="4" w:space="0" w:color="000000"/>
@@ -7727,6 +8025,7 @@
         <w:pStyle w:val="Heading1"/>
         <w:keepNext w:val="true"/>
         <w:spacing w:before="0" w:after="0"/>
+        <w:ind w:hanging="0" w:left="0"/>
         <w:rPr/>
       </w:pPr>
       <w:bookmarkStart w:id="20" w:name="__RefHeading___Toc2174_2766774698"/>
@@ -7740,6 +8039,7 @@
       <w:pPr>
         <w:pStyle w:val="Heading2"/>
         <w:keepNext w:val="true"/>
+        <w:ind w:hanging="0" w:left="0"/>
         <w:rPr/>
       </w:pPr>
       <w:bookmarkStart w:id="21" w:name="__RefHeading___Toc2176_2766774698"/>
@@ -7839,7 +8139,7 @@
       </w:tblPr>
       <w:tblGrid>
         <w:gridCol w:w="4706"/>
-        <w:gridCol w:w="4706"/>
+        <w:gridCol w:w="4705"/>
       </w:tblGrid>
       <w:tr>
         <w:trPr/>
@@ -7880,7 +8180,7 @@
         </w:tc>
         <w:tc>
           <w:tcPr>
-            <w:tcW w:w="4706" w:type="dxa"/>
+            <w:tcW w:w="4705" w:type="dxa"/>
             <w:tcBorders>
               <w:top w:val="single" w:sz="4" w:space="0" w:color="000000"/>
               <w:left w:val="single" w:sz="4" w:space="0" w:color="000000"/>
@@ -7956,7 +8256,7 @@
         </w:tc>
         <w:tc>
           <w:tcPr>
-            <w:tcW w:w="4706" w:type="dxa"/>
+            <w:tcW w:w="4705" w:type="dxa"/>
             <w:tcBorders>
               <w:top w:val="single" w:sz="4" w:space="0" w:color="000000"/>
               <w:left w:val="single" w:sz="4" w:space="0" w:color="000000"/>
@@ -8035,7 +8335,7 @@
         </w:tc>
         <w:tc>
           <w:tcPr>
-            <w:tcW w:w="4706" w:type="dxa"/>
+            <w:tcW w:w="4705" w:type="dxa"/>
             <w:tcBorders>
               <w:top w:val="single" w:sz="4" w:space="0" w:color="000000"/>
               <w:left w:val="single" w:sz="4" w:space="0" w:color="000000"/>
@@ -8114,7 +8414,7 @@
         </w:tc>
         <w:tc>
           <w:tcPr>
-            <w:tcW w:w="4706" w:type="dxa"/>
+            <w:tcW w:w="4705" w:type="dxa"/>
             <w:tcBorders>
               <w:top w:val="single" w:sz="4" w:space="0" w:color="000000"/>
               <w:left w:val="single" w:sz="4" w:space="0" w:color="000000"/>
@@ -8193,7 +8493,7 @@
         </w:tc>
         <w:tc>
           <w:tcPr>
-            <w:tcW w:w="4706" w:type="dxa"/>
+            <w:tcW w:w="4705" w:type="dxa"/>
             <w:tcBorders>
               <w:top w:val="single" w:sz="4" w:space="0" w:color="000000"/>
               <w:left w:val="single" w:sz="4" w:space="0" w:color="000000"/>
@@ -8272,7 +8572,7 @@
         </w:tc>
         <w:tc>
           <w:tcPr>
-            <w:tcW w:w="4706" w:type="dxa"/>
+            <w:tcW w:w="4705" w:type="dxa"/>
             <w:tcBorders>
               <w:top w:val="single" w:sz="4" w:space="0" w:color="000000"/>
               <w:left w:val="single" w:sz="4" w:space="0" w:color="000000"/>
@@ -8351,7 +8651,7 @@
         </w:tc>
         <w:tc>
           <w:tcPr>
-            <w:tcW w:w="4706" w:type="dxa"/>
+            <w:tcW w:w="4705" w:type="dxa"/>
             <w:tcBorders>
               <w:top w:val="single" w:sz="4" w:space="0" w:color="000000"/>
               <w:left w:val="single" w:sz="4" w:space="0" w:color="000000"/>
@@ -8393,6 +8693,7 @@
       <w:pPr>
         <w:pStyle w:val="Heading2"/>
         <w:keepNext w:val="true"/>
+        <w:ind w:hanging="0" w:left="0"/>
         <w:rPr/>
       </w:pPr>
       <w:bookmarkStart w:id="22" w:name="__RefHeading___Toc2178_2766774698"/>
@@ -8549,6 +8850,7 @@
       <w:pPr>
         <w:pStyle w:val="Heading2"/>
         <w:keepNext w:val="true"/>
+        <w:ind w:hanging="0" w:left="0"/>
         <w:rPr/>
       </w:pPr>
       <w:bookmarkStart w:id="23" w:name="__RefHeading___Toc2180_2766774698"/>
@@ -8581,15 +8883,15 @@
         </w:tblCellMar>
       </w:tblPr>
       <w:tblGrid>
-        <w:gridCol w:w="2822"/>
-        <w:gridCol w:w="3452"/>
+        <w:gridCol w:w="2820"/>
+        <w:gridCol w:w="3454"/>
         <w:gridCol w:w="3138"/>
       </w:tblGrid>
       <w:tr>
         <w:trPr/>
         <w:tc>
           <w:tcPr>
-            <w:tcW w:w="2822" w:type="dxa"/>
+            <w:tcW w:w="2820" w:type="dxa"/>
             <w:tcBorders>
               <w:top w:val="single" w:sz="4" w:space="0" w:color="000000"/>
               <w:left w:val="single" w:sz="4" w:space="0" w:color="000000"/>
@@ -8620,8 +8922,34 @@
                 <w:szCs w:val="22"/>
                 <w:lang w:val="en-US" w:eastAsia="en-US" w:bidi="ar-SA"/>
               </w:rPr>
-              <w:t>File/</w:t>
-            </w:r>
+              <w:t>File/Module</w:t>
+            </w:r>
+          </w:p>
+        </w:tc>
+        <w:tc>
+          <w:tcPr>
+            <w:tcW w:w="3454" w:type="dxa"/>
+            <w:tcBorders>
+              <w:top w:val="single" w:sz="4" w:space="0" w:color="000000"/>
+              <w:left w:val="single" w:sz="4" w:space="0" w:color="000000"/>
+              <w:bottom w:val="single" w:sz="4" w:space="0" w:color="000000"/>
+              <w:right w:val="single" w:sz="4" w:space="0" w:color="000000"/>
+            </w:tcBorders>
+            <w:shd w:fill="EAF2FF" w:val="clear"/>
+          </w:tcPr>
+          <w:p>
+            <w:pPr>
+              <w:pStyle w:val="Normal"/>
+              <w:widowControl/>
+              <w:suppressAutoHyphens w:val="true"/>
+              <w:spacing w:before="0" w:after="120"/>
+              <w:jc w:val="center"/>
+              <w:rPr>
+                <w:kern w:val="0"/>
+                <w:szCs w:val="22"/>
+                <w:lang w:val="en-US" w:eastAsia="en-US" w:bidi="ar-SA"/>
+              </w:rPr>
+            </w:pPr>
             <w:r>
               <w:rPr>
                 <w:b/>
@@ -8631,13 +8959,13 @@
                 <w:szCs w:val="22"/>
                 <w:lang w:val="en-US" w:eastAsia="en-US" w:bidi="ar-SA"/>
               </w:rPr>
-              <w:t>Module</w:t>
-            </w:r>
-          </w:p>
-        </w:tc>
-        <w:tc>
-          <w:tcPr>
-            <w:tcW w:w="3452" w:type="dxa"/>
+              <w:t>Main Role</w:t>
+            </w:r>
+          </w:p>
+        </w:tc>
+        <w:tc>
+          <w:tcPr>
+            <w:tcW w:w="3138" w:type="dxa"/>
             <w:tcBorders>
               <w:top w:val="single" w:sz="4" w:space="0" w:color="000000"/>
               <w:left w:val="single" w:sz="4" w:space="0" w:color="000000"/>
@@ -8668,43 +8996,6 @@
                 <w:szCs w:val="22"/>
                 <w:lang w:val="en-US" w:eastAsia="en-US" w:bidi="ar-SA"/>
               </w:rPr>
-              <w:t>Main Role</w:t>
-            </w:r>
-          </w:p>
-        </w:tc>
-        <w:tc>
-          <w:tcPr>
-            <w:tcW w:w="3138" w:type="dxa"/>
-            <w:tcBorders>
-              <w:top w:val="single" w:sz="4" w:space="0" w:color="000000"/>
-              <w:left w:val="single" w:sz="4" w:space="0" w:color="000000"/>
-              <w:bottom w:val="single" w:sz="4" w:space="0" w:color="000000"/>
-              <w:right w:val="single" w:sz="4" w:space="0" w:color="000000"/>
-            </w:tcBorders>
-            <w:shd w:fill="EAF2FF" w:val="clear"/>
-          </w:tcPr>
-          <w:p>
-            <w:pPr>
-              <w:pStyle w:val="Normal"/>
-              <w:widowControl/>
-              <w:suppressAutoHyphens w:val="true"/>
-              <w:spacing w:before="0" w:after="120"/>
-              <w:jc w:val="center"/>
-              <w:rPr>
-                <w:kern w:val="0"/>
-                <w:szCs w:val="22"/>
-                <w:lang w:val="en-US" w:eastAsia="en-US" w:bidi="ar-SA"/>
-              </w:rPr>
-            </w:pPr>
-            <w:r>
-              <w:rPr>
-                <w:b/>
-                <w:bCs w:val="false"/>
-                <w:iCs w:val="false"/>
-                <w:kern w:val="0"/>
-                <w:szCs w:val="22"/>
-                <w:lang w:val="en-US" w:eastAsia="en-US" w:bidi="ar-SA"/>
-              </w:rPr>
               <w:t>Technical Descroption</w:t>
             </w:r>
           </w:p>
@@ -8714,7 +9005,7 @@
         <w:trPr/>
         <w:tc>
           <w:tcPr>
-            <w:tcW w:w="2822" w:type="dxa"/>
+            <w:tcW w:w="2820" w:type="dxa"/>
             <w:tcBorders>
               <w:top w:val="single" w:sz="4" w:space="0" w:color="000000"/>
               <w:left w:val="single" w:sz="4" w:space="0" w:color="000000"/>
@@ -8754,7 +9045,7 @@
         </w:tc>
         <w:tc>
           <w:tcPr>
-            <w:tcW w:w="3452" w:type="dxa"/>
+            <w:tcW w:w="3454" w:type="dxa"/>
             <w:tcBorders>
               <w:top w:val="single" w:sz="4" w:space="0" w:color="000000"/>
               <w:left w:val="single" w:sz="4" w:space="0" w:color="000000"/>
@@ -8859,7 +9150,7 @@
         <w:trPr/>
         <w:tc>
           <w:tcPr>
-            <w:tcW w:w="2822" w:type="dxa"/>
+            <w:tcW w:w="2820" w:type="dxa"/>
             <w:tcBorders>
               <w:top w:val="single" w:sz="4" w:space="0" w:color="000000"/>
               <w:left w:val="single" w:sz="4" w:space="0" w:color="000000"/>
@@ -8899,7 +9190,7 @@
         </w:tc>
         <w:tc>
           <w:tcPr>
-            <w:tcW w:w="3452" w:type="dxa"/>
+            <w:tcW w:w="3454" w:type="dxa"/>
             <w:tcBorders>
               <w:top w:val="single" w:sz="4" w:space="0" w:color="000000"/>
               <w:left w:val="single" w:sz="4" w:space="0" w:color="000000"/>
@@ -9003,7 +9294,7 @@
         <w:trPr/>
         <w:tc>
           <w:tcPr>
-            <w:tcW w:w="2822" w:type="dxa"/>
+            <w:tcW w:w="2820" w:type="dxa"/>
             <w:tcBorders>
               <w:top w:val="single" w:sz="4" w:space="0" w:color="000000"/>
               <w:left w:val="single" w:sz="4" w:space="0" w:color="000000"/>
@@ -9043,7 +9334,7 @@
         </w:tc>
         <w:tc>
           <w:tcPr>
-            <w:tcW w:w="3452" w:type="dxa"/>
+            <w:tcW w:w="3454" w:type="dxa"/>
             <w:tcBorders>
               <w:top w:val="single" w:sz="4" w:space="0" w:color="000000"/>
               <w:left w:val="single" w:sz="4" w:space="0" w:color="000000"/>
@@ -9136,7 +9427,7 @@
         <w:trPr/>
         <w:tc>
           <w:tcPr>
-            <w:tcW w:w="2822" w:type="dxa"/>
+            <w:tcW w:w="2820" w:type="dxa"/>
             <w:tcBorders>
               <w:top w:val="single" w:sz="4" w:space="0" w:color="000000"/>
               <w:left w:val="single" w:sz="4" w:space="0" w:color="000000"/>
@@ -9176,7 +9467,7 @@
         </w:tc>
         <w:tc>
           <w:tcPr>
-            <w:tcW w:w="3452" w:type="dxa"/>
+            <w:tcW w:w="3454" w:type="dxa"/>
             <w:tcBorders>
               <w:top w:val="single" w:sz="4" w:space="0" w:color="000000"/>
               <w:left w:val="single" w:sz="4" w:space="0" w:color="000000"/>
@@ -9210,17 +9501,7 @@
                 <w:szCs w:val="22"/>
                 <w:lang w:val="en-US" w:eastAsia="en-US" w:bidi="ar-SA"/>
               </w:rPr>
-              <w:t>Data-</w:t>
-            </w:r>
-            <w:r>
-              <w:rPr>
-                <w:rStyle w:val="Strong"/>
-                <w:iCs w:val="false"/>
-                <w:kern w:val="0"/>
-                <w:szCs w:val="22"/>
-                <w:lang w:val="en-US" w:eastAsia="en-US" w:bidi="ar-SA"/>
-              </w:rPr>
-              <w:t>Management (Storage)</w:t>
+              <w:t>Data-Management (Storage)</w:t>
             </w:r>
           </w:p>
         </w:tc>
@@ -9331,7 +9612,7 @@
         <w:trPr/>
         <w:tc>
           <w:tcPr>
-            <w:tcW w:w="2822" w:type="dxa"/>
+            <w:tcW w:w="2820" w:type="dxa"/>
             <w:tcBorders>
               <w:top w:val="single" w:sz="4" w:space="0" w:color="000000"/>
               <w:left w:val="single" w:sz="4" w:space="0" w:color="000000"/>
@@ -9371,7 +9652,7 @@
         </w:tc>
         <w:tc>
           <w:tcPr>
-            <w:tcW w:w="3452" w:type="dxa"/>
+            <w:tcW w:w="3454" w:type="dxa"/>
             <w:tcBorders>
               <w:top w:val="single" w:sz="4" w:space="0" w:color="000000"/>
               <w:left w:val="single" w:sz="4" w:space="0" w:color="000000"/>
@@ -9475,7 +9756,7 @@
         </w:trPr>
         <w:tc>
           <w:tcPr>
-            <w:tcW w:w="2822" w:type="dxa"/>
+            <w:tcW w:w="2820" w:type="dxa"/>
             <w:tcBorders>
               <w:left w:val="single" w:sz="4" w:space="0" w:color="000000"/>
               <w:bottom w:val="single" w:sz="4" w:space="0" w:color="000000"/>
@@ -9498,6 +9779,7 @@
                 <w:b w:val="false"/>
                 <w:bCs w:val="false"/>
                 <w:i w:val="false"/>
+                <w:i w:val="false"/>
                 <w:iCs w:val="false"/>
                 <w:kern w:val="0"/>
                 <w:sz w:val="24"/>
@@ -9521,7 +9803,7 @@
         </w:tc>
         <w:tc>
           <w:tcPr>
-            <w:tcW w:w="3452" w:type="dxa"/>
+            <w:tcW w:w="3454" w:type="dxa"/>
             <w:tcBorders>
               <w:left w:val="single" w:sz="4" w:space="0" w:color="000000"/>
               <w:bottom w:val="single" w:sz="4" w:space="0" w:color="000000"/>
@@ -9602,7 +9884,7 @@
         <w:trPr/>
         <w:tc>
           <w:tcPr>
-            <w:tcW w:w="2822" w:type="dxa"/>
+            <w:tcW w:w="2820" w:type="dxa"/>
             <w:tcBorders>
               <w:top w:val="single" w:sz="4" w:space="0" w:color="000000"/>
               <w:left w:val="single" w:sz="4" w:space="0" w:color="000000"/>
@@ -9642,7 +9924,7 @@
         </w:tc>
         <w:tc>
           <w:tcPr>
-            <w:tcW w:w="3452" w:type="dxa"/>
+            <w:tcW w:w="3454" w:type="dxa"/>
             <w:tcBorders>
               <w:top w:val="single" w:sz="4" w:space="0" w:color="000000"/>
               <w:left w:val="single" w:sz="4" w:space="0" w:color="000000"/>
@@ -9735,7 +10017,7 @@
         <w:trPr/>
         <w:tc>
           <w:tcPr>
-            <w:tcW w:w="2822" w:type="dxa"/>
+            <w:tcW w:w="2820" w:type="dxa"/>
             <w:tcBorders>
               <w:top w:val="single" w:sz="4" w:space="0" w:color="000000"/>
               <w:left w:val="single" w:sz="4" w:space="0" w:color="000000"/>
@@ -9775,7 +10057,7 @@
         </w:tc>
         <w:tc>
           <w:tcPr>
-            <w:tcW w:w="3452" w:type="dxa"/>
+            <w:tcW w:w="3454" w:type="dxa"/>
             <w:tcBorders>
               <w:top w:val="single" w:sz="4" w:space="0" w:color="000000"/>
               <w:left w:val="single" w:sz="4" w:space="0" w:color="000000"/>
@@ -9858,7 +10140,7 @@
         <w:trPr/>
         <w:tc>
           <w:tcPr>
-            <w:tcW w:w="2822" w:type="dxa"/>
+            <w:tcW w:w="2820" w:type="dxa"/>
             <w:tcBorders>
               <w:top w:val="single" w:sz="4" w:space="0" w:color="000000"/>
               <w:left w:val="single" w:sz="4" w:space="0" w:color="000000"/>
@@ -9898,7 +10180,7 @@
         </w:tc>
         <w:tc>
           <w:tcPr>
-            <w:tcW w:w="3452" w:type="dxa"/>
+            <w:tcW w:w="3454" w:type="dxa"/>
             <w:tcBorders>
               <w:top w:val="single" w:sz="4" w:space="0" w:color="000000"/>
               <w:left w:val="single" w:sz="4" w:space="0" w:color="000000"/>
@@ -10003,6 +10285,7 @@
       <w:pPr>
         <w:pStyle w:val="Heading2"/>
         <w:keepNext w:val="true"/>
+        <w:ind w:hanging="0" w:left="0"/>
         <w:rPr/>
       </w:pPr>
       <w:bookmarkStart w:id="24" w:name="__RefHeading___Toc2910_1453215512"/>
@@ -10792,6 +11075,7 @@
     <w:p>
       <w:pPr>
         <w:pStyle w:val="Heading2"/>
+        <w:ind w:hanging="0" w:left="0"/>
         <w:rPr/>
       </w:pPr>
       <w:bookmarkStart w:id="25" w:name="__RefHeading___Toc2912_1453215512"/>
@@ -10808,11 +11092,7 @@
       </w:pPr>
       <w:r>
         <w:rPr/>
-        <w:t>T</w:t>
-      </w:r>
-      <w:r>
-        <w:rPr/>
-        <w:t>o provide a measurable overview of the development effort, we estimated the size of the main Python modules produced during the project. The following table summarizes the implementation volume for each file.</w:t>
+        <w:t>To provide a measurable overview of the development effort, we estimated the size of the main Python modules produced during the project. The following table summarizes the implementation volume for each file.</w:t>
       </w:r>
     </w:p>
     <w:p>
@@ -10839,8 +11119,8 @@
       </w:tblPr>
       <w:tblGrid>
         <w:gridCol w:w="2893"/>
-        <w:gridCol w:w="1297"/>
-        <w:gridCol w:w="2242"/>
+        <w:gridCol w:w="1296"/>
+        <w:gridCol w:w="2243"/>
       </w:tblGrid>
       <w:tr>
         <w:trPr/>
@@ -10899,7 +11179,7 @@
         </w:tc>
         <w:tc>
           <w:tcPr>
-            <w:tcW w:w="1297" w:type="dxa"/>
+            <w:tcW w:w="1296" w:type="dxa"/>
             <w:tcBorders>
               <w:top w:val="single" w:sz="4" w:space="0" w:color="000000"/>
               <w:left w:val="single" w:sz="4" w:space="0" w:color="000000"/>
@@ -10952,7 +11232,7 @@
         </w:tc>
         <w:tc>
           <w:tcPr>
-            <w:tcW w:w="2242" w:type="dxa"/>
+            <w:tcW w:w="2243" w:type="dxa"/>
             <w:tcBorders>
               <w:top w:val="single" w:sz="4" w:space="0" w:color="000000"/>
               <w:left w:val="single" w:sz="4" w:space="0" w:color="000000"/>
@@ -11061,7 +11341,7 @@
         </w:tc>
         <w:tc>
           <w:tcPr>
-            <w:tcW w:w="1297" w:type="dxa"/>
+            <w:tcW w:w="1296" w:type="dxa"/>
             <w:tcBorders>
               <w:left w:val="single" w:sz="4" w:space="0" w:color="000000"/>
               <w:bottom w:val="single" w:sz="4" w:space="0" w:color="000000"/>
@@ -11112,7 +11392,7 @@
         </w:tc>
         <w:tc>
           <w:tcPr>
-            <w:tcW w:w="2242" w:type="dxa"/>
+            <w:tcW w:w="2243" w:type="dxa"/>
             <w:tcBorders>
               <w:left w:val="single" w:sz="4" w:space="0" w:color="000000"/>
               <w:bottom w:val="single" w:sz="4" w:space="0" w:color="000000"/>
@@ -11219,7 +11499,7 @@
         </w:tc>
         <w:tc>
           <w:tcPr>
-            <w:tcW w:w="1297" w:type="dxa"/>
+            <w:tcW w:w="1296" w:type="dxa"/>
             <w:tcBorders>
               <w:left w:val="single" w:sz="4" w:space="0" w:color="000000"/>
               <w:bottom w:val="single" w:sz="4" w:space="0" w:color="000000"/>
@@ -11270,7 +11550,7 @@
         </w:tc>
         <w:tc>
           <w:tcPr>
-            <w:tcW w:w="2242" w:type="dxa"/>
+            <w:tcW w:w="2243" w:type="dxa"/>
             <w:tcBorders>
               <w:left w:val="single" w:sz="4" w:space="0" w:color="000000"/>
               <w:bottom w:val="single" w:sz="4" w:space="0" w:color="000000"/>
@@ -11377,7 +11657,7 @@
         </w:tc>
         <w:tc>
           <w:tcPr>
-            <w:tcW w:w="1297" w:type="dxa"/>
+            <w:tcW w:w="1296" w:type="dxa"/>
             <w:tcBorders>
               <w:left w:val="single" w:sz="4" w:space="0" w:color="000000"/>
               <w:bottom w:val="single" w:sz="4" w:space="0" w:color="000000"/>
@@ -11428,7 +11708,7 @@
         </w:tc>
         <w:tc>
           <w:tcPr>
-            <w:tcW w:w="2242" w:type="dxa"/>
+            <w:tcW w:w="2243" w:type="dxa"/>
             <w:tcBorders>
               <w:left w:val="single" w:sz="4" w:space="0" w:color="000000"/>
               <w:bottom w:val="single" w:sz="4" w:space="0" w:color="000000"/>
@@ -11535,7 +11815,7 @@
         </w:tc>
         <w:tc>
           <w:tcPr>
-            <w:tcW w:w="1297" w:type="dxa"/>
+            <w:tcW w:w="1296" w:type="dxa"/>
             <w:tcBorders>
               <w:left w:val="single" w:sz="4" w:space="0" w:color="000000"/>
               <w:bottom w:val="single" w:sz="4" w:space="0" w:color="000000"/>
@@ -11586,7 +11866,7 @@
         </w:tc>
         <w:tc>
           <w:tcPr>
-            <w:tcW w:w="2242" w:type="dxa"/>
+            <w:tcW w:w="2243" w:type="dxa"/>
             <w:tcBorders>
               <w:left w:val="single" w:sz="4" w:space="0" w:color="000000"/>
               <w:bottom w:val="single" w:sz="4" w:space="0" w:color="000000"/>
@@ -11693,7 +11973,7 @@
         </w:tc>
         <w:tc>
           <w:tcPr>
-            <w:tcW w:w="1297" w:type="dxa"/>
+            <w:tcW w:w="1296" w:type="dxa"/>
             <w:tcBorders>
               <w:left w:val="single" w:sz="4" w:space="0" w:color="000000"/>
               <w:bottom w:val="single" w:sz="4" w:space="0" w:color="000000"/>
@@ -11744,7 +12024,7 @@
         </w:tc>
         <w:tc>
           <w:tcPr>
-            <w:tcW w:w="2242" w:type="dxa"/>
+            <w:tcW w:w="2243" w:type="dxa"/>
             <w:tcBorders>
               <w:left w:val="single" w:sz="4" w:space="0" w:color="000000"/>
               <w:bottom w:val="single" w:sz="4" w:space="0" w:color="000000"/>
@@ -11851,7 +12131,7 @@
         </w:tc>
         <w:tc>
           <w:tcPr>
-            <w:tcW w:w="1297" w:type="dxa"/>
+            <w:tcW w:w="1296" w:type="dxa"/>
             <w:tcBorders>
               <w:left w:val="single" w:sz="4" w:space="0" w:color="000000"/>
               <w:bottom w:val="single" w:sz="4" w:space="0" w:color="000000"/>
@@ -11902,7 +12182,7 @@
         </w:tc>
         <w:tc>
           <w:tcPr>
-            <w:tcW w:w="2242" w:type="dxa"/>
+            <w:tcW w:w="2243" w:type="dxa"/>
             <w:tcBorders>
               <w:left w:val="single" w:sz="4" w:space="0" w:color="000000"/>
               <w:bottom w:val="single" w:sz="4" w:space="0" w:color="000000"/>
@@ -12009,7 +12289,7 @@
         </w:tc>
         <w:tc>
           <w:tcPr>
-            <w:tcW w:w="1297" w:type="dxa"/>
+            <w:tcW w:w="1296" w:type="dxa"/>
             <w:tcBorders>
               <w:left w:val="single" w:sz="4" w:space="0" w:color="000000"/>
               <w:bottom w:val="single" w:sz="4" w:space="0" w:color="000000"/>
@@ -12060,7 +12340,7 @@
         </w:tc>
         <w:tc>
           <w:tcPr>
-            <w:tcW w:w="2242" w:type="dxa"/>
+            <w:tcW w:w="2243" w:type="dxa"/>
             <w:tcBorders>
               <w:left w:val="single" w:sz="4" w:space="0" w:color="000000"/>
               <w:bottom w:val="single" w:sz="4" w:space="0" w:color="000000"/>
@@ -12167,7 +12447,7 @@
         </w:tc>
         <w:tc>
           <w:tcPr>
-            <w:tcW w:w="1297" w:type="dxa"/>
+            <w:tcW w:w="1296" w:type="dxa"/>
             <w:tcBorders>
               <w:left w:val="single" w:sz="4" w:space="0" w:color="000000"/>
               <w:bottom w:val="single" w:sz="4" w:space="0" w:color="000000"/>
@@ -12218,7 +12498,7 @@
         </w:tc>
         <w:tc>
           <w:tcPr>
-            <w:tcW w:w="2242" w:type="dxa"/>
+            <w:tcW w:w="2243" w:type="dxa"/>
             <w:tcBorders>
               <w:left w:val="single" w:sz="4" w:space="0" w:color="000000"/>
               <w:bottom w:val="single" w:sz="4" w:space="0" w:color="000000"/>
@@ -12325,7 +12605,7 @@
         </w:tc>
         <w:tc>
           <w:tcPr>
-            <w:tcW w:w="1297" w:type="dxa"/>
+            <w:tcW w:w="1296" w:type="dxa"/>
             <w:tcBorders>
               <w:left w:val="single" w:sz="4" w:space="0" w:color="000000"/>
               <w:bottom w:val="single" w:sz="4" w:space="0" w:color="000000"/>
@@ -12376,7 +12656,7 @@
         </w:tc>
         <w:tc>
           <w:tcPr>
-            <w:tcW w:w="2242" w:type="dxa"/>
+            <w:tcW w:w="2243" w:type="dxa"/>
             <w:tcBorders>
               <w:left w:val="single" w:sz="4" w:space="0" w:color="000000"/>
               <w:bottom w:val="single" w:sz="4" w:space="0" w:color="000000"/>
@@ -12481,7 +12761,7 @@
         </w:tc>
         <w:tc>
           <w:tcPr>
-            <w:tcW w:w="1297" w:type="dxa"/>
+            <w:tcW w:w="1296" w:type="dxa"/>
             <w:tcBorders>
               <w:left w:val="single" w:sz="4" w:space="0" w:color="000000"/>
               <w:bottom w:val="single" w:sz="4" w:space="0" w:color="000000"/>
@@ -12531,7 +12811,7 @@
         </w:tc>
         <w:tc>
           <w:tcPr>
-            <w:tcW w:w="2242" w:type="dxa"/>
+            <w:tcW w:w="2243" w:type="dxa"/>
             <w:tcBorders>
               <w:left w:val="single" w:sz="4" w:space="0" w:color="000000"/>
               <w:bottom w:val="single" w:sz="4" w:space="0" w:color="000000"/>
@@ -12624,21 +12904,14 @@
     <w:p>
       <w:pPr>
         <w:pStyle w:val="Heading2"/>
+        <w:ind w:hanging="0" w:left="0"/>
         <w:rPr/>
       </w:pPr>
       <w:bookmarkStart w:id="26" w:name="__RefHeading___Toc2182_2766774698"/>
       <w:bookmarkEnd w:id="26"/>
       <w:r>
         <w:rPr/>
-        <w:t>6.</w:t>
-      </w:r>
-      <w:r>
-        <w:rPr/>
-        <w:t>6</w:t>
-      </w:r>
-      <w:r>
-        <w:rPr/>
-        <w:t xml:space="preserve"> Persistence strategy</w:t>
+        <w:t>6.6 Persistence strategy</w:t>
       </w:r>
     </w:p>
     <w:p>
@@ -12678,6 +12951,7 @@
         <w:pStyle w:val="Heading1"/>
         <w:keepNext w:val="true"/>
         <w:spacing w:before="0" w:after="0"/>
+        <w:ind w:hanging="0" w:left="0"/>
         <w:rPr/>
       </w:pPr>
       <w:bookmarkStart w:id="27" w:name="__RefHeading___Toc2184_2766774698"/>
@@ -12691,6 +12965,7 @@
       <w:pPr>
         <w:pStyle w:val="Heading2"/>
         <w:keepNext w:val="true"/>
+        <w:ind w:hanging="0" w:left="0"/>
         <w:rPr/>
       </w:pPr>
       <w:bookmarkStart w:id="28" w:name="__RefHeading___Toc2186_2766774698"/>
@@ -12707,13 +12982,22 @@
       </w:pPr>
       <w:r>
         <w:rPr/>
-        <w:t>The command interface was intentionally kept simple. Commands start with the /room prefix and are followed by a subcommand and the required arguments. Examples of supported commands include /room create, /room list, /room post, and /room read. This choice reduces user-side complexity and keeps the parser lightweight.</w:t>
+        <w:t>The command interface was intentionally kept simple. Commands start with the /room prefix and are followed by a subcommand and the required arguments. Examples of supported commands include /room create, /room list, /room post, /room read,/</w:t>
+      </w:r>
+      <w:r>
+        <w:rPr/>
+        <w:t>room info and /room annonce</w:t>
+      </w:r>
+      <w:r>
+        <w:rPr/>
+        <w:t>. This choice reduces user-side complexity and keeps the parser lightweight.</w:t>
       </w:r>
     </w:p>
     <w:p>
       <w:pPr>
         <w:pStyle w:val="Heading2"/>
         <w:keepNext w:val="true"/>
+        <w:ind w:hanging="0" w:left="0"/>
         <w:rPr/>
       </w:pPr>
       <w:bookmarkStart w:id="29" w:name="__RefHeading___Toc2188_2766774698"/>
@@ -12795,6 +13079,7 @@
       <w:pPr>
         <w:pStyle w:val="Heading2"/>
         <w:keepNext w:val="true"/>
+        <w:ind w:hanging="0" w:left="0"/>
         <w:rPr/>
       </w:pPr>
       <w:bookmarkStart w:id="30" w:name="__RefHeading___Toc2190_2766774698"/>
@@ -12809,7 +13094,7 @@
         <w:pStyle w:val="ListBullet"/>
         <w:numPr>
           <w:ilvl w:val="0"/>
-          <w:numId w:val="2"/>
+          <w:numId w:val="1"/>
         </w:numPr>
         <w:spacing w:before="0" w:after="40"/>
         <w:ind w:hanging="360" w:left="340"/>
@@ -12826,7 +13111,7 @@
         <w:pStyle w:val="ListBullet"/>
         <w:numPr>
           <w:ilvl w:val="0"/>
-          <w:numId w:val="2"/>
+          <w:numId w:val="1"/>
         </w:numPr>
         <w:spacing w:before="0" w:after="40"/>
         <w:ind w:hanging="360" w:left="340"/>
@@ -12843,7 +13128,7 @@
         <w:pStyle w:val="ListBullet"/>
         <w:numPr>
           <w:ilvl w:val="0"/>
-          <w:numId w:val="2"/>
+          <w:numId w:val="1"/>
         </w:numPr>
         <w:spacing w:before="0" w:after="40"/>
         <w:ind w:hanging="360" w:left="340"/>
@@ -12860,7 +13145,7 @@
         <w:pStyle w:val="ListBullet"/>
         <w:numPr>
           <w:ilvl w:val="0"/>
-          <w:numId w:val="2"/>
+          <w:numId w:val="1"/>
         </w:numPr>
         <w:spacing w:before="0" w:after="40"/>
         <w:ind w:hanging="360" w:left="340"/>
@@ -12886,6 +13171,7 @@
       <w:pPr>
         <w:pStyle w:val="Heading2"/>
         <w:keepNext w:val="true"/>
+        <w:ind w:hanging="0" w:left="0"/>
         <w:rPr/>
       </w:pPr>
       <w:bookmarkStart w:id="31" w:name="__RefHeading___Toc2192_2766774698"/>
@@ -12932,6 +13218,7 @@
         <w:pStyle w:val="Heading1"/>
         <w:keepNext w:val="true"/>
         <w:spacing w:before="0" w:after="0"/>
+        <w:ind w:hanging="0" w:left="0"/>
         <w:rPr/>
       </w:pPr>
       <w:bookmarkStart w:id="32" w:name="__RefHeading___Toc2194_2766774698"/>
@@ -12945,6 +13232,7 @@
       <w:pPr>
         <w:pStyle w:val="Heading2"/>
         <w:keepNext w:val="true"/>
+        <w:ind w:hanging="0" w:left="0"/>
         <w:rPr/>
       </w:pPr>
       <w:bookmarkStart w:id="33" w:name="__RefHeading___Toc2196_2766774698"/>
@@ -12968,6 +13256,7 @@
       <w:pPr>
         <w:pStyle w:val="Heading2"/>
         <w:keepNext w:val="true"/>
+        <w:ind w:hanging="0" w:left="0"/>
         <w:rPr/>
       </w:pPr>
       <w:bookmarkStart w:id="34" w:name="__RefHeading___Toc2198_2766774698"/>
@@ -12994,7 +13283,7 @@
         <w:gridCol w:w="2353"/>
         <w:gridCol w:w="2353"/>
         <w:gridCol w:w="2353"/>
-        <w:gridCol w:w="2353"/>
+        <w:gridCol w:w="2352"/>
       </w:tblGrid>
       <w:tr>
         <w:trPr/>
@@ -13105,7 +13394,7 @@
         </w:tc>
         <w:tc>
           <w:tcPr>
-            <w:tcW w:w="2353" w:type="dxa"/>
+            <w:tcW w:w="2352" w:type="dxa"/>
             <w:tcBorders>
               <w:top w:val="single" w:sz="4" w:space="0" w:color="000000"/>
               <w:left w:val="single" w:sz="4" w:space="0" w:color="000000"/>
@@ -13257,7 +13546,7 @@
         </w:tc>
         <w:tc>
           <w:tcPr>
-            <w:tcW w:w="2353" w:type="dxa"/>
+            <w:tcW w:w="2352" w:type="dxa"/>
             <w:tcBorders>
               <w:top w:val="single" w:sz="4" w:space="0" w:color="000000"/>
               <w:left w:val="single" w:sz="4" w:space="0" w:color="000000"/>
@@ -13413,7 +13702,7 @@
         </w:tc>
         <w:tc>
           <w:tcPr>
-            <w:tcW w:w="2353" w:type="dxa"/>
+            <w:tcW w:w="2352" w:type="dxa"/>
             <w:tcBorders>
               <w:top w:val="single" w:sz="4" w:space="0" w:color="000000"/>
               <w:left w:val="single" w:sz="4" w:space="0" w:color="000000"/>
@@ -13569,7 +13858,7 @@
         </w:tc>
         <w:tc>
           <w:tcPr>
-            <w:tcW w:w="2353" w:type="dxa"/>
+            <w:tcW w:w="2352" w:type="dxa"/>
             <w:tcBorders>
               <w:top w:val="single" w:sz="4" w:space="0" w:color="000000"/>
               <w:left w:val="single" w:sz="4" w:space="0" w:color="000000"/>
@@ -13725,7 +14014,7 @@
         </w:tc>
         <w:tc>
           <w:tcPr>
-            <w:tcW w:w="2353" w:type="dxa"/>
+            <w:tcW w:w="2352" w:type="dxa"/>
             <w:tcBorders>
               <w:top w:val="single" w:sz="4" w:space="0" w:color="000000"/>
               <w:left w:val="single" w:sz="4" w:space="0" w:color="000000"/>
@@ -13881,7 +14170,7 @@
         </w:tc>
         <w:tc>
           <w:tcPr>
-            <w:tcW w:w="2353" w:type="dxa"/>
+            <w:tcW w:w="2352" w:type="dxa"/>
             <w:tcBorders>
               <w:top w:val="single" w:sz="4" w:space="0" w:color="000000"/>
               <w:left w:val="single" w:sz="4" w:space="0" w:color="000000"/>
@@ -14037,7 +14326,7 @@
         </w:tc>
         <w:tc>
           <w:tcPr>
-            <w:tcW w:w="2353" w:type="dxa"/>
+            <w:tcW w:w="2352" w:type="dxa"/>
             <w:tcBorders>
               <w:top w:val="single" w:sz="4" w:space="0" w:color="000000"/>
               <w:left w:val="single" w:sz="4" w:space="0" w:color="000000"/>
@@ -14080,6 +14369,7 @@
       <w:pPr>
         <w:pStyle w:val="Heading2"/>
         <w:keepNext w:val="true"/>
+        <w:ind w:hanging="0" w:left="0"/>
         <w:rPr/>
       </w:pPr>
       <w:bookmarkStart w:id="35" w:name="__RefHeading___Toc2200_2766774698"/>
@@ -14103,6 +14393,7 @@
       <w:pPr>
         <w:pStyle w:val="Heading2"/>
         <w:keepNext w:val="true"/>
+        <w:ind w:hanging="0" w:left="0"/>
         <w:rPr/>
       </w:pPr>
       <w:bookmarkStart w:id="36" w:name="__RefHeading___Toc2202_2766774698"/>
@@ -14139,6 +14430,7 @@
         <w:pStyle w:val="Heading1"/>
         <w:keepNext w:val="true"/>
         <w:spacing w:before="0" w:after="0"/>
+        <w:ind w:hanging="0" w:left="0"/>
         <w:rPr/>
       </w:pPr>
       <w:bookmarkStart w:id="37" w:name="__RefHeading___Toc2204_2766774698"/>
@@ -14152,6 +14444,7 @@
       <w:pPr>
         <w:pStyle w:val="Heading2"/>
         <w:keepNext w:val="true"/>
+        <w:ind w:hanging="0" w:left="0"/>
         <w:rPr/>
       </w:pPr>
       <w:bookmarkStart w:id="38" w:name="__RefHeading___Toc2206_2766774698"/>
@@ -14175,6 +14468,7 @@
       <w:pPr>
         <w:pStyle w:val="Heading2"/>
         <w:keepNext w:val="true"/>
+        <w:ind w:hanging="0" w:left="0"/>
         <w:rPr/>
       </w:pPr>
       <w:bookmarkStart w:id="39" w:name="__RefHeading___Toc2208_2766774698"/>
@@ -14189,7 +14483,7 @@
         <w:pStyle w:val="ListBullet"/>
         <w:numPr>
           <w:ilvl w:val="0"/>
-          <w:numId w:val="2"/>
+          <w:numId w:val="1"/>
         </w:numPr>
         <w:spacing w:before="0" w:after="40"/>
         <w:ind w:hanging="360" w:left="340"/>
@@ -14206,7 +14500,7 @@
         <w:pStyle w:val="ListBullet"/>
         <w:numPr>
           <w:ilvl w:val="0"/>
-          <w:numId w:val="2"/>
+          <w:numId w:val="1"/>
         </w:numPr>
         <w:spacing w:before="0" w:after="40"/>
         <w:ind w:hanging="360" w:left="340"/>
@@ -14223,7 +14517,7 @@
         <w:pStyle w:val="ListBullet"/>
         <w:numPr>
           <w:ilvl w:val="0"/>
-          <w:numId w:val="2"/>
+          <w:numId w:val="1"/>
         </w:numPr>
         <w:spacing w:before="0" w:after="40"/>
         <w:ind w:hanging="360" w:left="340"/>
@@ -14240,7 +14534,7 @@
         <w:pStyle w:val="ListBullet"/>
         <w:numPr>
           <w:ilvl w:val="0"/>
-          <w:numId w:val="2"/>
+          <w:numId w:val="1"/>
         </w:numPr>
         <w:spacing w:before="0" w:after="40"/>
         <w:ind w:hanging="360" w:left="340"/>
@@ -14256,6 +14550,7 @@
       <w:pPr>
         <w:pStyle w:val="Heading2"/>
         <w:keepNext w:val="true"/>
+        <w:ind w:hanging="0" w:left="0"/>
         <w:rPr/>
       </w:pPr>
       <w:bookmarkStart w:id="40" w:name="__RefHeading___Toc2210_2766774698"/>
@@ -14270,7 +14565,7 @@
         <w:pStyle w:val="ListBullet"/>
         <w:numPr>
           <w:ilvl w:val="0"/>
-          <w:numId w:val="2"/>
+          <w:numId w:val="1"/>
         </w:numPr>
         <w:spacing w:before="0" w:after="40"/>
         <w:ind w:hanging="360" w:left="340"/>
@@ -14287,7 +14582,7 @@
         <w:pStyle w:val="ListBullet"/>
         <w:numPr>
           <w:ilvl w:val="0"/>
-          <w:numId w:val="2"/>
+          <w:numId w:val="1"/>
         </w:numPr>
         <w:spacing w:before="0" w:after="40"/>
         <w:ind w:hanging="360" w:left="340"/>
@@ -14304,7 +14599,7 @@
         <w:pStyle w:val="ListBullet"/>
         <w:numPr>
           <w:ilvl w:val="0"/>
-          <w:numId w:val="2"/>
+          <w:numId w:val="1"/>
         </w:numPr>
         <w:spacing w:before="0" w:after="40"/>
         <w:ind w:hanging="360" w:left="340"/>
@@ -14321,7 +14616,7 @@
         <w:pStyle w:val="ListBullet"/>
         <w:numPr>
           <w:ilvl w:val="0"/>
-          <w:numId w:val="2"/>
+          <w:numId w:val="1"/>
         </w:numPr>
         <w:spacing w:before="0" w:after="40"/>
         <w:ind w:hanging="360" w:left="340"/>
@@ -14338,7 +14633,7 @@
         <w:pStyle w:val="ListBullet"/>
         <w:numPr>
           <w:ilvl w:val="0"/>
-          <w:numId w:val="2"/>
+          <w:numId w:val="1"/>
         </w:numPr>
         <w:spacing w:before="0" w:after="40"/>
         <w:ind w:hanging="360" w:left="340"/>
@@ -14367,6 +14662,7 @@
         <w:pStyle w:val="Heading1"/>
         <w:keepNext w:val="true"/>
         <w:spacing w:before="0" w:after="0"/>
+        <w:ind w:hanging="0" w:left="0"/>
         <w:rPr/>
       </w:pPr>
       <w:bookmarkStart w:id="41" w:name="__RefHeading___Toc2212_2766774698"/>
@@ -14413,6 +14709,7 @@
         <w:pStyle w:val="Heading1"/>
         <w:keepNext w:val="true"/>
         <w:spacing w:before="0" w:after="0"/>
+        <w:ind w:hanging="0" w:left="0"/>
         <w:rPr/>
       </w:pPr>
       <w:bookmarkStart w:id="42" w:name="__RefHeading___Toc2214_2766774698"/>
@@ -14427,7 +14724,7 @@
         <w:pStyle w:val="ListBullet"/>
         <w:numPr>
           <w:ilvl w:val="0"/>
-          <w:numId w:val="2"/>
+          <w:numId w:val="1"/>
         </w:numPr>
         <w:spacing w:before="0" w:after="40"/>
         <w:ind w:hanging="360" w:left="340"/>
@@ -14444,7 +14741,7 @@
         <w:pStyle w:val="ListBullet"/>
         <w:numPr>
           <w:ilvl w:val="0"/>
-          <w:numId w:val="2"/>
+          <w:numId w:val="1"/>
         </w:numPr>
         <w:spacing w:before="0" w:after="40"/>
         <w:ind w:hanging="360" w:left="340"/>
@@ -14461,7 +14758,7 @@
         <w:pStyle w:val="ListBullet"/>
         <w:numPr>
           <w:ilvl w:val="0"/>
-          <w:numId w:val="2"/>
+          <w:numId w:val="1"/>
         </w:numPr>
         <w:spacing w:before="0" w:after="40"/>
         <w:ind w:hanging="360" w:left="340"/>
@@ -14478,7 +14775,7 @@
         <w:pStyle w:val="ListBullet"/>
         <w:numPr>
           <w:ilvl w:val="0"/>
-          <w:numId w:val="2"/>
+          <w:numId w:val="1"/>
         </w:numPr>
         <w:spacing w:before="0" w:after="40"/>
         <w:ind w:hanging="360" w:left="340"/>
@@ -14495,7 +14792,7 @@
         <w:pStyle w:val="ListBullet"/>
         <w:numPr>
           <w:ilvl w:val="0"/>
-          <w:numId w:val="2"/>
+          <w:numId w:val="1"/>
         </w:numPr>
         <w:spacing w:before="0" w:after="40"/>
         <w:ind w:hanging="360" w:left="340"/>
@@ -14534,6 +14831,7 @@
         <w:pStyle w:val="Heading1"/>
         <w:keepNext w:val="true"/>
         <w:spacing w:before="0" w:after="0"/>
+        <w:ind w:hanging="0" w:left="0"/>
         <w:rPr/>
       </w:pPr>
       <w:bookmarkStart w:id="43" w:name="__RefHeading___Toc2216_2766774698"/>
@@ -14547,6 +14845,7 @@
       <w:pPr>
         <w:pStyle w:val="Heading2"/>
         <w:keepNext w:val="true"/>
+        <w:ind w:hanging="0" w:left="0"/>
         <w:rPr/>
       </w:pPr>
       <w:bookmarkStart w:id="44" w:name="__RefHeading___Toc2218_2766774698"/>
@@ -14630,8 +14929,52 @@
     </w:p>
     <w:p>
       <w:pPr>
+        <w:pStyle w:val="Normal"/>
+        <w:spacing w:before="0" w:after="40"/>
+        <w:ind w:left="454"/>
+        <w:rPr>
+          <w:rFonts w:ascii="Courier New" w:hAnsi="Courier New"/>
+          <w:sz w:val="21"/>
+        </w:rPr>
+      </w:pPr>
+      <w:r>
+        <w:rPr>
+          <w:rFonts w:ascii="Courier New" w:hAnsi="Courier New"/>
+          <w:sz w:val="21"/>
+        </w:rPr>
+        <w:t>/</w:t>
+      </w:r>
+      <w:r>
+        <w:rPr>
+          <w:rFonts w:ascii="Courier New" w:hAnsi="Courier New"/>
+          <w:sz w:val="21"/>
+        </w:rPr>
+        <w:t>room info ProjectAlpha</w:t>
+      </w:r>
+    </w:p>
+    <w:p>
+      <w:pPr>
+        <w:pStyle w:val="Normal"/>
+        <w:spacing w:before="0" w:after="40"/>
+        <w:ind w:left="454"/>
+        <w:rPr>
+          <w:rFonts w:ascii="Courier New" w:hAnsi="Courier New"/>
+          <w:sz w:val="21"/>
+        </w:rPr>
+      </w:pPr>
+      <w:r>
+        <w:rPr>
+          <w:rFonts w:ascii="Courier New" w:hAnsi="Courier New"/>
+          <w:sz w:val="21"/>
+        </w:rPr>
+        <w:t>/room annonce Maintenance at 18:00</w:t>
+      </w:r>
+    </w:p>
+    <w:p>
+      <w:pPr>
         <w:pStyle w:val="Heading2"/>
         <w:keepNext w:val="true"/>
+        <w:ind w:hanging="0" w:left="0"/>
         <w:rPr/>
       </w:pPr>
       <w:bookmarkStart w:id="45" w:name="__RefHeading___Toc2220_2766774698"/>
@@ -14646,7 +14989,7 @@
         <w:pStyle w:val="ListBullet"/>
         <w:numPr>
           <w:ilvl w:val="0"/>
-          <w:numId w:val="2"/>
+          <w:numId w:val="1"/>
         </w:numPr>
         <w:spacing w:before="0" w:after="40"/>
         <w:ind w:hanging="360" w:left="340"/>
@@ -14663,7 +15006,7 @@
         <w:pStyle w:val="ListBullet"/>
         <w:numPr>
           <w:ilvl w:val="0"/>
-          <w:numId w:val="2"/>
+          <w:numId w:val="1"/>
         </w:numPr>
         <w:spacing w:before="0" w:after="40"/>
         <w:ind w:hanging="360" w:left="340"/>
@@ -14680,7 +15023,7 @@
         <w:pStyle w:val="ListBullet"/>
         <w:numPr>
           <w:ilvl w:val="0"/>
-          <w:numId w:val="2"/>
+          <w:numId w:val="1"/>
         </w:numPr>
         <w:spacing w:before="0" w:after="40"/>
         <w:ind w:hanging="360" w:left="340"/>
@@ -14697,7 +15040,7 @@
         <w:pStyle w:val="ListBullet"/>
         <w:numPr>
           <w:ilvl w:val="0"/>
-          <w:numId w:val="2"/>
+          <w:numId w:val="1"/>
         </w:numPr>
         <w:spacing w:before="0" w:after="40"/>
         <w:ind w:hanging="360" w:left="340"/>
@@ -14714,7 +15057,7 @@
         <w:pStyle w:val="ListBullet"/>
         <w:numPr>
           <w:ilvl w:val="0"/>
-          <w:numId w:val="2"/>
+          <w:numId w:val="1"/>
         </w:numPr>
         <w:spacing w:before="0" w:after="40"/>
         <w:ind w:hanging="360" w:left="340"/>
@@ -14727,10 +15070,12 @@
       </w:r>
     </w:p>
     <w:sectPr>
-      <w:headerReference w:type="default" r:id="rId7"/>
-      <w:headerReference w:type="first" r:id="rId8"/>
-      <w:footerReference w:type="default" r:id="rId9"/>
-      <w:footerReference w:type="first" r:id="rId10"/>
+      <w:headerReference w:type="even" r:id="rId7"/>
+      <w:headerReference w:type="default" r:id="rId8"/>
+      <w:headerReference w:type="first" r:id="rId9"/>
+      <w:footerReference w:type="even" r:id="rId10"/>
+      <w:footerReference w:type="default" r:id="rId11"/>
+      <w:footerReference w:type="first" r:id="rId12"/>
       <w:type w:val="nextPage"/>
       <w:pgSz w:w="11906" w:h="16838"/>
       <w:pgMar w:left="1247" w:right="1247" w:gutter="0" w:header="720" w:top="1247" w:footer="720" w:bottom="1020"/>
@@ -14745,6 +15090,20 @@
 </file>
 
 <file path=word/footer1.xml><?xml version="1.0" encoding="utf-8"?>
+<w:ftr xmlns:o="urn:schemas-microsoft-com:office:office" xmlns:r="http://schemas.openxmlformats.org/officeDocument/2006/relationships" xmlns:v="urn:schemas-microsoft-com:vml" xmlns:w="http://schemas.openxmlformats.org/wordprocessingml/2006/main" xmlns:w10="urn:schemas-microsoft-com:office:word" xmlns:wp="http://schemas.openxmlformats.org/drawingml/2006/wordprocessingDrawing" xmlns:wps="http://schemas.microsoft.com/office/word/2010/wordprocessingShape" xmlns:wpg="http://schemas.microsoft.com/office/word/2010/wordprocessingGroup" xmlns:mc="http://schemas.openxmlformats.org/markup-compatibility/2006" xmlns:wp14="http://schemas.microsoft.com/office/word/2010/wordprocessingDrawing" xmlns:w14="http://schemas.microsoft.com/office/word/2010/wordml" xmlns:w15="http://schemas.microsoft.com/office/word/2012/wordml" mc:Ignorable="w14 wp14 w15">
+  <w:p>
+    <w:pPr>
+      <w:pStyle w:val="Footer"/>
+      <w:rPr/>
+    </w:pPr>
+    <w:r>
+      <w:rPr/>
+    </w:r>
+  </w:p>
+</w:ftr>
+</file>
+
+<file path=word/footer2.xml><?xml version="1.0" encoding="utf-8"?>
 <w:ftr xmlns:o="urn:schemas-microsoft-com:office:office" xmlns:r="http://schemas.openxmlformats.org/officeDocument/2006/relationships" xmlns:v="urn:schemas-microsoft-com:vml" xmlns:w="http://schemas.openxmlformats.org/wordprocessingml/2006/main" xmlns:w10="urn:schemas-microsoft-com:office:word" xmlns:wp="http://schemas.openxmlformats.org/drawingml/2006/wordprocessingDrawing" xmlns:wps="http://schemas.microsoft.com/office/word/2010/wordprocessingShape" xmlns:wpg="http://schemas.microsoft.com/office/word/2010/wordprocessingGroup" xmlns:mc="http://schemas.openxmlformats.org/markup-compatibility/2006" xmlns:wp14="http://schemas.microsoft.com/office/word/2010/wordprocessingDrawing" xmlns:w14="http://schemas.microsoft.com/office/word/2010/wordml" xmlns:w15="http://schemas.microsoft.com/office/word/2012/wordml" mc:Ignorable="w14 wp14 w15">
   <w:p>
     <w:pPr>
@@ -14772,7 +15131,7 @@
     </w:r>
     <w:r>
       <w:rPr/>
-      <w:t>26</w:t>
+      <w:t>27</w:t>
     </w:r>
     <w:r>
       <w:rPr/>
@@ -14798,7 +15157,7 @@
     </w:r>
     <w:r>
       <w:rPr/>
-      <w:t>26</w:t>
+      <w:t>28</w:t>
     </w:r>
     <w:r>
       <w:rPr/>
@@ -14808,7 +15167,7 @@
 </w:ftr>
 </file>
 
-<file path=word/footer2.xml><?xml version="1.0" encoding="utf-8"?>
+<file path=word/footer3.xml><?xml version="1.0" encoding="utf-8"?>
 <w:ftr xmlns:o="urn:schemas-microsoft-com:office:office" xmlns:r="http://schemas.openxmlformats.org/officeDocument/2006/relationships" xmlns:v="urn:schemas-microsoft-com:vml" xmlns:w="http://schemas.openxmlformats.org/wordprocessingml/2006/main" xmlns:w10="urn:schemas-microsoft-com:office:word" xmlns:wp="http://schemas.openxmlformats.org/drawingml/2006/wordprocessingDrawing" xmlns:wps="http://schemas.microsoft.com/office/word/2010/wordprocessingShape" xmlns:wpg="http://schemas.microsoft.com/office/word/2010/wordprocessingGroup" xmlns:mc="http://schemas.openxmlformats.org/markup-compatibility/2006" xmlns:wp14="http://schemas.microsoft.com/office/word/2010/wordprocessingDrawing" xmlns:w14="http://schemas.microsoft.com/office/word/2010/wordml" xmlns:w15="http://schemas.microsoft.com/office/word/2012/wordml" mc:Ignorable="w14 wp14 w15">
   <w:p>
     <w:pPr>
@@ -14823,6 +15182,20 @@
 </file>
 
 <file path=word/header1.xml><?xml version="1.0" encoding="utf-8"?>
+<w:hdr xmlns:o="urn:schemas-microsoft-com:office:office" xmlns:r="http://schemas.openxmlformats.org/officeDocument/2006/relationships" xmlns:v="urn:schemas-microsoft-com:vml" xmlns:w="http://schemas.openxmlformats.org/wordprocessingml/2006/main" xmlns:w10="urn:schemas-microsoft-com:office:word" xmlns:wp="http://schemas.openxmlformats.org/drawingml/2006/wordprocessingDrawing" xmlns:wps="http://schemas.microsoft.com/office/word/2010/wordprocessingShape" xmlns:wpg="http://schemas.microsoft.com/office/word/2010/wordprocessingGroup" xmlns:mc="http://schemas.openxmlformats.org/markup-compatibility/2006" xmlns:wp14="http://schemas.microsoft.com/office/word/2010/wordprocessingDrawing" xmlns:w14="http://schemas.microsoft.com/office/word/2010/wordml" xmlns:w15="http://schemas.microsoft.com/office/word/2012/wordml" mc:Ignorable="w14 wp14 w15">
+  <w:p>
+    <w:pPr>
+      <w:pStyle w:val="Header"/>
+      <w:rPr/>
+    </w:pPr>
+    <w:r>
+      <w:rPr/>
+    </w:r>
+  </w:p>
+</w:hdr>
+</file>
+
+<file path=word/header2.xml><?xml version="1.0" encoding="utf-8"?>
 <w:hdr xmlns:o="urn:schemas-microsoft-com:office:office" xmlns:r="http://schemas.openxmlformats.org/officeDocument/2006/relationships" xmlns:v="urn:schemas-microsoft-com:vml" xmlns:w="http://schemas.openxmlformats.org/wordprocessingml/2006/main" xmlns:w10="urn:schemas-microsoft-com:office:word" xmlns:wp="http://schemas.openxmlformats.org/drawingml/2006/wordprocessingDrawing" xmlns:wps="http://schemas.microsoft.com/office/word/2010/wordprocessingShape" xmlns:wpg="http://schemas.microsoft.com/office/word/2010/wordprocessingGroup" xmlns:mc="http://schemas.openxmlformats.org/markup-compatibility/2006" xmlns:wp14="http://schemas.microsoft.com/office/word/2010/wordprocessingDrawing" xmlns:w14="http://schemas.microsoft.com/office/word/2010/wordml" xmlns:w15="http://schemas.microsoft.com/office/word/2012/wordml" mc:Ignorable="w14 wp14 w15">
   <w:p>
     <w:pPr>
@@ -14844,7 +15217,7 @@
 </w:hdr>
 </file>
 
-<file path=word/header2.xml><?xml version="1.0" encoding="utf-8"?>
+<file path=word/header3.xml><?xml version="1.0" encoding="utf-8"?>
 <w:hdr xmlns:o="urn:schemas-microsoft-com:office:office" xmlns:r="http://schemas.openxmlformats.org/officeDocument/2006/relationships" xmlns:v="urn:schemas-microsoft-com:vml" xmlns:w="http://schemas.openxmlformats.org/wordprocessingml/2006/main" xmlns:w10="urn:schemas-microsoft-com:office:word" xmlns:wp="http://schemas.openxmlformats.org/drawingml/2006/wordprocessingDrawing" xmlns:wps="http://schemas.microsoft.com/office/word/2010/wordprocessingShape" xmlns:wpg="http://schemas.microsoft.com/office/word/2010/wordprocessingGroup" xmlns:mc="http://schemas.openxmlformats.org/markup-compatibility/2006" xmlns:wp14="http://schemas.microsoft.com/office/word/2010/wordprocessingDrawing" xmlns:w14="http://schemas.microsoft.com/office/word/2010/wordml" xmlns:w15="http://schemas.microsoft.com/office/word/2012/wordml" mc:Ignorable="w14 wp14 w15">
   <w:p>
     <w:pPr>
@@ -14863,125 +15236,6 @@
   <w:abstractNum w:abstractNumId="1">
     <w:lvl w:ilvl="0">
       <w:start w:val="1"/>
-      <w:numFmt w:val="none"/>
-      <w:suff w:val="nothing"/>
-      <w:lvlText w:val="%1"/>
-      <w:lvlJc w:val="left"/>
-      <w:pPr>
-        <w:tabs>
-          <w:tab w:val="num" w:pos="0"/>
-        </w:tabs>
-        <w:ind w:left="0" w:hanging="0"/>
-      </w:pPr>
-    </w:lvl>
-    <w:lvl w:ilvl="1">
-      <w:start w:val="1"/>
-      <w:numFmt w:val="none"/>
-      <w:suff w:val="nothing"/>
-      <w:lvlText w:val="%2"/>
-      <w:lvlJc w:val="left"/>
-      <w:pPr>
-        <w:tabs>
-          <w:tab w:val="num" w:pos="0"/>
-        </w:tabs>
-        <w:ind w:left="0" w:hanging="0"/>
-      </w:pPr>
-    </w:lvl>
-    <w:lvl w:ilvl="2">
-      <w:start w:val="1"/>
-      <w:numFmt w:val="none"/>
-      <w:suff w:val="nothing"/>
-      <w:lvlText w:val="%3"/>
-      <w:lvlJc w:val="left"/>
-      <w:pPr>
-        <w:tabs>
-          <w:tab w:val="num" w:pos="0"/>
-        </w:tabs>
-        <w:ind w:left="0" w:hanging="0"/>
-      </w:pPr>
-    </w:lvl>
-    <w:lvl w:ilvl="3">
-      <w:start w:val="1"/>
-      <w:numFmt w:val="none"/>
-      <w:suff w:val="nothing"/>
-      <w:lvlText w:val="%4"/>
-      <w:lvlJc w:val="left"/>
-      <w:pPr>
-        <w:tabs>
-          <w:tab w:val="num" w:pos="0"/>
-        </w:tabs>
-        <w:ind w:left="0" w:hanging="0"/>
-      </w:pPr>
-    </w:lvl>
-    <w:lvl w:ilvl="4">
-      <w:start w:val="1"/>
-      <w:numFmt w:val="none"/>
-      <w:suff w:val="nothing"/>
-      <w:lvlText w:val="%5"/>
-      <w:lvlJc w:val="left"/>
-      <w:pPr>
-        <w:tabs>
-          <w:tab w:val="num" w:pos="0"/>
-        </w:tabs>
-        <w:ind w:left="0" w:hanging="0"/>
-      </w:pPr>
-    </w:lvl>
-    <w:lvl w:ilvl="5">
-      <w:start w:val="1"/>
-      <w:numFmt w:val="none"/>
-      <w:suff w:val="nothing"/>
-      <w:lvlText w:val="%6"/>
-      <w:lvlJc w:val="left"/>
-      <w:pPr>
-        <w:tabs>
-          <w:tab w:val="num" w:pos="0"/>
-        </w:tabs>
-        <w:ind w:left="0" w:hanging="0"/>
-      </w:pPr>
-    </w:lvl>
-    <w:lvl w:ilvl="6">
-      <w:start w:val="1"/>
-      <w:numFmt w:val="none"/>
-      <w:suff w:val="nothing"/>
-      <w:lvlText w:val="%7"/>
-      <w:lvlJc w:val="left"/>
-      <w:pPr>
-        <w:tabs>
-          <w:tab w:val="num" w:pos="0"/>
-        </w:tabs>
-        <w:ind w:left="0" w:hanging="0"/>
-      </w:pPr>
-    </w:lvl>
-    <w:lvl w:ilvl="7">
-      <w:start w:val="1"/>
-      <w:numFmt w:val="none"/>
-      <w:suff w:val="nothing"/>
-      <w:lvlText w:val="%8"/>
-      <w:lvlJc w:val="left"/>
-      <w:pPr>
-        <w:tabs>
-          <w:tab w:val="num" w:pos="0"/>
-        </w:tabs>
-        <w:ind w:left="0" w:hanging="0"/>
-      </w:pPr>
-    </w:lvl>
-    <w:lvl w:ilvl="8">
-      <w:start w:val="1"/>
-      <w:numFmt w:val="none"/>
-      <w:suff w:val="nothing"/>
-      <w:lvlText w:val="%9"/>
-      <w:lvlJc w:val="left"/>
-      <w:pPr>
-        <w:tabs>
-          <w:tab w:val="num" w:pos="0"/>
-        </w:tabs>
-        <w:ind w:left="0" w:hanging="0"/>
-      </w:pPr>
-    </w:lvl>
-  </w:abstractNum>
-  <w:abstractNum w:abstractNumId="2">
-    <w:lvl w:ilvl="0">
-      <w:start w:val="1"/>
       <w:numFmt w:val="bullet"/>
       <w:lvlText w:val=""/>
       <w:lvlJc w:val="left"/>
@@ -15100,7 +15354,7 @@
       <w:rPr/>
     </w:lvl>
   </w:abstractNum>
-  <w:abstractNum w:abstractNumId="3">
+  <w:abstractNum w:abstractNumId="2">
     <w:lvl w:ilvl="0">
       <w:start w:val="1"/>
       <w:numFmt w:val="bullet"/>
@@ -15221,7 +15475,7 @@
       <w:rPr/>
     </w:lvl>
   </w:abstractNum>
-  <w:abstractNum w:abstractNumId="4">
+  <w:abstractNum w:abstractNumId="3">
     <w:lvl w:ilvl="0">
       <w:start w:val="1"/>
       <w:numFmt w:val="bullet"/>
@@ -15342,6 +15596,125 @@
       <w:rPr/>
     </w:lvl>
   </w:abstractNum>
+  <w:abstractNum w:abstractNumId="4">
+    <w:lvl w:ilvl="0">
+      <w:start w:val="1"/>
+      <w:numFmt w:val="decimal"/>
+      <w:lvlText w:val="%1."/>
+      <w:lvlJc w:val="left"/>
+      <w:pPr>
+        <w:tabs>
+          <w:tab w:val="num" w:pos="360"/>
+        </w:tabs>
+        <w:ind w:left="360" w:hanging="360"/>
+      </w:pPr>
+      <w:rPr/>
+    </w:lvl>
+    <w:lvl w:ilvl="1">
+      <w:start w:val="1"/>
+      <w:numFmt w:val="decimal"/>
+      <w:lvlText w:val="%2."/>
+      <w:lvlJc w:val="left"/>
+      <w:pPr>
+        <w:tabs>
+          <w:tab w:val="num" w:pos="1080"/>
+        </w:tabs>
+        <w:ind w:left="1080" w:hanging="360"/>
+      </w:pPr>
+      <w:rPr/>
+    </w:lvl>
+    <w:lvl w:ilvl="2">
+      <w:start w:val="1"/>
+      <w:numFmt w:val="decimal"/>
+      <w:lvlText w:val="%3."/>
+      <w:lvlJc w:val="left"/>
+      <w:pPr>
+        <w:tabs>
+          <w:tab w:val="num" w:pos="1440"/>
+        </w:tabs>
+        <w:ind w:left="1440" w:hanging="360"/>
+      </w:pPr>
+      <w:rPr/>
+    </w:lvl>
+    <w:lvl w:ilvl="3">
+      <w:start w:val="1"/>
+      <w:numFmt w:val="decimal"/>
+      <w:lvlText w:val="%4."/>
+      <w:lvlJc w:val="left"/>
+      <w:pPr>
+        <w:tabs>
+          <w:tab w:val="num" w:pos="1800"/>
+        </w:tabs>
+        <w:ind w:left="1800" w:hanging="360"/>
+      </w:pPr>
+      <w:rPr/>
+    </w:lvl>
+    <w:lvl w:ilvl="4">
+      <w:start w:val="1"/>
+      <w:numFmt w:val="decimal"/>
+      <w:lvlText w:val="%5."/>
+      <w:lvlJc w:val="left"/>
+      <w:pPr>
+        <w:tabs>
+          <w:tab w:val="num" w:pos="2160"/>
+        </w:tabs>
+        <w:ind w:left="2160" w:hanging="360"/>
+      </w:pPr>
+      <w:rPr/>
+    </w:lvl>
+    <w:lvl w:ilvl="5">
+      <w:start w:val="1"/>
+      <w:numFmt w:val="decimal"/>
+      <w:lvlText w:val="%6."/>
+      <w:lvlJc w:val="left"/>
+      <w:pPr>
+        <w:tabs>
+          <w:tab w:val="num" w:pos="2520"/>
+        </w:tabs>
+        <w:ind w:left="2520" w:hanging="360"/>
+      </w:pPr>
+      <w:rPr/>
+    </w:lvl>
+    <w:lvl w:ilvl="6">
+      <w:start w:val="1"/>
+      <w:numFmt w:val="decimal"/>
+      <w:lvlText w:val="%7."/>
+      <w:lvlJc w:val="left"/>
+      <w:pPr>
+        <w:tabs>
+          <w:tab w:val="num" w:pos="2880"/>
+        </w:tabs>
+        <w:ind w:left="2880" w:hanging="360"/>
+      </w:pPr>
+      <w:rPr/>
+    </w:lvl>
+    <w:lvl w:ilvl="7">
+      <w:start w:val="1"/>
+      <w:numFmt w:val="decimal"/>
+      <w:lvlText w:val="%8."/>
+      <w:lvlJc w:val="left"/>
+      <w:pPr>
+        <w:tabs>
+          <w:tab w:val="num" w:pos="3240"/>
+        </w:tabs>
+        <w:ind w:left="3240" w:hanging="360"/>
+      </w:pPr>
+      <w:rPr/>
+    </w:lvl>
+    <w:lvl w:ilvl="8">
+      <w:start w:val="1"/>
+      <w:numFmt w:val="decimal"/>
+      <w:lvlText w:val="%9."/>
+      <w:lvlJc w:val="left"/>
+      <w:pPr>
+        <w:tabs>
+          <w:tab w:val="num" w:pos="3600"/>
+        </w:tabs>
+        <w:ind w:left="3600" w:hanging="360"/>
+      </w:pPr>
+      <w:rPr/>
+    </w:lvl>
+  </w:abstractNum>
   <w:abstractNum w:abstractNumId="5">
     <w:lvl w:ilvl="0">
       <w:start w:val="1"/>
@@ -15350,9 +15723,9 @@
       <w:lvlJc w:val="left"/>
       <w:pPr>
         <w:tabs>
-          <w:tab w:val="num" w:pos="360"/>
+          <w:tab w:val="num" w:pos="720"/>
         </w:tabs>
-        <w:ind w:left="360" w:hanging="360"/>
+        <w:ind w:left="720" w:hanging="360"/>
       </w:pPr>
       <w:rPr/>
     </w:lvl>
@@ -15469,9 +15842,9 @@
       <w:lvlJc w:val="left"/>
       <w:pPr>
         <w:tabs>
-          <w:tab w:val="num" w:pos="720"/>
+          <w:tab w:val="num" w:pos="1080"/>
         </w:tabs>
-        <w:ind w:left="720" w:hanging="360"/>
+        <w:ind w:left="1080" w:hanging="360"/>
       </w:pPr>
       <w:rPr/>
     </w:lvl>
@@ -15583,120 +15956,120 @@
   <w:abstractNum w:abstractNumId="7">
     <w:lvl w:ilvl="0">
       <w:start w:val="1"/>
-      <w:numFmt w:val="decimal"/>
-      <w:lvlText w:val="%1."/>
+      <w:numFmt w:val="none"/>
+      <w:suff w:val="nothing"/>
+      <w:lvlText w:val=""/>
       <w:lvlJc w:val="left"/>
       <w:pPr>
         <w:tabs>
-          <w:tab w:val="num" w:pos="1080"/>
+          <w:tab w:val="num" w:pos="0"/>
         </w:tabs>
-        <w:ind w:left="1080" w:hanging="360"/>
-      </w:pPr>
-      <w:rPr/>
+        <w:ind w:left="0" w:hanging="0"/>
+      </w:pPr>
     </w:lvl>
     <w:lvl w:ilvl="1">
       <w:start w:val="1"/>
-      <w:numFmt w:val="decimal"/>
-      <w:lvlText w:val="%2."/>
+      <w:numFmt w:val="none"/>
+      <w:suff w:val="nothing"/>
+      <w:lvlText w:val=""/>
       <w:lvlJc w:val="left"/>
       <w:pPr>
         <w:tabs>
-          <w:tab w:val="num" w:pos="1080"/>
+          <w:tab w:val="num" w:pos="0"/>
         </w:tabs>
-        <w:ind w:left="1080" w:hanging="360"/>
-      </w:pPr>
-      <w:rPr/>
+        <w:ind w:left="0" w:hanging="0"/>
+      </w:pPr>
     </w:lvl>
     <w:lvl w:ilvl="2">
       <w:start w:val="1"/>
-      <w:numFmt w:val="decimal"/>
-      <w:lvlText w:val="%3."/>
+      <w:numFmt w:val="none"/>
+      <w:suff w:val="nothing"/>
+      <w:lvlText w:val=""/>
       <w:lvlJc w:val="left"/>
       <w:pPr>
         <w:tabs>
-          <w:tab w:val="num" w:pos="1440"/>
+          <w:tab w:val="num" w:pos="0"/>
         </w:tabs>
-        <w:ind w:left="1440" w:hanging="360"/>
-      </w:pPr>
-      <w:rPr/>
+        <w:ind w:left="0" w:hanging="0"/>
+      </w:pPr>
     </w:lvl>
     <w:lvl w:ilvl="3">
       <w:start w:val="1"/>
-      <w:numFmt w:val="decimal"/>
-      <w:lvlText w:val="%4."/>
+      <w:numFmt w:val="none"/>
+      <w:suff w:val="nothing"/>
+      <w:lvlText w:val=""/>
       <w:lvlJc w:val="left"/>
       <w:pPr>
         <w:tabs>
-          <w:tab w:val="num" w:pos="1800"/>
+          <w:tab w:val="num" w:pos="0"/>
         </w:tabs>
-        <w:ind w:left="1800" w:hanging="360"/>
-      </w:pPr>
-      <w:rPr/>
+        <w:ind w:left="0" w:hanging="0"/>
+      </w:pPr>
     </w:lvl>
     <w:lvl w:ilvl="4">
       <w:start w:val="1"/>
-      <w:numFmt w:val="decimal"/>
-      <w:lvlText w:val="%5."/>
+      <w:numFmt w:val="none"/>
+      <w:suff w:val="nothing"/>
+      <w:lvlText w:val=""/>
       <w:lvlJc w:val="left"/>
       <w:pPr>
         <w:tabs>
-          <w:tab w:val="num" w:pos="2160"/>
+          <w:tab w:val="num" w:pos="0"/>
         </w:tabs>
-        <w:ind w:left="2160" w:hanging="360"/>
-      </w:pPr>
-      <w:rPr/>
+        <w:ind w:left="0" w:hanging="0"/>
+      </w:pPr>
     </w:lvl>
     <w:lvl w:ilvl="5">
       <w:start w:val="1"/>
-      <w:numFmt w:val="decimal"/>
-      <w:lvlText w:val="%6."/>
+      <w:numFmt w:val="none"/>
+      <w:suff w:val="nothing"/>
+      <w:lvlText w:val=""/>
       <w:lvlJc w:val="left"/>
       <w:pPr>
         <w:tabs>
-          <w:tab w:val="num" w:pos="2520"/>
+          <w:tab w:val="num" w:pos="0"/>
         </w:tabs>
-        <w:ind w:left="2520" w:hanging="360"/>
-      </w:pPr>
-      <w:rPr/>
+        <w:ind w:left="0" w:hanging="0"/>
+      </w:pPr>
     </w:lvl>
     <w:lvl w:ilvl="6">
       <w:start w:val="1"/>
-      <w:numFmt w:val="decimal"/>
-      <w:lvlText w:val="%7."/>
+      <w:numFmt w:val="none"/>
+      <w:suff w:val="nothing"/>
+      <w:lvlText w:val=""/>
       <w:lvlJc w:val="left"/>
       <w:pPr>
         <w:tabs>
-          <w:tab w:val="num" w:pos="2880"/>
+          <w:tab w:val="num" w:pos="0"/>
         </w:tabs>
-        <w:ind w:left="2880" w:hanging="360"/>
-      </w:pPr>
-      <w:rPr/>
+        <w:ind w:left="0" w:hanging="0"/>
+      </w:pPr>
     </w:lvl>
     <w:lvl w:ilvl="7">
       <w:start w:val="1"/>
-      <w:numFmt w:val="decimal"/>
-      <w:lvlText w:val="%8."/>
+      <w:numFmt w:val="none"/>
+      <w:suff w:val="nothing"/>
+      <w:lvlText w:val=""/>
       <w:lvlJc w:val="left"/>
       <w:pPr>
         <w:tabs>
-          <w:tab w:val="num" w:pos="3240"/>
+          <w:tab w:val="num" w:pos="0"/>
         </w:tabs>
-        <w:ind w:left="3240" w:hanging="360"/>
-      </w:pPr>
-      <w:rPr/>
+        <w:ind w:left="0" w:hanging="0"/>
+      </w:pPr>
     </w:lvl>
     <w:lvl w:ilvl="8">
       <w:start w:val="1"/>
-      <w:numFmt w:val="decimal"/>
-      <w:lvlText w:val="%9."/>
+      <w:numFmt w:val="none"/>
+      <w:suff w:val="nothing"/>
+      <w:lvlText w:val=""/>
       <w:lvlJc w:val="left"/>
       <w:pPr>
         <w:tabs>
-          <w:tab w:val="num" w:pos="3600"/>
+          <w:tab w:val="num" w:pos="0"/>
         </w:tabs>
-        <w:ind w:left="3600" w:hanging="360"/>
-      </w:pPr>
-      <w:rPr/>
+        <w:ind w:left="0" w:hanging="0"/>
+      </w:pPr>
     </w:lvl>
   </w:abstractNum>
   <w:num w:numId="1">
@@ -15746,9 +16119,7 @@
     <w:pPr>
       <w:widowControl/>
       <w:suppressAutoHyphens w:val="true"/>
-      <w:kinsoku w:val="true"/>
       <w:overflowPunct w:val="true"/>
-      <w:autoSpaceDE w:val="true"/>
       <w:bidi w:val="0"/>
       <w:spacing w:lineRule="auto" w:line="324" w:before="0" w:after="120"/>
       <w:jc w:val="both"/>
@@ -16378,9 +16749,7 @@
     <w:pPr>
       <w:widowControl/>
       <w:suppressAutoHyphens w:val="true"/>
-      <w:kinsoku w:val="true"/>
       <w:overflowPunct w:val="true"/>
-      <w:autoSpaceDE w:val="true"/>
       <w:bidi w:val="0"/>
       <w:spacing w:lineRule="auto" w:line="240" w:before="0" w:after="0"/>
       <w:jc w:val="left"/>
@@ -16496,7 +16865,7 @@
     <w:pPr>
       <w:numPr>
         <w:ilvl w:val="0"/>
-        <w:numId w:val="2"/>
+        <w:numId w:val="1"/>
       </w:numPr>
       <w:spacing w:before="0" w:after="120"/>
       <w:contextualSpacing/>
@@ -16509,7 +16878,7 @@
     <w:pPr>
       <w:numPr>
         <w:ilvl w:val="0"/>
-        <w:numId w:val="3"/>
+        <w:numId w:val="2"/>
       </w:numPr>
       <w:spacing w:before="0" w:after="120"/>
       <w:contextualSpacing/>
@@ -16522,7 +16891,7 @@
     <w:pPr>
       <w:numPr>
         <w:ilvl w:val="0"/>
-        <w:numId w:val="4"/>
+        <w:numId w:val="3"/>
       </w:numPr>
       <w:spacing w:before="0" w:after="120"/>
       <w:contextualSpacing/>
@@ -16535,7 +16904,7 @@
     <w:pPr>
       <w:numPr>
         <w:ilvl w:val="0"/>
-        <w:numId w:val="5"/>
+        <w:numId w:val="4"/>
       </w:numPr>
       <w:spacing w:before="0" w:after="120"/>
       <w:contextualSpacing/>
@@ -16548,7 +16917,7 @@
     <w:pPr>
       <w:numPr>
         <w:ilvl w:val="0"/>
-        <w:numId w:val="6"/>
+        <w:numId w:val="5"/>
       </w:numPr>
       <w:spacing w:before="0" w:after="120"/>
       <w:contextualSpacing/>
@@ -16561,7 +16930,7 @@
     <w:pPr>
       <w:numPr>
         <w:ilvl w:val="0"/>
-        <w:numId w:val="7"/>
+        <w:numId w:val="6"/>
       </w:numPr>
       <w:spacing w:before="0" w:after="120"/>
       <w:contextualSpacing/>
@@ -16615,9 +16984,7 @@
         <w:tab w:val="left" w:pos="4032" w:leader="none"/>
       </w:tabs>
       <w:suppressAutoHyphens w:val="true"/>
-      <w:kinsoku w:val="true"/>
       <w:overflowPunct w:val="true"/>
-      <w:autoSpaceDE w:val="true"/>
       <w:bidi w:val="0"/>
       <w:spacing w:lineRule="auto" w:line="276" w:before="0" w:after="200"/>
       <w:jc w:val="left"/>
@@ -16687,9 +17054,7 @@
     <w:pPr>
       <w:widowControl/>
       <w:suppressAutoHyphens w:val="true"/>
-      <w:kinsoku w:val="true"/>
       <w:overflowPunct w:val="true"/>
-      <w:autoSpaceDE w:val="true"/>
       <w:bidi w:val="0"/>
       <w:spacing w:lineRule="auto" w:line="276" w:before="60" w:after="160"/>
       <w:jc w:val="center"/>
@@ -16710,9 +17075,7 @@
     <w:pPr>
       <w:widowControl/>
       <w:suppressAutoHyphens w:val="true"/>
-      <w:kinsoku w:val="true"/>
       <w:overflowPunct w:val="true"/>
-      <w:autoSpaceDE w:val="true"/>
       <w:bidi w:val="0"/>
       <w:spacing w:lineRule="auto" w:line="276" w:before="60" w:after="120"/>
       <w:ind w:left="283" w:right="283"/>

--- a/documents/Final Report/Final_Report.docx
+++ b/documents/Final Report/Final_Report.docx
@@ -457,11 +457,6 @@
                 <w:rStyle w:val="Sautdindex"/>
               </w:rPr>
               <w:t>Abstract</w:t>
-            </w:r>
-            <w:r>
-              <w:rPr>
-                <w:rStyle w:val="Sautdindex"/>
-              </w:rPr>
               <w:tab/>
               <w:t>2</w:t>
             </w:r>
@@ -603,7 +598,7 @@
               </w:rPr>
               <w:t>3. Project Management Approach</w:t>
               <w:tab/>
-              <w:t>7</w:t>
+              <w:t>8</w:t>
             </w:r>
           </w:hyperlink>
         </w:p>
@@ -623,7 +618,7 @@
               </w:rPr>
               <w:t>3.1 Development method</w:t>
               <w:tab/>
-              <w:t>7</w:t>
+              <w:t>8</w:t>
             </w:r>
           </w:hyperlink>
         </w:p>
@@ -643,7 +638,7 @@
               </w:rPr>
               <w:t>3.2 Roles and collaborative tools</w:t>
               <w:tab/>
-              <w:t>7</w:t>
+              <w:t>8</w:t>
             </w:r>
           </w:hyperlink>
         </w:p>
@@ -663,7 +658,7 @@
               </w:rPr>
               <w:t>3.3 Stakeholder analysis</w:t>
               <w:tab/>
-              <w:t>7</w:t>
+              <w:t>8</w:t>
             </w:r>
           </w:hyperlink>
         </w:p>
@@ -683,7 +678,7 @@
               </w:rPr>
               <w:t>3.4 SWOT summary</w:t>
               <w:tab/>
-              <w:t>8</w:t>
+              <w:t>9</w:t>
             </w:r>
           </w:hyperlink>
         </w:p>
@@ -703,7 +698,7 @@
               </w:rPr>
               <w:t>4. Work Breakdown Structure and Planning</w:t>
               <w:tab/>
-              <w:t>9</w:t>
+              <w:t>10</w:t>
             </w:r>
           </w:hyperlink>
         </w:p>
@@ -723,7 +718,7 @@
               </w:rPr>
               <w:t>4.1 Work breakdown structure (WBS)</w:t>
               <w:tab/>
-              <w:t>9</w:t>
+              <w:t>10</w:t>
             </w:r>
           </w:hyperlink>
         </w:p>
@@ -743,7 +738,7 @@
               </w:rPr>
               <w:t>4.2 Planned and actual timeline</w:t>
               <w:tab/>
-              <w:t>9</w:t>
+              <w:t>10</w:t>
             </w:r>
           </w:hyperlink>
         </w:p>
@@ -763,7 +758,7 @@
               </w:rPr>
               <w:t>4.3 Time and cost overview</w:t>
               <w:tab/>
-              <w:t>10</w:t>
+              <w:t>11</w:t>
             </w:r>
           </w:hyperlink>
         </w:p>
@@ -783,7 +778,7 @@
               </w:rPr>
               <w:t>5. Quality Criteria, Risks, and Decision Trade-offs</w:t>
               <w:tab/>
-              <w:t>11</w:t>
+              <w:t>13</w:t>
             </w:r>
           </w:hyperlink>
         </w:p>
@@ -803,7 +798,7 @@
               </w:rPr>
               <w:t>5.1 Quality criteria</w:t>
               <w:tab/>
-              <w:t>11</w:t>
+              <w:t>13</w:t>
             </w:r>
           </w:hyperlink>
         </w:p>
@@ -823,7 +818,7 @@
               </w:rPr>
               <w:t>5.2 Cost-delay-quality triangle</w:t>
               <w:tab/>
-              <w:t>11</w:t>
+              <w:t>13</w:t>
             </w:r>
           </w:hyperlink>
         </w:p>
@@ -843,7 +838,7 @@
               </w:rPr>
               <w:t>5.3 Risk analysis and mitigation</w:t>
               <w:tab/>
-              <w:t>11</w:t>
+              <w:t>13</w:t>
             </w:r>
           </w:hyperlink>
         </w:p>
@@ -863,7 +858,7 @@
               </w:rPr>
               <w:t>6. Technical Architecture and Design Choices</w:t>
               <w:tab/>
-              <w:t>13</w:t>
+              <w:t>15</w:t>
             </w:r>
           </w:hyperlink>
         </w:p>
@@ -883,7 +878,7 @@
               </w:rPr>
               <w:t>6.1 Hardware and software stack</w:t>
               <w:tab/>
-              <w:t>13</w:t>
+              <w:t>15</w:t>
             </w:r>
           </w:hyperlink>
         </w:p>
@@ -903,7 +898,7 @@
               </w:rPr>
               <w:t>6.2 Logical architecture</w:t>
               <w:tab/>
-              <w:t>14</w:t>
+              <w:t>16</w:t>
             </w:r>
           </w:hyperlink>
         </w:p>
@@ -923,7 +918,7 @@
               </w:rPr>
               <w:t>6.3 Main modules</w:t>
               <w:tab/>
-              <w:t>15</w:t>
+              <w:t>17</w:t>
             </w:r>
           </w:hyperlink>
         </w:p>
@@ -943,7 +938,7 @@
               </w:rPr>
               <w:t>6.4 Task Allocation and Main Contributions</w:t>
               <w:tab/>
-              <w:t>17</w:t>
+              <w:t>19</w:t>
             </w:r>
           </w:hyperlink>
         </w:p>
@@ -963,7 +958,7 @@
               </w:rPr>
               <w:t>6.5 Lines of Code and Implementation Volume</w:t>
               <w:tab/>
-              <w:t>17</w:t>
+              <w:t>19</w:t>
             </w:r>
           </w:hyperlink>
         </w:p>
@@ -983,7 +978,7 @@
               </w:rPr>
               <w:t>6.6 Persistence strategy</w:t>
               <w:tab/>
-              <w:t>18</w:t>
+              <w:t>20</w:t>
             </w:r>
           </w:hyperlink>
         </w:p>
@@ -1003,7 +998,7 @@
               </w:rPr>
               <w:t>7. Implementation Details</w:t>
               <w:tab/>
-              <w:t>19</w:t>
+              <w:t>21</w:t>
             </w:r>
           </w:hyperlink>
         </w:p>
@@ -1023,7 +1018,7 @@
               </w:rPr>
               <w:t>7.1 Command model</w:t>
               <w:tab/>
-              <w:t>19</w:t>
+              <w:t>21</w:t>
             </w:r>
           </w:hyperlink>
         </w:p>
@@ -1043,7 +1038,7 @@
               </w:rPr>
               <w:t>7.2 Sequence of a message posting operation</w:t>
               <w:tab/>
-              <w:t>19</w:t>
+              <w:t>21</w:t>
             </w:r>
           </w:hyperlink>
         </w:p>
@@ -1063,7 +1058,7 @@
               </w:rPr>
               <w:t>7.3 LoRa-specific optimizations</w:t>
               <w:tab/>
-              <w:t>19</w:t>
+              <w:t>21</w:t>
             </w:r>
           </w:hyperlink>
         </w:p>
@@ -1083,7 +1078,7 @@
               </w:rPr>
               <w:t>7.4 Deployment and operational robustness</w:t>
               <w:tab/>
-              <w:t>20</w:t>
+              <w:t>22</w:t>
             </w:r>
           </w:hyperlink>
         </w:p>
@@ -1103,7 +1098,7 @@
               </w:rPr>
               <w:t>8. Tests, Validation, and Observed Results</w:t>
               <w:tab/>
-              <w:t>21</w:t>
+              <w:t>23</w:t>
             </w:r>
           </w:hyperlink>
         </w:p>
@@ -1123,7 +1118,27 @@
               </w:rPr>
               <w:t>8.1 Validation strategy</w:t>
               <w:tab/>
-              <w:t>21</w:t>
+              <w:t>23</w:t>
+            </w:r>
+          </w:hyperlink>
+        </w:p>
+        <w:p>
+          <w:pPr>
+            <w:pStyle w:val="TOC2"/>
+            <w:tabs>
+              <w:tab w:val="clear" w:pos="9129"/>
+              <w:tab w:val="right" w:pos="9411" w:leader="dot"/>
+            </w:tabs>
+            <w:rPr/>
+          </w:pPr>
+          <w:hyperlink w:anchor="__RefHeading___Toc1533_363469761">
+            <w:r>
+              <w:rPr>
+                <w:rStyle w:val="Sautdindex"/>
+              </w:rPr>
+              <w:t>8.2 Automated test suite</w:t>
+              <w:tab/>
+              <w:t>23</w:t>
             </w:r>
           </w:hyperlink>
         </w:p>
@@ -1141,9 +1156,9 @@
               <w:rPr>
                 <w:rStyle w:val="Sautdindex"/>
               </w:rPr>
-              <w:t>8.2 Main test scenarios</w:t>
+              <w:t>8.3 Main test scenarios</w:t>
               <w:tab/>
-              <w:t>21</w:t>
+              <w:t>23</w:t>
             </w:r>
           </w:hyperlink>
         </w:p>
@@ -1161,9 +1176,9 @@
               <w:rPr>
                 <w:rStyle w:val="Sautdindex"/>
               </w:rPr>
-              <w:t>8.3 Limits of the validation campaign</w:t>
+              <w:t>8.4 Limits of the validation campaign</w:t>
               <w:tab/>
-              <w:t>21</w:t>
+              <w:t>24</w:t>
             </w:r>
           </w:hyperlink>
         </w:p>
@@ -1181,9 +1196,9 @@
               <w:rPr>
                 <w:rStyle w:val="Sautdindex"/>
               </w:rPr>
-              <w:t>8.4 What was effectively demonstrated</w:t>
+              <w:t>8.5 What was effectively demonstrated</w:t>
               <w:tab/>
-              <w:t>22</w:t>
+              <w:t>24</w:t>
             </w:r>
           </w:hyperlink>
         </w:p>
@@ -1203,7 +1218,7 @@
               </w:rPr>
               <w:t>9. Impacts, Lessons Learned, and Future Work</w:t>
               <w:tab/>
-              <w:t>23</w:t>
+              <w:t>25</w:t>
             </w:r>
           </w:hyperlink>
         </w:p>
@@ -1223,7 +1238,7 @@
               </w:rPr>
               <w:t>9.1 Project impacts</w:t>
               <w:tab/>
-              <w:t>23</w:t>
+              <w:t>25</w:t>
             </w:r>
           </w:hyperlink>
         </w:p>
@@ -1243,7 +1258,7 @@
               </w:rPr>
               <w:t>9.2 Lessons learned</w:t>
               <w:tab/>
-              <w:t>23</w:t>
+              <w:t>25</w:t>
             </w:r>
           </w:hyperlink>
         </w:p>
@@ -1263,7 +1278,7 @@
               </w:rPr>
               <w:t>9.3 Possible extensions</w:t>
               <w:tab/>
-              <w:t>23</w:t>
+              <w:t>25</w:t>
             </w:r>
           </w:hyperlink>
         </w:p>
@@ -1283,7 +1298,7 @@
               </w:rPr>
               <w:t>10. Conclusion</w:t>
               <w:tab/>
-              <w:t>24</w:t>
+              <w:t>26</w:t>
             </w:r>
           </w:hyperlink>
         </w:p>
@@ -1303,7 +1318,7 @@
               </w:rPr>
               <w:t>Bibliography and Sources</w:t>
               <w:tab/>
-              <w:t>25</w:t>
+              <w:t>27</w:t>
             </w:r>
           </w:hyperlink>
         </w:p>
@@ -1323,7 +1338,7 @@
               </w:rPr>
               <w:t>Appendices</w:t>
               <w:tab/>
-              <w:t>26</w:t>
+              <w:t>28</w:t>
             </w:r>
           </w:hyperlink>
         </w:p>
@@ -1343,7 +1358,7 @@
               </w:rPr>
               <w:t>Appendix A - Example command set</w:t>
               <w:tab/>
-              <w:t>26</w:t>
+              <w:t>28</w:t>
             </w:r>
           </w:hyperlink>
         </w:p>
@@ -1363,7 +1378,7 @@
               </w:rPr>
               <w:t>Appendix B - Main deliverables</w:t>
               <w:tab/>
-              <w:t>26</w:t>
+              <w:t>28</w:t>
             </w:r>
           </w:hyperlink>
           <w:r>
@@ -8883,15 +8898,15 @@
         </w:tblCellMar>
       </w:tblPr>
       <w:tblGrid>
-        <w:gridCol w:w="2820"/>
-        <w:gridCol w:w="3454"/>
+        <w:gridCol w:w="2819"/>
+        <w:gridCol w:w="3455"/>
         <w:gridCol w:w="3138"/>
       </w:tblGrid>
       <w:tr>
         <w:trPr/>
         <w:tc>
           <w:tcPr>
-            <w:tcW w:w="2820" w:type="dxa"/>
+            <w:tcW w:w="2819" w:type="dxa"/>
             <w:tcBorders>
               <w:top w:val="single" w:sz="4" w:space="0" w:color="000000"/>
               <w:left w:val="single" w:sz="4" w:space="0" w:color="000000"/>
@@ -8928,7 +8943,7 @@
         </w:tc>
         <w:tc>
           <w:tcPr>
-            <w:tcW w:w="3454" w:type="dxa"/>
+            <w:tcW w:w="3455" w:type="dxa"/>
             <w:tcBorders>
               <w:top w:val="single" w:sz="4" w:space="0" w:color="000000"/>
               <w:left w:val="single" w:sz="4" w:space="0" w:color="000000"/>
@@ -9005,7 +9020,7 @@
         <w:trPr/>
         <w:tc>
           <w:tcPr>
-            <w:tcW w:w="2820" w:type="dxa"/>
+            <w:tcW w:w="2819" w:type="dxa"/>
             <w:tcBorders>
               <w:top w:val="single" w:sz="4" w:space="0" w:color="000000"/>
               <w:left w:val="single" w:sz="4" w:space="0" w:color="000000"/>
@@ -9045,7 +9060,7 @@
         </w:tc>
         <w:tc>
           <w:tcPr>
-            <w:tcW w:w="3454" w:type="dxa"/>
+            <w:tcW w:w="3455" w:type="dxa"/>
             <w:tcBorders>
               <w:top w:val="single" w:sz="4" w:space="0" w:color="000000"/>
               <w:left w:val="single" w:sz="4" w:space="0" w:color="000000"/>
@@ -9150,7 +9165,7 @@
         <w:trPr/>
         <w:tc>
           <w:tcPr>
-            <w:tcW w:w="2820" w:type="dxa"/>
+            <w:tcW w:w="2819" w:type="dxa"/>
             <w:tcBorders>
               <w:top w:val="single" w:sz="4" w:space="0" w:color="000000"/>
               <w:left w:val="single" w:sz="4" w:space="0" w:color="000000"/>
@@ -9190,7 +9205,7 @@
         </w:tc>
         <w:tc>
           <w:tcPr>
-            <w:tcW w:w="3454" w:type="dxa"/>
+            <w:tcW w:w="3455" w:type="dxa"/>
             <w:tcBorders>
               <w:top w:val="single" w:sz="4" w:space="0" w:color="000000"/>
               <w:left w:val="single" w:sz="4" w:space="0" w:color="000000"/>
@@ -9294,7 +9309,7 @@
         <w:trPr/>
         <w:tc>
           <w:tcPr>
-            <w:tcW w:w="2820" w:type="dxa"/>
+            <w:tcW w:w="2819" w:type="dxa"/>
             <w:tcBorders>
               <w:top w:val="single" w:sz="4" w:space="0" w:color="000000"/>
               <w:left w:val="single" w:sz="4" w:space="0" w:color="000000"/>
@@ -9334,7 +9349,7 @@
         </w:tc>
         <w:tc>
           <w:tcPr>
-            <w:tcW w:w="3454" w:type="dxa"/>
+            <w:tcW w:w="3455" w:type="dxa"/>
             <w:tcBorders>
               <w:top w:val="single" w:sz="4" w:space="0" w:color="000000"/>
               <w:left w:val="single" w:sz="4" w:space="0" w:color="000000"/>
@@ -9427,7 +9442,7 @@
         <w:trPr/>
         <w:tc>
           <w:tcPr>
-            <w:tcW w:w="2820" w:type="dxa"/>
+            <w:tcW w:w="2819" w:type="dxa"/>
             <w:tcBorders>
               <w:top w:val="single" w:sz="4" w:space="0" w:color="000000"/>
               <w:left w:val="single" w:sz="4" w:space="0" w:color="000000"/>
@@ -9467,7 +9482,7 @@
         </w:tc>
         <w:tc>
           <w:tcPr>
-            <w:tcW w:w="3454" w:type="dxa"/>
+            <w:tcW w:w="3455" w:type="dxa"/>
             <w:tcBorders>
               <w:top w:val="single" w:sz="4" w:space="0" w:color="000000"/>
               <w:left w:val="single" w:sz="4" w:space="0" w:color="000000"/>
@@ -9612,7 +9627,7 @@
         <w:trPr/>
         <w:tc>
           <w:tcPr>
-            <w:tcW w:w="2820" w:type="dxa"/>
+            <w:tcW w:w="2819" w:type="dxa"/>
             <w:tcBorders>
               <w:top w:val="single" w:sz="4" w:space="0" w:color="000000"/>
               <w:left w:val="single" w:sz="4" w:space="0" w:color="000000"/>
@@ -9652,7 +9667,7 @@
         </w:tc>
         <w:tc>
           <w:tcPr>
-            <w:tcW w:w="3454" w:type="dxa"/>
+            <w:tcW w:w="3455" w:type="dxa"/>
             <w:tcBorders>
               <w:top w:val="single" w:sz="4" w:space="0" w:color="000000"/>
               <w:left w:val="single" w:sz="4" w:space="0" w:color="000000"/>
@@ -9756,7 +9771,7 @@
         </w:trPr>
         <w:tc>
           <w:tcPr>
-            <w:tcW w:w="2820" w:type="dxa"/>
+            <w:tcW w:w="2819" w:type="dxa"/>
             <w:tcBorders>
               <w:left w:val="single" w:sz="4" w:space="0" w:color="000000"/>
               <w:bottom w:val="single" w:sz="4" w:space="0" w:color="000000"/>
@@ -9803,7 +9818,7 @@
         </w:tc>
         <w:tc>
           <w:tcPr>
-            <w:tcW w:w="3454" w:type="dxa"/>
+            <w:tcW w:w="3455" w:type="dxa"/>
             <w:tcBorders>
               <w:left w:val="single" w:sz="4" w:space="0" w:color="000000"/>
               <w:bottom w:val="single" w:sz="4" w:space="0" w:color="000000"/>
@@ -9884,7 +9899,7 @@
         <w:trPr/>
         <w:tc>
           <w:tcPr>
-            <w:tcW w:w="2820" w:type="dxa"/>
+            <w:tcW w:w="2819" w:type="dxa"/>
             <w:tcBorders>
               <w:top w:val="single" w:sz="4" w:space="0" w:color="000000"/>
               <w:left w:val="single" w:sz="4" w:space="0" w:color="000000"/>
@@ -9924,7 +9939,7 @@
         </w:tc>
         <w:tc>
           <w:tcPr>
-            <w:tcW w:w="3454" w:type="dxa"/>
+            <w:tcW w:w="3455" w:type="dxa"/>
             <w:tcBorders>
               <w:top w:val="single" w:sz="4" w:space="0" w:color="000000"/>
               <w:left w:val="single" w:sz="4" w:space="0" w:color="000000"/>
@@ -10017,7 +10032,7 @@
         <w:trPr/>
         <w:tc>
           <w:tcPr>
-            <w:tcW w:w="2820" w:type="dxa"/>
+            <w:tcW w:w="2819" w:type="dxa"/>
             <w:tcBorders>
               <w:top w:val="single" w:sz="4" w:space="0" w:color="000000"/>
               <w:left w:val="single" w:sz="4" w:space="0" w:color="000000"/>
@@ -10057,7 +10072,7 @@
         </w:tc>
         <w:tc>
           <w:tcPr>
-            <w:tcW w:w="3454" w:type="dxa"/>
+            <w:tcW w:w="3455" w:type="dxa"/>
             <w:tcBorders>
               <w:top w:val="single" w:sz="4" w:space="0" w:color="000000"/>
               <w:left w:val="single" w:sz="4" w:space="0" w:color="000000"/>
@@ -10140,7 +10155,7 @@
         <w:trPr/>
         <w:tc>
           <w:tcPr>
-            <w:tcW w:w="2820" w:type="dxa"/>
+            <w:tcW w:w="2819" w:type="dxa"/>
             <w:tcBorders>
               <w:top w:val="single" w:sz="4" w:space="0" w:color="000000"/>
               <w:left w:val="single" w:sz="4" w:space="0" w:color="000000"/>
@@ -10180,7 +10195,7 @@
         </w:tc>
         <w:tc>
           <w:tcPr>
-            <w:tcW w:w="3454" w:type="dxa"/>
+            <w:tcW w:w="3455" w:type="dxa"/>
             <w:tcBorders>
               <w:top w:val="single" w:sz="4" w:space="0" w:color="000000"/>
               <w:left w:val="single" w:sz="4" w:space="0" w:color="000000"/>
@@ -12982,15 +12997,7 @@
       </w:pPr>
       <w:r>
         <w:rPr/>
-        <w:t>The command interface was intentionally kept simple. Commands start with the /room prefix and are followed by a subcommand and the required arguments. Examples of supported commands include /room create, /room list, /room post, /room read,/</w:t>
-      </w:r>
-      <w:r>
-        <w:rPr/>
-        <w:t>room info and /room annonce</w:t>
-      </w:r>
-      <w:r>
-        <w:rPr/>
-        <w:t>. This choice reduces user-side complexity and keeps the parser lightweight.</w:t>
+        <w:t>The command interface was intentionally kept simple. Commands start with the /room prefix and are followed by a subcommand and the required arguments. Examples of supported commands include /room create, /room list, /room post, /room read,/room info and /room annonce. This choice reduces user-side complexity and keeps the parser lightweight.</w:t>
       </w:r>
     </w:p>
     <w:p>
@@ -13255,15 +13262,569 @@
     <w:p>
       <w:pPr>
         <w:pStyle w:val="Heading2"/>
+        <w:rPr/>
+      </w:pPr>
+      <w:bookmarkStart w:id="34" w:name="__RefHeading___Toc1533_363469761"/>
+      <w:bookmarkEnd w:id="34"/>
+      <w:r>
+        <w:rPr/>
+        <w:t>8.2 Automated test suite</w:t>
+      </w:r>
+    </w:p>
+    <w:p>
+      <w:pPr>
+        <w:pStyle w:val="Normal"/>
+        <w:rPr/>
+      </w:pPr>
+      <w:r>
+        <w:rPr/>
+        <w:t xml:space="preserve">An automated test suite was developed with </w:t>
+      </w:r>
+      <w:r>
+        <w:rPr>
+          <w:rStyle w:val="Strong"/>
+        </w:rPr>
+        <w:t>Pytest</w:t>
+      </w:r>
+      <w:r>
+        <w:rPr/>
+        <w:t xml:space="preserve"> to improve reliability and reduce regression risk during development. These tests complement real hardware validation by checking the main software components in isolation. The test strategy focused on </w:t>
+      </w:r>
+      <w:r>
+        <w:rPr>
+          <w:rStyle w:val="Strong"/>
+        </w:rPr>
+        <w:t>fast execution</w:t>
+      </w:r>
+      <w:r>
+        <w:rPr/>
+        <w:t xml:space="preserve">, </w:t>
+      </w:r>
+      <w:r>
+        <w:rPr>
+          <w:rStyle w:val="Strong"/>
+        </w:rPr>
+        <w:t>no hardware dependency</w:t>
+      </w:r>
+      <w:r>
+        <w:rPr/>
+        <w:t xml:space="preserve">, and </w:t>
+      </w:r>
+      <w:r>
+        <w:rPr>
+          <w:rStyle w:val="Strong"/>
+        </w:rPr>
+        <w:t>good coverage of the main modules</w:t>
+      </w:r>
+      <w:r>
+        <w:rPr/>
+        <w:t>.</w:t>
+      </w:r>
+    </w:p>
+    <w:tbl>
+      <w:tblPr>
+        <w:tblW w:w="9411" w:type="dxa"/>
+        <w:jc w:val="left"/>
+        <w:tblInd w:w="28" w:type="dxa"/>
+        <w:tblLayout w:type="fixed"/>
+        <w:tblCellMar>
+          <w:top w:w="28" w:type="dxa"/>
+          <w:left w:w="28" w:type="dxa"/>
+          <w:bottom w:w="28" w:type="dxa"/>
+          <w:right w:w="28" w:type="dxa"/>
+        </w:tblCellMar>
+      </w:tblPr>
+      <w:tblGrid>
+        <w:gridCol w:w="2848"/>
+        <w:gridCol w:w="4624"/>
+        <w:gridCol w:w="1939"/>
+      </w:tblGrid>
+      <w:tr>
+        <w:trPr>
+          <w:tblHeader w:val="true"/>
+        </w:trPr>
+        <w:tc>
+          <w:tcPr>
+            <w:tcW w:w="2848" w:type="dxa"/>
+            <w:tcBorders>
+              <w:top w:val="single" w:sz="2" w:space="0" w:color="000000"/>
+              <w:left w:val="single" w:sz="2" w:space="0" w:color="000000"/>
+              <w:bottom w:val="single" w:sz="2" w:space="0" w:color="000000"/>
+            </w:tcBorders>
+            <w:shd w:fill="EAF2FF" w:val="clear"/>
+            <w:vAlign w:val="center"/>
+          </w:tcPr>
+          <w:p>
+            <w:pPr>
+              <w:pStyle w:val="Titredetableau"/>
+              <w:suppressLineNumbers/>
+              <w:spacing w:before="0" w:after="120"/>
+              <w:jc w:val="center"/>
+              <w:rPr/>
+            </w:pPr>
+            <w:r>
+              <w:rPr/>
+              <w:t>Test file</w:t>
+            </w:r>
+          </w:p>
+        </w:tc>
+        <w:tc>
+          <w:tcPr>
+            <w:tcW w:w="4624" w:type="dxa"/>
+            <w:tcBorders>
+              <w:top w:val="single" w:sz="2" w:space="0" w:color="000000"/>
+              <w:left w:val="single" w:sz="2" w:space="0" w:color="000000"/>
+              <w:bottom w:val="single" w:sz="2" w:space="0" w:color="000000"/>
+            </w:tcBorders>
+            <w:shd w:fill="EAF2FF" w:val="clear"/>
+            <w:vAlign w:val="center"/>
+          </w:tcPr>
+          <w:p>
+            <w:pPr>
+              <w:pStyle w:val="Titredetableau"/>
+              <w:suppressLineNumbers/>
+              <w:spacing w:before="0" w:after="120"/>
+              <w:jc w:val="center"/>
+              <w:rPr/>
+            </w:pPr>
+            <w:r>
+              <w:rPr/>
+              <w:t>Main purpose</w:t>
+            </w:r>
+          </w:p>
+        </w:tc>
+        <w:tc>
+          <w:tcPr>
+            <w:tcW w:w="1939" w:type="dxa"/>
+            <w:tcBorders>
+              <w:top w:val="single" w:sz="2" w:space="0" w:color="000000"/>
+              <w:left w:val="single" w:sz="2" w:space="0" w:color="000000"/>
+              <w:bottom w:val="single" w:sz="2" w:space="0" w:color="000000"/>
+              <w:right w:val="single" w:sz="2" w:space="0" w:color="000000"/>
+            </w:tcBorders>
+            <w:shd w:fill="EAF2FF" w:val="clear"/>
+            <w:vAlign w:val="center"/>
+          </w:tcPr>
+          <w:p>
+            <w:pPr>
+              <w:pStyle w:val="Titredetableau"/>
+              <w:suppressLineNumbers/>
+              <w:spacing w:before="0" w:after="120"/>
+              <w:jc w:val="center"/>
+              <w:rPr/>
+            </w:pPr>
+            <w:r>
+              <w:rPr/>
+              <w:t>Technique used</w:t>
+            </w:r>
+          </w:p>
+        </w:tc>
+      </w:tr>
+      <w:tr>
+        <w:trPr/>
+        <w:tc>
+          <w:tcPr>
+            <w:tcW w:w="2848" w:type="dxa"/>
+            <w:tcBorders>
+              <w:left w:val="single" w:sz="2" w:space="0" w:color="000000"/>
+              <w:bottom w:val="single" w:sz="2" w:space="0" w:color="000000"/>
+            </w:tcBorders>
+            <w:vAlign w:val="center"/>
+          </w:tcPr>
+          <w:p>
+            <w:pPr>
+              <w:pStyle w:val="Contenudetableau"/>
+              <w:widowControl w:val="false"/>
+              <w:suppressLineNumbers/>
+              <w:spacing w:before="0" w:after="120"/>
+              <w:rPr/>
+            </w:pPr>
+            <w:r>
+              <w:rPr>
+                <w:rStyle w:val="Textesource"/>
+              </w:rPr>
+              <w:t>test_parser.py</w:t>
+            </w:r>
+          </w:p>
+        </w:tc>
+        <w:tc>
+          <w:tcPr>
+            <w:tcW w:w="4624" w:type="dxa"/>
+            <w:tcBorders>
+              <w:left w:val="single" w:sz="2" w:space="0" w:color="000000"/>
+              <w:bottom w:val="single" w:sz="2" w:space="0" w:color="000000"/>
+            </w:tcBorders>
+            <w:vAlign w:val="center"/>
+          </w:tcPr>
+          <w:p>
+            <w:pPr>
+              <w:pStyle w:val="Contenudetableau"/>
+              <w:widowControl w:val="false"/>
+              <w:suppressLineNumbers/>
+              <w:spacing w:before="0" w:after="120"/>
+              <w:rPr/>
+            </w:pPr>
+            <w:r>
+              <w:rPr/>
+              <w:t>Validate command parsing and malformed inputs</w:t>
+            </w:r>
+          </w:p>
+        </w:tc>
+        <w:tc>
+          <w:tcPr>
+            <w:tcW w:w="1939" w:type="dxa"/>
+            <w:tcBorders>
+              <w:left w:val="single" w:sz="2" w:space="0" w:color="000000"/>
+              <w:bottom w:val="single" w:sz="2" w:space="0" w:color="000000"/>
+              <w:right w:val="single" w:sz="2" w:space="0" w:color="000000"/>
+            </w:tcBorders>
+            <w:vAlign w:val="center"/>
+          </w:tcPr>
+          <w:p>
+            <w:pPr>
+              <w:pStyle w:val="Contenudetableau"/>
+              <w:widowControl w:val="false"/>
+              <w:suppressLineNumbers/>
+              <w:spacing w:before="0" w:after="120"/>
+              <w:rPr/>
+            </w:pPr>
+            <w:r>
+              <w:rPr/>
+              <w:t>Unit tests</w:t>
+            </w:r>
+          </w:p>
+        </w:tc>
+      </w:tr>
+      <w:tr>
+        <w:trPr/>
+        <w:tc>
+          <w:tcPr>
+            <w:tcW w:w="2848" w:type="dxa"/>
+            <w:tcBorders>
+              <w:left w:val="single" w:sz="2" w:space="0" w:color="000000"/>
+              <w:bottom w:val="single" w:sz="2" w:space="0" w:color="000000"/>
+            </w:tcBorders>
+            <w:vAlign w:val="center"/>
+          </w:tcPr>
+          <w:p>
+            <w:pPr>
+              <w:pStyle w:val="Contenudetableau"/>
+              <w:widowControl w:val="false"/>
+              <w:suppressLineNumbers/>
+              <w:spacing w:before="0" w:after="120"/>
+              <w:rPr/>
+            </w:pPr>
+            <w:r>
+              <w:rPr>
+                <w:rStyle w:val="Textesource"/>
+              </w:rPr>
+              <w:t>test_database.py</w:t>
+            </w:r>
+          </w:p>
+        </w:tc>
+        <w:tc>
+          <w:tcPr>
+            <w:tcW w:w="4624" w:type="dxa"/>
+            <w:tcBorders>
+              <w:left w:val="single" w:sz="2" w:space="0" w:color="000000"/>
+              <w:bottom w:val="single" w:sz="2" w:space="0" w:color="000000"/>
+            </w:tcBorders>
+            <w:vAlign w:val="center"/>
+          </w:tcPr>
+          <w:p>
+            <w:pPr>
+              <w:pStyle w:val="Contenudetableau"/>
+              <w:widowControl w:val="false"/>
+              <w:suppressLineNumbers/>
+              <w:spacing w:before="0" w:after="120"/>
+              <w:rPr/>
+            </w:pPr>
+            <w:r>
+              <w:rPr/>
+              <w:t>Verify CRUD operations for rooms and messages</w:t>
+            </w:r>
+          </w:p>
+        </w:tc>
+        <w:tc>
+          <w:tcPr>
+            <w:tcW w:w="1939" w:type="dxa"/>
+            <w:tcBorders>
+              <w:left w:val="single" w:sz="2" w:space="0" w:color="000000"/>
+              <w:bottom w:val="single" w:sz="2" w:space="0" w:color="000000"/>
+              <w:right w:val="single" w:sz="2" w:space="0" w:color="000000"/>
+            </w:tcBorders>
+            <w:vAlign w:val="center"/>
+          </w:tcPr>
+          <w:p>
+            <w:pPr>
+              <w:pStyle w:val="Contenudetableau"/>
+              <w:widowControl w:val="false"/>
+              <w:suppressLineNumbers/>
+              <w:spacing w:before="0" w:after="120"/>
+              <w:rPr/>
+            </w:pPr>
+            <w:r>
+              <w:rPr/>
+              <w:t>In-memory SQLite</w:t>
+            </w:r>
+          </w:p>
+        </w:tc>
+      </w:tr>
+      <w:tr>
+        <w:trPr/>
+        <w:tc>
+          <w:tcPr>
+            <w:tcW w:w="2848" w:type="dxa"/>
+            <w:tcBorders>
+              <w:left w:val="single" w:sz="2" w:space="0" w:color="000000"/>
+              <w:bottom w:val="single" w:sz="2" w:space="0" w:color="000000"/>
+            </w:tcBorders>
+            <w:vAlign w:val="center"/>
+          </w:tcPr>
+          <w:p>
+            <w:pPr>
+              <w:pStyle w:val="Contenudetableau"/>
+              <w:widowControl w:val="false"/>
+              <w:suppressLineNumbers/>
+              <w:spacing w:before="0" w:after="120"/>
+              <w:rPr/>
+            </w:pPr>
+            <w:r>
+              <w:rPr>
+                <w:rStyle w:val="Textesource"/>
+              </w:rPr>
+              <w:t>test_room_manager.py</w:t>
+            </w:r>
+          </w:p>
+        </w:tc>
+        <w:tc>
+          <w:tcPr>
+            <w:tcW w:w="4624" w:type="dxa"/>
+            <w:tcBorders>
+              <w:left w:val="single" w:sz="2" w:space="0" w:color="000000"/>
+              <w:bottom w:val="single" w:sz="2" w:space="0" w:color="000000"/>
+            </w:tcBorders>
+            <w:vAlign w:val="center"/>
+          </w:tcPr>
+          <w:p>
+            <w:pPr>
+              <w:pStyle w:val="Contenudetableau"/>
+              <w:widowControl w:val="false"/>
+              <w:suppressLineNumbers/>
+              <w:spacing w:before="0" w:after="120"/>
+              <w:rPr/>
+            </w:pPr>
+            <w:r>
+              <w:rPr/>
+              <w:t>Check business logic and anti-spam behavior</w:t>
+            </w:r>
+          </w:p>
+        </w:tc>
+        <w:tc>
+          <w:tcPr>
+            <w:tcW w:w="1939" w:type="dxa"/>
+            <w:tcBorders>
+              <w:left w:val="single" w:sz="2" w:space="0" w:color="000000"/>
+              <w:bottom w:val="single" w:sz="2" w:space="0" w:color="000000"/>
+              <w:right w:val="single" w:sz="2" w:space="0" w:color="000000"/>
+            </w:tcBorders>
+            <w:vAlign w:val="center"/>
+          </w:tcPr>
+          <w:p>
+            <w:pPr>
+              <w:pStyle w:val="Contenudetableau"/>
+              <w:widowControl w:val="false"/>
+              <w:suppressLineNumbers/>
+              <w:spacing w:before="0" w:after="120"/>
+              <w:rPr/>
+            </w:pPr>
+            <w:r>
+              <w:rPr/>
+              <w:t>Functional tests</w:t>
+            </w:r>
+          </w:p>
+        </w:tc>
+      </w:tr>
+      <w:tr>
+        <w:trPr/>
+        <w:tc>
+          <w:tcPr>
+            <w:tcW w:w="2848" w:type="dxa"/>
+            <w:tcBorders>
+              <w:left w:val="single" w:sz="2" w:space="0" w:color="000000"/>
+              <w:bottom w:val="single" w:sz="2" w:space="0" w:color="000000"/>
+            </w:tcBorders>
+            <w:vAlign w:val="center"/>
+          </w:tcPr>
+          <w:p>
+            <w:pPr>
+              <w:pStyle w:val="Contenudetableau"/>
+              <w:widowControl w:val="false"/>
+              <w:suppressLineNumbers/>
+              <w:spacing w:before="0" w:after="120"/>
+              <w:rPr/>
+            </w:pPr>
+            <w:r>
+              <w:rPr>
+                <w:rStyle w:val="Textesource"/>
+              </w:rPr>
+              <w:t>test_meshtastic_comm_hw.py</w:t>
+            </w:r>
+          </w:p>
+        </w:tc>
+        <w:tc>
+          <w:tcPr>
+            <w:tcW w:w="4624" w:type="dxa"/>
+            <w:tcBorders>
+              <w:left w:val="single" w:sz="2" w:space="0" w:color="000000"/>
+              <w:bottom w:val="single" w:sz="2" w:space="0" w:color="000000"/>
+            </w:tcBorders>
+            <w:vAlign w:val="center"/>
+          </w:tcPr>
+          <w:p>
+            <w:pPr>
+              <w:pStyle w:val="Contenudetableau"/>
+              <w:widowControl w:val="false"/>
+              <w:suppressLineNumbers/>
+              <w:spacing w:before="0" w:after="120"/>
+              <w:rPr/>
+            </w:pPr>
+            <w:r>
+              <w:rPr/>
+              <w:t>Validate hardware communication logic without real device</w:t>
+            </w:r>
+          </w:p>
+        </w:tc>
+        <w:tc>
+          <w:tcPr>
+            <w:tcW w:w="1939" w:type="dxa"/>
+            <w:tcBorders>
+              <w:left w:val="single" w:sz="2" w:space="0" w:color="000000"/>
+              <w:bottom w:val="single" w:sz="2" w:space="0" w:color="000000"/>
+              <w:right w:val="single" w:sz="2" w:space="0" w:color="000000"/>
+            </w:tcBorders>
+            <w:vAlign w:val="center"/>
+          </w:tcPr>
+          <w:p>
+            <w:pPr>
+              <w:pStyle w:val="Contenudetableau"/>
+              <w:widowControl w:val="false"/>
+              <w:suppressLineNumbers/>
+              <w:spacing w:before="0" w:after="120"/>
+              <w:rPr/>
+            </w:pPr>
+            <w:r>
+              <w:rPr/>
+              <w:t>Mocking</w:t>
+            </w:r>
+          </w:p>
+        </w:tc>
+      </w:tr>
+      <w:tr>
+        <w:trPr/>
+        <w:tc>
+          <w:tcPr>
+            <w:tcW w:w="2848" w:type="dxa"/>
+            <w:tcBorders>
+              <w:left w:val="single" w:sz="2" w:space="0" w:color="000000"/>
+              <w:bottom w:val="single" w:sz="2" w:space="0" w:color="000000"/>
+            </w:tcBorders>
+            <w:vAlign w:val="center"/>
+          </w:tcPr>
+          <w:p>
+            <w:pPr>
+              <w:pStyle w:val="Contenudetableau"/>
+              <w:widowControl w:val="false"/>
+              <w:suppressLineNumbers/>
+              <w:spacing w:before="0" w:after="120"/>
+              <w:rPr/>
+            </w:pPr>
+            <w:r>
+              <w:rPr>
+                <w:rStyle w:val="Textesource"/>
+              </w:rPr>
+              <w:t>test_meshtastic_comm.py</w:t>
+            </w:r>
+          </w:p>
+        </w:tc>
+        <w:tc>
+          <w:tcPr>
+            <w:tcW w:w="4624" w:type="dxa"/>
+            <w:tcBorders>
+              <w:left w:val="single" w:sz="2" w:space="0" w:color="000000"/>
+              <w:bottom w:val="single" w:sz="2" w:space="0" w:color="000000"/>
+            </w:tcBorders>
+            <w:vAlign w:val="center"/>
+          </w:tcPr>
+          <w:p>
+            <w:pPr>
+              <w:pStyle w:val="Contenudetableau"/>
+              <w:widowControl w:val="false"/>
+              <w:suppressLineNumbers/>
+              <w:spacing w:before="0" w:after="120"/>
+              <w:rPr/>
+            </w:pPr>
+            <w:r>
+              <w:rPr/>
+              <w:t>Test simulator mode and terminal interaction</w:t>
+            </w:r>
+          </w:p>
+        </w:tc>
+        <w:tc>
+          <w:tcPr>
+            <w:tcW w:w="1939" w:type="dxa"/>
+            <w:tcBorders>
+              <w:left w:val="single" w:sz="2" w:space="0" w:color="000000"/>
+              <w:bottom w:val="single" w:sz="2" w:space="0" w:color="000000"/>
+              <w:right w:val="single" w:sz="2" w:space="0" w:color="000000"/>
+            </w:tcBorders>
+            <w:vAlign w:val="center"/>
+          </w:tcPr>
+          <w:p>
+            <w:pPr>
+              <w:pStyle w:val="Contenudetableau"/>
+              <w:widowControl w:val="false"/>
+              <w:suppressLineNumbers/>
+              <w:spacing w:before="0" w:after="120"/>
+              <w:rPr/>
+            </w:pPr>
+            <w:r>
+              <w:rPr/>
+              <w:t>Mocked stdin/stdout</w:t>
+            </w:r>
+          </w:p>
+        </w:tc>
+      </w:tr>
+    </w:tbl>
+    <w:p>
+      <w:pPr>
+        <w:pStyle w:val="Normal"/>
+        <w:rPr/>
+      </w:pPr>
+      <w:r>
+        <w:rPr/>
+      </w:r>
+    </w:p>
+    <w:p>
+      <w:pPr>
+        <w:pStyle w:val="Heading2"/>
         <w:keepNext w:val="true"/>
         <w:ind w:hanging="0" w:left="0"/>
         <w:rPr/>
       </w:pPr>
-      <w:bookmarkStart w:id="34" w:name="__RefHeading___Toc2198_2766774698"/>
-      <w:bookmarkEnd w:id="34"/>
-      <w:r>
-        <w:rPr/>
-        <w:t>8.2 Main test scenarios</w:t>
+      <w:bookmarkStart w:id="35" w:name="__RefHeading___Toc2198_2766774698"/>
+      <w:bookmarkEnd w:id="35"/>
+      <w:r>
+        <w:rPr/>
+        <w:t>8.</w:t>
+      </w:r>
+      <w:r>
+        <w:rPr/>
+        <w:t>3</w:t>
+      </w:r>
+      <w:r>
+        <w:rPr/>
+        <w:t xml:space="preserve"> Main test scenarios</w:t>
       </w:r>
     </w:p>
     <w:tbl>
@@ -14372,11 +14933,19 @@
         <w:ind w:hanging="0" w:left="0"/>
         <w:rPr/>
       </w:pPr>
-      <w:bookmarkStart w:id="35" w:name="__RefHeading___Toc2200_2766774698"/>
-      <w:bookmarkEnd w:id="35"/>
-      <w:r>
-        <w:rPr/>
-        <w:t>8.3 Limits of the validation campaign</w:t>
+      <w:bookmarkStart w:id="36" w:name="__RefHeading___Toc2200_2766774698"/>
+      <w:bookmarkEnd w:id="36"/>
+      <w:r>
+        <w:rPr/>
+        <w:t>8.</w:t>
+      </w:r>
+      <w:r>
+        <w:rPr/>
+        <w:t>4</w:t>
+      </w:r>
+      <w:r>
+        <w:rPr/>
+        <w:t xml:space="preserve"> Limits of the validation campaign</w:t>
       </w:r>
     </w:p>
     <w:p>
@@ -14396,11 +14965,19 @@
         <w:ind w:hanging="0" w:left="0"/>
         <w:rPr/>
       </w:pPr>
-      <w:bookmarkStart w:id="36" w:name="__RefHeading___Toc2202_2766774698"/>
-      <w:bookmarkEnd w:id="36"/>
-      <w:r>
-        <w:rPr/>
-        <w:t>8.4 What was effectively demonstrated</w:t>
+      <w:bookmarkStart w:id="37" w:name="__RefHeading___Toc2202_2766774698"/>
+      <w:bookmarkEnd w:id="37"/>
+      <w:r>
+        <w:rPr/>
+        <w:t>8.</w:t>
+      </w:r>
+      <w:r>
+        <w:rPr/>
+        <w:t>5</w:t>
+      </w:r>
+      <w:r>
+        <w:rPr/>
+        <w:t xml:space="preserve"> What was effectively demonstrated</w:t>
       </w:r>
     </w:p>
     <w:p>
@@ -14433,8 +15010,8 @@
         <w:ind w:hanging="0" w:left="0"/>
         <w:rPr/>
       </w:pPr>
-      <w:bookmarkStart w:id="37" w:name="__RefHeading___Toc2204_2766774698"/>
-      <w:bookmarkEnd w:id="37"/>
+      <w:bookmarkStart w:id="38" w:name="__RefHeading___Toc2204_2766774698"/>
+      <w:bookmarkEnd w:id="38"/>
       <w:r>
         <w:rPr/>
         <w:t>9. Impacts, Lessons Learned, and Future Work</w:t>
@@ -14447,8 +15024,8 @@
         <w:ind w:hanging="0" w:left="0"/>
         <w:rPr/>
       </w:pPr>
-      <w:bookmarkStart w:id="38" w:name="__RefHeading___Toc2206_2766774698"/>
-      <w:bookmarkEnd w:id="38"/>
+      <w:bookmarkStart w:id="39" w:name="__RefHeading___Toc2206_2766774698"/>
+      <w:bookmarkEnd w:id="39"/>
       <w:r>
         <w:rPr/>
         <w:t>9.1 Project impacts</w:t>
@@ -14471,8 +15048,8 @@
         <w:ind w:hanging="0" w:left="0"/>
         <w:rPr/>
       </w:pPr>
-      <w:bookmarkStart w:id="39" w:name="__RefHeading___Toc2208_2766774698"/>
-      <w:bookmarkEnd w:id="39"/>
+      <w:bookmarkStart w:id="40" w:name="__RefHeading___Toc2208_2766774698"/>
+      <w:bookmarkEnd w:id="40"/>
       <w:r>
         <w:rPr/>
         <w:t>9.2 Lessons learned</w:t>
@@ -14553,8 +15130,8 @@
         <w:ind w:hanging="0" w:left="0"/>
         <w:rPr/>
       </w:pPr>
-      <w:bookmarkStart w:id="40" w:name="__RefHeading___Toc2210_2766774698"/>
-      <w:bookmarkEnd w:id="40"/>
+      <w:bookmarkStart w:id="41" w:name="__RefHeading___Toc2210_2766774698"/>
+      <w:bookmarkEnd w:id="41"/>
       <w:r>
         <w:rPr/>
         <w:t>9.3 Possible extensions</w:t>
@@ -14665,8 +15242,8 @@
         <w:ind w:hanging="0" w:left="0"/>
         <w:rPr/>
       </w:pPr>
-      <w:bookmarkStart w:id="41" w:name="__RefHeading___Toc2212_2766774698"/>
-      <w:bookmarkEnd w:id="41"/>
+      <w:bookmarkStart w:id="42" w:name="__RefHeading___Toc2212_2766774698"/>
+      <w:bookmarkEnd w:id="42"/>
       <w:r>
         <w:rPr/>
         <w:t>10. Conclusion</w:t>
@@ -14712,8 +15289,8 @@
         <w:ind w:hanging="0" w:left="0"/>
         <w:rPr/>
       </w:pPr>
-      <w:bookmarkStart w:id="42" w:name="__RefHeading___Toc2214_2766774698"/>
-      <w:bookmarkEnd w:id="42"/>
+      <w:bookmarkStart w:id="43" w:name="__RefHeading___Toc2214_2766774698"/>
+      <w:bookmarkEnd w:id="43"/>
       <w:r>
         <w:rPr/>
         <w:t>Bibliography and Sources</w:t>
@@ -14834,8 +15411,8 @@
         <w:ind w:hanging="0" w:left="0"/>
         <w:rPr/>
       </w:pPr>
-      <w:bookmarkStart w:id="43" w:name="__RefHeading___Toc2216_2766774698"/>
-      <w:bookmarkEnd w:id="43"/>
+      <w:bookmarkStart w:id="44" w:name="__RefHeading___Toc2216_2766774698"/>
+      <w:bookmarkEnd w:id="44"/>
       <w:r>
         <w:rPr/>
         <w:t>Appendices</w:t>
@@ -14848,8 +15425,8 @@
         <w:ind w:hanging="0" w:left="0"/>
         <w:rPr/>
       </w:pPr>
-      <w:bookmarkStart w:id="44" w:name="__RefHeading___Toc2218_2766774698"/>
-      <w:bookmarkEnd w:id="44"/>
+      <w:bookmarkStart w:id="45" w:name="__RefHeading___Toc2218_2766774698"/>
+      <w:bookmarkEnd w:id="45"/>
       <w:r>
         <w:rPr/>
         <w:t>Appendix A - Example command set</w:t>
@@ -14942,14 +15519,7 @@
           <w:rFonts w:ascii="Courier New" w:hAnsi="Courier New"/>
           <w:sz w:val="21"/>
         </w:rPr>
-        <w:t>/</w:t>
-      </w:r>
-      <w:r>
-        <w:rPr>
-          <w:rFonts w:ascii="Courier New" w:hAnsi="Courier New"/>
-          <w:sz w:val="21"/>
-        </w:rPr>
-        <w:t>room info ProjectAlpha</w:t>
+        <w:t>/room info ProjectAlpha</w:t>
       </w:r>
     </w:p>
     <w:p>
@@ -14977,8 +15547,8 @@
         <w:ind w:hanging="0" w:left="0"/>
         <w:rPr/>
       </w:pPr>
-      <w:bookmarkStart w:id="45" w:name="__RefHeading___Toc2220_2766774698"/>
-      <w:bookmarkEnd w:id="45"/>
+      <w:bookmarkStart w:id="46" w:name="__RefHeading___Toc2220_2766774698"/>
+      <w:bookmarkEnd w:id="46"/>
       <w:r>
         <w:rPr/>
         <w:t>Appendix B - Main deliverables</w:t>
@@ -15131,7 +15701,7 @@
     </w:r>
     <w:r>
       <w:rPr/>
-      <w:t>27</w:t>
+      <w:t>28</w:t>
     </w:r>
     <w:r>
       <w:rPr/>
@@ -16119,7 +16689,7 @@
     <w:pPr>
       <w:widowControl/>
       <w:suppressAutoHyphens w:val="true"/>
-      <w:overflowPunct w:val="true"/>
+      <w:overflowPunct w:val="false"/>
       <w:bidi w:val="0"/>
       <w:spacing w:lineRule="auto" w:line="324" w:before="0" w:after="120"/>
       <w:jc w:val="both"/>
@@ -16749,7 +17319,7 @@
     <w:pPr>
       <w:widowControl/>
       <w:suppressAutoHyphens w:val="true"/>
-      <w:overflowPunct w:val="true"/>
+      <w:overflowPunct w:val="false"/>
       <w:bidi w:val="0"/>
       <w:spacing w:lineRule="auto" w:line="240" w:before="0" w:after="0"/>
       <w:jc w:val="left"/>
@@ -16984,7 +17554,7 @@
         <w:tab w:val="left" w:pos="4032" w:leader="none"/>
       </w:tabs>
       <w:suppressAutoHyphens w:val="true"/>
-      <w:overflowPunct w:val="true"/>
+      <w:overflowPunct w:val="false"/>
       <w:bidi w:val="0"/>
       <w:spacing w:lineRule="auto" w:line="276" w:before="0" w:after="200"/>
       <w:jc w:val="left"/>
@@ -17054,7 +17624,7 @@
     <w:pPr>
       <w:widowControl/>
       <w:suppressAutoHyphens w:val="true"/>
-      <w:overflowPunct w:val="true"/>
+      <w:overflowPunct w:val="false"/>
       <w:bidi w:val="0"/>
       <w:spacing w:lineRule="auto" w:line="276" w:before="60" w:after="160"/>
       <w:jc w:val="center"/>
@@ -17075,7 +17645,7 @@
     <w:pPr>
       <w:widowControl/>
       <w:suppressAutoHyphens w:val="true"/>
-      <w:overflowPunct w:val="true"/>
+      <w:overflowPunct w:val="false"/>
       <w:bidi w:val="0"/>
       <w:spacing w:lineRule="auto" w:line="276" w:before="60" w:after="120"/>
       <w:ind w:left="283" w:right="283"/>
